--- a/paper/build/submission/Manuscript.docx
+++ b/paper/build/submission/Manuscript.docx
@@ -11,15 +11,6 @@
         <w:t xml:space="preserve">Mathematical characterization of task detectability limits in AI-denoised CT: implications for task-based dose optimization</w:t>
       </w:r>
     </w:p>
-    <w:bookmarkStart w:id="9" w:name="abstract"/>
-    <w:p>
-      <w:pPr>
-        <w:pStyle w:val="Heading2"/>
-      </w:pPr>
-      <w:r>
-        <w:t xml:space="preserve">Abstract</w:t>
-      </w:r>
-    </w:p>
     <w:p>
       <w:pPr>
         <w:pStyle w:val="FirstParagraph"/>
@@ -29,31 +20,46 @@
           <w:b/>
           <w:bCs/>
         </w:rPr>
-        <w:t xml:space="preserve">Background.</w:t>
-      </w:r>
-      <w:r>
-        <w:t xml:space="preserve"> </w:t>
-      </w:r>
-      <w:r>
-        <w:t xml:space="preserve">Denoising improves reference-based fidelity metrics and is widely held thereby to permit dose reduction. That does not follow: processing cannot add task information.</w:t>
-      </w:r>
-    </w:p>
-    <w:p>
-      <w:pPr>
-        <w:pStyle w:val="BodyText"/>
+        <w:t xml:space="preserve">Shuji Yamamoto</w:t>
+      </w:r>
+      <w:r>
+        <w:t xml:space="preserve"> </w:t>
+      </w:r>
+      <w:r>
+        <w:t xml:space="preserve">Institute of One, LISIT Co., Ltd., Tokyo, Japan</w:t>
+      </w:r>
+      <w:r>
+        <w:t xml:space="preserve"> </w:t>
+      </w:r>
+      <w:r>
+        <w:t xml:space="preserve">yamamoto@lisit.jp · ORCID 0000-0001-9211-1071</w:t>
+      </w:r>
+    </w:p>
+    <w:bookmarkStart w:id="9" w:name="abstract"/>
+    <w:p>
+      <w:pPr>
+        <w:pStyle w:val="Heading2"/>
+      </w:pPr>
+      <w:r>
+        <w:t xml:space="preserve">Abstract</w:t>
+      </w:r>
+    </w:p>
+    <w:p>
+      <w:pPr>
+        <w:pStyle w:val="FirstParagraph"/>
       </w:pPr>
       <w:r>
         <w:rPr>
           <w:b/>
           <w:bCs/>
         </w:rPr>
-        <w:t xml:space="preserve">Purpose.</w:t>
-      </w:r>
-      <w:r>
-        <w:t xml:space="preserve"> </w:t>
-      </w:r>
-      <w:r>
-        <w:t xml:space="preserve">To characterize task detectability limits in denoised CT by separating the detectability an input offers an ideal observer from that a specified observer achieves, and thereby compare the exposure each method needs.</w:t>
+        <w:t xml:space="preserve">Background.</w:t>
+      </w:r>
+      <w:r>
+        <w:t xml:space="preserve"> </w:t>
+      </w:r>
+      <w:r>
+        <w:t xml:space="preserve">Denoising improves reference-based fidelity metrics and is widely held thereby to permit dose reduction. That does not follow: processing cannot add task information.</w:t>
       </w:r>
     </w:p>
     <w:p>
@@ -65,13 +71,31 @@
           <w:b/>
           <w:bCs/>
         </w:rPr>
+        <w:t xml:space="preserve">Purpose.</w:t>
+      </w:r>
+      <w:r>
+        <w:t xml:space="preserve"> </w:t>
+      </w:r>
+      <w:r>
+        <w:t xml:space="preserve">To characterize task detectability limits in denoised CT by separating the detectability an input offers an ideal observer from that a specified observer achieves, and thereby compare the exposure each method needs.</w:t>
+      </w:r>
+    </w:p>
+    <w:p>
+      <w:pPr>
+        <w:pStyle w:val="BodyText"/>
+      </w:pPr>
+      <w:r>
+        <w:rPr>
+          <w:b/>
+          <w:bCs/>
+        </w:rPr>
         <w:t xml:space="preserve">Methods.</w:t>
       </w:r>
       <w:r>
         <w:t xml:space="preserve"> </w:t>
       </w:r>
       <w:r>
-        <w:t xml:space="preserve">Signal- and background-known-exactly detection of a low-contrast disk on phantoms with three classical denoisers and three observers, and on 12 liver cases from LDCT-and-Projection-data with a synthetic lesion in abdominal soft tissue. Each arm is referenced to its unprocessed input and its analytic ceiling [1,2]. Residual CNNs trained on 8 cases were evaluated on 4 never seen, at two capacities, each paired with a counterpart differing only in an adversarial objective. Exposure was compared on a dose simulation rescaling the collection’s measured noise, against</w:t>
+        <w:t xml:space="preserve">Signal- and background-known-exactly detection of a low-contrast disk on phantoms with three classical denoisers and three observers, and on 12 liver cases from LDCT-and-Projection-data with a synthetic lesion in abdominal soft tissue. Each arm is referenced to its unprocessed input and its analytic ceiling [1,2]. Residual CNNs trained on 8 cases were evaluated on 4 never-seen cases, at two capacities, each paired with a counterpart differing only in an adversarial objective. Exposure was compared on a dose simulation rescaling the collection’s measured noise, against</w:t>
       </w:r>
       <w:r>
         <w:t xml:space="preserve"> </w:t>
@@ -758,7 +782,7 @@
         <w:t xml:space="preserve"> </w:t>
       </w:r>
       <w:r>
-        <w:t xml:space="preserve">(NPWE) [20], used as a stylized surrogate for limited noise-prewhitening efficiency. No human observer study was performed here, and NPWE is not offered as a validated model of a human reader.</w:t>
+        <w:t xml:space="preserve">(NPWE) [20], used as a stylised surrogate for limited noise-prewhitening efficiency. No human observer study was performed here, and NPWE is not offered as a validated model of a human reader.</w:t>
       </w:r>
     </w:p>
     <w:p>
@@ -1007,7 +1031,7 @@
         <w:rPr>
           <w:rStyle w:val="VerbatimChar"/>
         </w:rPr>
-        <w:t xml:space="preserve">mode=scipy.ndimage.gaussian_filter, mode='nearest'</w:t>
+        <w:t xml:space="preserve">mode='nearest'</w:t>
       </w:r>
       <w:r>
         <w:t xml:space="preserve">; total variation is</w:t>
@@ -1025,7 +1049,19 @@
         <w:t xml:space="preserve"> </w:t>
       </w:r>
       <w:r>
-        <w:t xml:space="preserve">applied as skimage.restoration.denoise_tv_chambolle, channel_axis=None, applied to the mean-removed plane and the mean restored, so the filter is shift-invariant; non-local means is</w:t>
+        <w:t xml:space="preserve">with</w:t>
+      </w:r>
+      <w:r>
+        <w:t xml:space="preserve"> </w:t>
+      </w:r>
+      <w:r>
+        <w:rPr>
+          <w:rStyle w:val="VerbatimChar"/>
+        </w:rPr>
+        <w:t xml:space="preserve">channel_axis=None</w:t>
+      </w:r>
+      <w:r>
+        <w:t xml:space="preserve">, applied to the mean-removed plane with the mean restored so that the filter is shift-invariant; non-local means is</w:t>
       </w:r>
       <w:r>
         <w:t xml:space="preserve"> </w:t>
@@ -1040,7 +1076,19 @@
         <w:t xml:space="preserve"> </w:t>
       </w:r>
       <w:r>
-        <w:t xml:space="preserve">with skimage.restoration.denoise_nl_means, fast_mode=True, patch_size=5, patch_distance=6, sigma=h. Library versions are recorded with the provenance of every run.</w:t>
+        <w:t xml:space="preserve">with</w:t>
+      </w:r>
+      <w:r>
+        <w:t xml:space="preserve"> </w:t>
+      </w:r>
+      <w:r>
+        <w:rPr>
+          <w:rStyle w:val="VerbatimChar"/>
+        </w:rPr>
+        <w:t xml:space="preserve">fast_mode=True, patch_size=5, patch_distance=6, sigma=h</w:t>
+      </w:r>
+      <w:r>
+        <w:t xml:space="preserve">. Library versions are recorded with the provenance of every run.</w:t>
       </w:r>
     </w:p>
     <w:p>
@@ -5665,7 +5713,7 @@
         <w:t xml:space="preserve"> </w:t>
       </w:r>
       <w:r>
-        <w:t xml:space="preserve">A floor computed from an ideal observer is not reachable. The achieved fraction of the ceiling on the unprocessed input at the nominal exposure is 0.745, and exposure enters and on this axis the ceiling crosses the requirement at 0.113 of the routine protocol while the unprocessed input crosses it at 0.187 — a factor 1.66, or 66 % more exposure than an ideal-observer calculation would ask for. With the requirement as the denominator rather than the ideal floor, the same fact reads: an ideal-observer calculation supplies 60% of the exposure the task needs. The two percentages describe one fact and are not interchangeable.</w:t>
+        <w:t xml:space="preserve">A floor computed from an ideal observer is not reachable. The achieved fraction of the ceiling on the unprocessed input at the nominal exposure is 0.745, and exposure enters as a square root; on this axis the ceiling crosses the requirement at 0.113 of the routine protocol while the unprocessed input crosses it at 0.187 — a factor 1.66, or 66 % more exposure than an ideal-observer calculation would ask for. With the requirement as the denominator rather than the ideal floor, the same fact reads: an ideal-observer calculation supplies 60% of the exposure the task needs. The two percentages describe one fact and are not interchangeable.</w:t>
       </w:r>
     </w:p>
     <w:p>
@@ -6071,7 +6119,7 @@
         <w:t xml:space="preserve"> </w:t>
       </w:r>
       <w:r>
-        <w:t xml:space="preserve">= 5 is one chosen operational criterion, not a universal information boundary, and every gauge threshold is task-specific: clinical deployment would require re-specifying and validating all of them. No human observer study was performed, so the non-prewhitening observer stands only as a stylized surrogate for limited prewhitening efficiency. The lesion is inserted, not native: what is measured is detection of a specified low-contrast signal, not of hepatocellular carcinoma, haemangioma or any other native lesion, whose contrast, margin and size distributions differ. Whether the ordering reported here transfers to those is a question for readers and for clinical validation, not one this measurement answers. The classical denoisers are parameterized with the true noise level of the acquisition setting, which is more than a blind method would know. The learned denoisers do not represent the state of the art. The acquisition model is relative and analytic: it locates conditions on an axis, not on a scanner. Ten realisations bound sampling variability but do not make the matrix exhaustive. Finally, the scope is post-processing of a defined input image; reconstruction from projection data is a separate map, subject to its own bound, and is not studied here.</w:t>
+        <w:t xml:space="preserve">= 5 is one chosen operational criterion, not a universal information boundary, and every gauge threshold is task-specific: clinical deployment would require re-specifying and validating all of them. No human observer study was performed, so the non-prewhitening observer stands only as a stylised surrogate for limited prewhitening efficiency. The lesion is inserted, not native: what is measured is detection of a specified low-contrast signal, not of hepatocellular carcinoma, haemangioma or any other native lesion, whose contrast, margin and size distributions differ. Whether the ordering reported here transfers to those is a question for readers and for clinical validation, not one this measurement answers. The classical denoisers are parameterized with the true noise level of the acquisition setting, which is more than a blind method would know. The learned denoisers do not represent the state of the art. The acquisition model is relative and analytic: it locates conditions on an axis, not on a scanner. Ten realisations bound sampling variability but do not make the matrix exhaustive. Finally, the scope is post-processing of a defined input image; reconstruction from projection data is a separate map, subject to its own bound, and is not studied here.</w:t>
       </w:r>
     </w:p>
     <w:bookmarkEnd w:id="62"/>
@@ -6218,7 +6266,7 @@
         </w:r>
       </w:hyperlink>
       <w:r>
-        <w:t xml:space="preserve">, MIT licensed, archived under a version DOI. The repository URL and that DOI both name the author, so they are withheld from this anonymised copy and given on the title page; they are restored at acceptance.2.0, doi:10.5281/zenodo.23095235. Its entry points are</w:t>
+        <w:t xml:space="preserve">, MIT licensed, archived at Zenodo as version 0.2.0, doi:10.5281/zenodo.23095235. Its entry points are</w:t>
       </w:r>
       <w:r>
         <w:t xml:space="preserve"> </w:t>
@@ -6377,7 +6425,7 @@
         <w:t xml:space="preserve">3.12</w:t>
       </w:r>
       <w:r>
-        <w:t xml:space="preserve">. The repository — source, tests, generated results, figures and this manuscript’s build — is public and is available at review time; the exact version reported here is archived at Zenodo as version 0.2.0, doi:10.5281/zenodo.23095236.</w:t>
+        <w:t xml:space="preserve">. The repository — source, tests, generated results, figures and this manuscript’s build — is public at https://github.com/Institute-of-One/denoiq-core and is available at review time; the exact version reported here is archived at Zenodo as version 0.2.0, doi:10.5281/zenodo.23095236.</w:t>
       </w:r>
     </w:p>
     <w:p>
@@ -6703,7 +6751,7 @@
         </w:numPr>
       </w:pPr>
       <w:r>
-        <w:t xml:space="preserve">Nelson BJ, Kc P, Badal A, Jiang L, Masters SC, Zeng R. Pediatric evaluations for deep learning CT denoising. Med Phys 2023;51:978-90. https://doi.org/10.1002/mp.16901.</w:t>
+        <w:t xml:space="preserve">Nelson BJ, Kc P, Badal A, Jiang L, Masters SC, Zeng R. Pediatric evaluations for deep learning CT denoising. Med Phys 2024;51:978-90. https://doi.org/10.1002/mp.16901.</w:t>
       </w:r>
     </w:p>
     <w:p>

--- a/paper/build/submission/Manuscript.docx
+++ b/paper/build/submission/Manuscript.docx
@@ -26,7 +26,7 @@
         <w:t xml:space="preserve"> </w:t>
       </w:r>
       <w:r>
-        <w:t xml:space="preserve">Institute of One, LISIT Co., Ltd., Tokyo, Japan</w:t>
+        <w:t xml:space="preserve">Institute of One, LISIT Co., Ltd., Tokyo 150-0044, Japan</w:t>
       </w:r>
       <w:r>
         <w:t xml:space="preserve"> </w:t>
@@ -359,7 +359,7 @@
         <w:pStyle w:val="FirstParagraph"/>
       </w:pPr>
       <w:r>
-        <w:t xml:space="preserve">That denoising can degrade task performance while improving fidelity is established empirically. Li et al. [3] assessed deep denoising on binary signal detection with model observers and connected the result to the data-processing inequality; Yu et al. [4] reported for myocardial perfusion SPECT that denoising improved RMSE and SSIM while frequently degrading detection performance; Li et al. [5] proposed a framework for mapping the nonlinear system and noise response of such algorithms; and task-informed training [6] shows the trade-off can be shifted but not escaped. Hallucination in reconstruction has been characterised in terms of a task-relevant null space [7]. In CT specifically, Eulig et al. [8] benchmarked deep low-dose CT denoisers on the downstream detection and diagnosis of lesions rather than on fidelity alone, and Nelson et al. [9] found that a network trained on adult images changes low-contrast detectability differently on paediatric-sized phantoms. The relation between task-based image quality and dose is treated comprehensively by Barrett et al. [10].</w:t>
+        <w:t xml:space="preserve">That denoising can degrade task performance while improving fidelity is established empirically. Li et al. [3] assessed deep denoising on binary signal detection with model observers and connected the result to the data-processing inequality; Yu et al. [4] reported for myocardial perfusion SPECT that denoising improved RMSE and SSIM while frequently degrading detection performance; Li et al. [5] proposed a framework for mapping the nonlinear system and noise response of such algorithms; and task-informed training [6] shows the trade-off can be shifted but not escaped. Hallucination in reconstruction has been characterized in terms of a task-relevant null space [7]. In CT specifically, Eulig et al. [8] benchmarked deep low-dose CT denoisers on the downstream detection and diagnosis of lesions rather than on fidelity alone, and Nelson et al. [9] found that a network trained on adult images changes low-contrast detectability differently on paediatric-sized phantoms. The relation between task-based image quality and dose is treated comprehensively by Barrett et al. [10].</w:t>
       </w:r>
     </w:p>
     <w:p>
@@ -391,7 +391,7 @@
         <w:pStyle w:val="BodyText"/>
       </w:pPr>
       <w:r>
-        <w:t xml:space="preserve">Task-based evaluation of CT denoising and deep-learning reconstruction is neither new nor uniformly negative, and the scope of what follows is set by that. Greffier et al. characterised two generations of a deep-learning reconstruction against noise power spectrum, task transfer function and a detectability index across dose [11,12]; Fan et al. evaluated a deep-CNN reconstruction with a channelised Hotelling observer on the ACR phantom [13]; and Tivnan et al. optimised a tunable network against low-contrast lesion detectability directly, rather than against fidelity [14]. These report conditions under which such methods raise detectability, not merely fidelity. Toia et al. put the two kinds of observer side by side on one algorithm: dose reductions of up to ninety per cent were judged non-inferior by twenty-four human readers, and up to seventy per cent by a task-based model observer [15].</w:t>
+        <w:t xml:space="preserve">Task-based evaluation of CT denoising and deep-learning reconstruction is neither new nor uniformly negative, and the scope of what follows is set by that. Greffier et al. characterized two generations of a deep-learning reconstruction against noise power spectrum, task transfer function and a detectability index across dose [11,12]; Fan et al. evaluated a deep-CNN reconstruction with a channelized Hotelling observer on the ACR phantom [13]; and Tivnan et al. optimized a tunable network against low-contrast lesion detectability directly, rather than against fidelity [14]. These report conditions under which such methods raise detectability, not merely fidelity. Toia et al. put the two kinds of observer side by side on one algorithm: dose reductions of up to ninety per cent were judged non-inferior by twenty-four human readers, and up to seventy per cent by a task-based model observer [15].</w:t>
       </w:r>
     </w:p>
     <w:p>
@@ -423,7 +423,7 @@
         <w:t xml:space="preserve"> </w:t>
       </w:r>
       <w:r>
-        <w:t xml:space="preserve">processing of a given input can attain, so the question becomes how much of the information already present survives. This study measures all three on one controlled matrix, with an analytic reference that removes the usual ambiguity about whether an apparent loss is real or an artefact of the estimator, and with repeated realisations so that effect sizes come with intervals.</w:t>
+        <w:t xml:space="preserve">processing of a given input can attain, so the question becomes how much of the information already present survives. This study measures all three on one controlled matrix, with an analytic reference that removes the usual ambiguity about whether an apparent loss is real or an artefact of the estimator, and with repeated realizations so that effect sizes come with intervals.</w:t>
       </w:r>
     </w:p>
     <w:bookmarkEnd w:id="10"/>
@@ -494,7 +494,7 @@
         </w:numPr>
       </w:pPr>
       <w:r>
-        <w:t xml:space="preserve">Quantification of fidelity–task divergence across denoisers and imaging conditions, with effect sizes and intervals from repeated independent realisations.</w:t>
+        <w:t xml:space="preserve">Quantification of fidelity–task divergence across denoisers and imaging conditions, with effect sizes and intervals from repeated independent realizations.</w:t>
       </w:r>
     </w:p>
     <w:p>
@@ -505,7 +505,7 @@
         </w:numPr>
       </w:pPr>
       <w:r>
-        <w:t xml:space="preserve">Quantification of observer-dependent denoising benefits, comparing a prewhitening observer, a channelised Hotelling observer and a non-prewhitening observer on identical images.</w:t>
+        <w:t xml:space="preserve">Quantification of observer-dependent denoising benefits, comparing a prewhitening observer, a channelized Hotelling observer and a non-prewhitening observer on identical images.</w:t>
       </w:r>
     </w:p>
     <w:p>
@@ -749,7 +749,7 @@
           <w:i/>
           <w:iCs/>
         </w:rPr>
-        <w:t xml:space="preserve">channelised Hotelling observer</w:t>
+        <w:t xml:space="preserve">channelized Hotelling observer</w:t>
       </w:r>
       <w:r>
         <w:t xml:space="preserve"> </w:t>
@@ -782,7 +782,7 @@
         <w:t xml:space="preserve"> </w:t>
       </w:r>
       <w:r>
-        <w:t xml:space="preserve">(NPWE) [20], used as a stylised surrogate for limited noise-prewhitening efficiency. No human observer study was performed here, and NPWE is not offered as a validated model of a human reader.</w:t>
+        <w:t xml:space="preserve">(NPWE) [20], used as a stylized surrogate for limited noise-prewhitening efficiency. No human observer study was performed here, and NPWE is not offered as a validated model of a human reader.</w:t>
       </w:r>
     </w:p>
     <w:p>
@@ -966,7 +966,7 @@
         <w:pStyle w:val="BodyText"/>
       </w:pPr>
       <w:r>
-        <w:t xml:space="preserve">Dose is taken proportional to mAs; it also rises with kV in reality, and that dependence is left out, so every dose comparison in this paper is made at fixed kV. On the kV axis we report kV itself and never a dose ratio. This is a normalised model, not a calibration: it carries no measured dose-to-noise relation for any device and no absolute exposure values.</w:t>
+        <w:t xml:space="preserve">Dose is taken proportional to mAs; it also rises with kV in reality, and that dependence is left out, so every dose comparison in this paper is made at fixed kV. On the kV axis we report kV itself and never a dose ratio. This is a normalized model, not a calibration: it carries no measured dose-to-noise relation for any device and no absolute exposure values.</w:t>
       </w:r>
     </w:p>
     <w:bookmarkEnd w:id="15"/>
@@ -1137,17 +1137,17 @@
         <w:t xml:space="preserve"> </w:t>
       </w:r>
       <w:r>
-        <w:t xml:space="preserve">is that the processing is conditionally independent of the hypothesis given the input: the parameter depends only on the acquisition setting, which is fixed within a condition and identical for its signal-present and signal-absent arms. No denoiser receives the class label, the lesion location, the noise realisation, or any other trial’s pixels, and each image is processed independently — all asserted in the test suite.</w:t>
+        <w:t xml:space="preserve">is that the processing is conditionally independent of the hypothesis given the input: the parameter depends only on the acquisition setting, which is fixed within a condition and identical for its signal-present and signal-absent arms. No denoiser receives the class label, the lesion location, the noise realization, or any other trial’s pixels, and each image is processed independently — all asserted in the test suite.</w:t>
       </w:r>
     </w:p>
     <w:bookmarkEnd w:id="16"/>
-    <w:bookmarkStart w:id="20" w:name="Xaffd6b2911ee30c0d45e5fe68825a7702dd5c25"/>
+    <w:bookmarkStart w:id="20" w:name="X4d64cf410a126746850dd6f680a78a6491db9a0"/>
     <w:p>
       <w:pPr>
         <w:pStyle w:val="Heading3"/>
       </w:pPr>
       <w:r>
-        <w:t xml:space="preserve">2.4 Experimental design and independent realisations</w:t>
+        <w:t xml:space="preserve">2.4 Experimental design and independent realizations</w:t>
       </w:r>
     </w:p>
     <w:p>
@@ -1203,15 +1203,15 @@
         <w:t xml:space="preserve"> </w:t>
       </w:r>
       <w:r>
-        <w:t xml:space="preserve">is one arm in one realisation. Conditions are not shared between domains, so arms need no deduplication: the dose, noise-correlation and lesion domains each generate their own conditions, and the atlas domain adds settings on the kV–mAs plane used for the floor demonstration, where a single denoiser is applied rather than all three. That is why the processed-arm count is 55 rather than three times the 21 input conditions.</w:t>
-      </w:r>
-    </w:p>
-    <w:p>
-      <w:pPr>
-        <w:pStyle w:val="BodyText"/>
-      </w:pPr>
-      <w:r>
-        <w:t xml:space="preserve">The whole matrix was run over 10 independent realisations. The first is the seed of the earlier single-realisation study, retained so that the previous result remains inspectable; the others follow from it by a fixed stride recorded in the configuration, so the list is a property of the code rather than of a session. Signal-present and signal-absent trials come from one seeded stream per realisation and are independent by construction. Every realisation runs the identical matrix, which makes arms pairable across realisations, and per-realisation results are written alongside the aggregate. We report 76 unique arms evaluated across 10 independent realisations — 760 arm–realisation evaluations — and never as a single inflated condition count. The representative realisation used for the example images is the first seed; Figure 1 shows the signal-present and signal-absent images at one setting, for the unprocessed input and each classical denoiser on a common display window.</w:t>
+        <w:t xml:space="preserve">is one arm in one realization. Conditions are not shared between domains, so arms need no deduplication: the dose, noise-correlation and lesion domains each generate their own conditions, and the atlas domain adds settings on the kV–mAs plane used for the floor demonstration, where a single denoiser is applied rather than all three. That is why the processed-arm count is 55 rather than three times the 21 input conditions.</w:t>
+      </w:r>
+    </w:p>
+    <w:p>
+      <w:pPr>
+        <w:pStyle w:val="BodyText"/>
+      </w:pPr>
+      <w:r>
+        <w:t xml:space="preserve">The whole matrix was run over 10 independent realizations. The first is the seed of the earlier single-realization study, retained so that the previous result remains inspectable; the others follow from it by a fixed stride recorded in the configuration, so the list is a property of the code rather than of a session. Signal-present and signal-absent trials come from one seeded stream per realization and are independent by construction. Every realization runs the identical matrix, which makes arms pairable across realizations, and per-realization results are written alongside the aggregate. We report 76 unique arms evaluated across 10 independent realizations — 760 arm–realization evaluations — and never as a single inflated condition count. The representative realization used for the example images is the first seed; Figure 1 shows the signal-present and signal-absent images at one setting, for the unprocessed input and each classical denoiser on a common display window.</w:t>
       </w:r>
     </w:p>
     <w:p>
@@ -1390,7 +1390,7 @@
         <w:t xml:space="preserve"> </w:t>
       </w:r>
       <w:r>
-        <w:t xml:space="preserve">from the pooled-variance separation and AUC from the Mann–Whitney statistic, using every trial exactly once while no score comes from a template that saw its own image. The measured NPS is made invertible by filling the DC bin from its neighbours, adding a ridge of 0.01 × the mean power, and clamping at 1×10⁻⁶ × the peak; these steps stabilise the estimate but may reduce its efficiency relative to the unknown optimum. The same scheme estimates NPWE; the CHO uses the split estimator of the underlying package, which is also held out.</w:t>
+        <w:t xml:space="preserve">from the pooled-variance separation and AUC from the Mann–Whitney statistic, using every trial exactly once while no score comes from a template that saw its own image. The measured NPS is made invertible by filling the DC bin from its neighbours, adding a ridge of 0.01 × the mean power, and clamping at 1×10⁻⁶ × the peak; these steps stabilize the estimate but may reduce its efficiency relative to the unknown optimum. The same scheme estimates NPWE; the CHO uses the split estimator of the underlying package, which is also held out.</w:t>
       </w:r>
     </w:p>
     <w:p>
@@ -1468,7 +1468,7 @@
         <w:t xml:space="preserve"> </w:t>
       </w:r>
       <w:r>
-        <w:t xml:space="preserve">the Hanley–McNeil standard error [22] of the scored AUC, and the second term one quantisation step of the Mann–Whitney statistic. The comparison is made at every arm, and it is reported twice: at the armwise margin above, and at a</w:t>
+        <w:t xml:space="preserve">the Hanley–McNeil standard error [22] of the scored AUC, and the second term one quantization step of the Mann–Whitney statistic. The comparison is made at every arm, and it is reported twice: at the armwise margin above, and at a</w:t>
       </w:r>
       <w:r>
         <w:t xml:space="preserve"> </w:t>
@@ -1514,7 +1514,7 @@
         <w:t xml:space="preserve"> </w:t>
       </w:r>
       <w:r>
-        <w:t xml:space="preserve">over all arm–realisation comparisons. The claim of interest concerns processing, so the simultaneous statement is made over the processed arms; the unprocessed arms are self-comparisons of an input against its own ceiling and are reported separately, since an identity map cannot create information and any excess there measures the estimator and the finite sample. Alongside both we report the largest excess anywhere against the margin at that arm, and we summarise the AUC-saturated arms — those whose analytic ceiling AUC lies within ten quantisation steps of 1 — separately, since there the comparison is limited by the resolution of the rank statistic rather than by information.</w:t>
+        <w:t xml:space="preserve">over all arm–realization comparisons. The claim of interest concerns processing, so the simultaneous statement is made over the processed arms; the unprocessed arms are self-comparisons of an input against its own ceiling and are reported separately, since an identity map cannot create information and any excess there measures the estimator and the finite sample. Alongside both we report the largest excess anywhere against the margin at that arm, and we summarize the AUC-saturated arms — those whose analytic ceiling AUC lies within ten quantization steps of 1 — separately, since there the comparison is limited by the resolution of the rank statistic rather than by information.</w:t>
       </w:r>
     </w:p>
     <w:p>
@@ -1565,7 +1565,7 @@
         <w:pStyle w:val="FirstParagraph"/>
       </w:pPr>
       <w:r>
-        <w:t xml:space="preserve">For each processed arm, with the unprocessed arm of the same condition and realisation as its reference:</w:t>
+        <w:t xml:space="preserve">For each processed arm, with the unprocessed arm of the same condition and realization as its reference:</w:t>
       </w:r>
     </w:p>
     <w:p>
@@ -1808,7 +1808,7 @@
         <w:t xml:space="preserve"> </w:t>
       </w:r>
       <w:r>
-        <w:t xml:space="preserve">above the same rate measured on the unprocessed input of that condition — in signal-absent trials the object is uniform but the acquired image is not, and noise alone produces such responses. Both definitions, and the matched-filter normalisation behind them, are restated in Supplementary Methods.</w:t>
+        <w:t xml:space="preserve">above the same rate measured on the unprocessed input of that condition — in signal-absent trials the object is uniform but the acquired image is not, and noise alone produces such responses. Both definitions, and the matched-filter normalization behind them, are restated in Supplementary Methods.</w:t>
       </w:r>
     </w:p>
     <w:bookmarkEnd w:id="22"/>
@@ -1826,7 +1826,7 @@
         <w:pStyle w:val="FirstParagraph"/>
       </w:pPr>
       <w:r>
-        <w:t xml:space="preserve">Arms are not independent observations: all arms of a realisation share its noise stream, and the arms of a condition share its images. Intervals therefore come from a cluster bootstrap that resamples whole realisations with replacement (4000 replicates, seeded), carrying every arm of a drawn realisation along. Point estimates are the statistic on the full data; intervals are percentile intervals; two-sided bootstrap p-values are reported beside them and Holm-adjusted within each family (denoisers within an endpoint, stratum contrasts within theirs). Proportions are additionally reported with a Wilson interval as the conventional unclustered reference, which is the narrower of the two. Conclusions rest on effect sizes and intervals rather than on p-values. Every statistic in this manuscript is computed by the analysis module and written to</w:t>
+        <w:t xml:space="preserve">Arms are not independent observations: all arms of a realization share its noise stream, and the arms of a condition share its images. Intervals therefore come from a cluster bootstrap that resamples whole realizations with replacement (4000 replicates, seeded), carrying every arm of a drawn realization along. Point estimates are the statistic on the full data; intervals are percentile intervals; two-sided bootstrap p-values are reported beside them and Holm-adjusted within each family (denoisers within an endpoint, stratum contrasts within theirs). Proportions are additionally reported with a Wilson interval as the conventional unclustered reference, which is the narrower of the two. Conclusions rest on effect sizes and intervals rather than on p-values. Every statistic in this manuscript is computed by the analysis module and written to</w:t>
       </w:r>
       <w:r>
         <w:t xml:space="preserve"> </w:t>
@@ -1974,7 +1974,7 @@
         <w:t xml:space="preserve"> </w:t>
       </w:r>
       <w:r>
-        <w:t xml:space="preserve">Candidate sites are regions of interest of 48 pixels whose mean lies between 0 and 160 HU and whose standard deviation is below 60 HU, drawn from the 25 slices either side of the middle of each case. Up to 250 sites are used per case and a case contributing fewer than 16 is dropped. Signal-present and signal-absent trials are built at the same sites from the same background, so the two members of a pair differ in two respects and in no others: the lesion, which is present in one and absent in the other, and the noise, which is an independent measured realisation drawn for each member from a site other than the one supplying the background. The anatomy is common to the pair and cancels in their difference; the noise does not, and that is what the detectability expression below is built on.</w:t>
+        <w:t xml:space="preserve">Candidate sites are regions of interest of 48 pixels whose mean lies between 0 and 160 HU and whose standard deviation is below 60 HU, drawn from the 25 slices either side of the middle of each case. Up to 250 sites are used per case and a case contributing fewer than 16 is dropped. Signal-present and signal-absent trials are built at the same sites from the same background, so the two members of a pair differ in two respects and in no others: the lesion, which is present in one and absent in the other, and the noise, which is an independent measured realization drawn for each member from a site other than the one supplying the background. The anatomy is common to the pair and cancels in their difference; the noise does not, and that is what the detectability expression below is built on.</w:t>
       </w:r>
     </w:p>
     <w:p>
@@ -2020,7 +2020,7 @@
         <w:pStyle w:val="BodyText"/>
       </w:pPr>
       <w:r>
-        <w:t xml:space="preserve">The template is formed on training folds and applied to held-out ones. Trials are assigned to 5 folds by trial index modulo the number of folds. Within each training fold the signal is estimated as the difference of the present and absent means rather than assumed known, the noise power spectrum is estimated from the paired differences as above, and the template is the inverse transform of the estimated signal spectrum divided by that noise spectrum. The division is regularised in three steps, because an estimated spectrum has a zeroed DC bin and small high-frequency values that would otherwise dominate the template: the DC bin is replaced by the mean of its four neighbours, a ridge of 0.01 of the spectrum’s mean is added, and a floor of 0.001 of its maximum is applied. Each held-out trial is then scored by the inner product of its image with the template. A template that had seen the trial it scores would report the fit rather than the detectability, which is why the folds are held out.</w:t>
+        <w:t xml:space="preserve">The template is formed on training folds and applied to held-out ones. Trials are assigned to 5 folds by trial index modulo the number of folds. Within each training fold the signal is estimated as the difference of the present and absent means rather than assumed known, the noise power spectrum is estimated from the paired differences as above, and the template is the inverse transform of the estimated signal spectrum divided by that noise spectrum. The division is regularized in three steps, because an estimated spectrum has a zeroed DC bin and small high-frequency values that would otherwise dominate the template: the DC bin is replaced by the mean of its four neighbours, a ridge of 0.01 of the spectrum’s mean is added, and a floor of 0.001 of its maximum is applied. Each held-out trial is then scored by the inner product of its image with the template. A template that had seen the trial it scores would report the fit rather than the detectability, which is why the folds are held out.</w:t>
       </w:r>
     </w:p>
     <w:p>
@@ -2136,7 +2136,7 @@
         <w:t xml:space="preserve"> </w:t>
       </w:r>
       <w:r>
-        <w:t xml:space="preserve">Training pairs are normalised exactly as inference normalises them, by each image’s own mean and estimated noise level; a network trained in absolute HU and deployed through a normalising wrapper is not the network that was trained. The split is by case: the network sees 8 cases and is evaluated on the 4 it never saw, because slices from one patient are not independent and a network tested on another slice of a liver it trained on is being tested on its own training set. The network never sees a lesion — its targets are routine-dose reconstructions of ordinary anatomy, which is what a denoiser is actually given — so the lesion exists only in the evaluation.</w:t>
+        <w:t xml:space="preserve">Training pairs are normalized exactly as inference normalizes them, by each image’s own mean and estimated noise level; a network trained in absolute HU and deployed through a normalizing wrapper is not the network that was trained. The split is by case: the network sees 8 cases and is evaluated on the 4 it never saw, because slices from one patient are not independent and a network tested on another slice of a liver it trained on is being tested on its own training set. The network never sees a lesion — its targets are routine-dose reconstructions of ordinary anatomy, which is what a denoiser is actually given — so the lesion exists only in the evaluation.</w:t>
       </w:r>
     </w:p>
     <w:p>
@@ -2154,7 +2154,7 @@
         <w:t xml:space="preserve"> </w:t>
       </w:r>
       <w:r>
-        <w:t xml:space="preserve">Every denoiser above regresses towards the mean, so none of them can fabricate and a null result on fabrication from them alone would be uninformative. At each capacity a second network is therefore trained that differs in the objective and in nothing else: the same architecture built from the same seed, the same patches, the same epochs, the same batch size and the same learning rate, with the generator minimising</w:t>
+        <w:t xml:space="preserve">Every denoiser above regresses towards the mean, so none of them can fabricate and a null result on fabrication from them alone would be uninformative. At each capacity a second network is therefore trained that differs in the objective and in nothing else: the same architecture built from the same seed, the same patches, the same epochs, the same batch size and the same learning rate, with the generator minimizing</w:t>
       </w:r>
       <w:r>
         <w:t xml:space="preserve"> </w:t>
@@ -2328,7 +2328,7 @@
         <w:pStyle w:val="FirstParagraph"/>
       </w:pPr>
       <w:r>
-        <w:t xml:space="preserve">Table 1 gives the matrix. The primary analysis comprises 21 input conditions and 76 unique arms (21 unprocessed, 55 processed), each evaluated in 10 independent realisations, giving 760 arm–realisation evaluations and 1,696,000 scored image trials. Endpoints are computed on the 550 processed evaluations, each paired with the unprocessed arm of its own condition and realisation. Figures 2 and 3 give the dose response of the representative realisation, in fidelity and in task</w:t>
+        <w:t xml:space="preserve">Table 1 gives the matrix. The primary analysis comprises 21 input conditions and 76 unique arms (21 unprocessed, 55 processed), each evaluated in 10 independent realizations, giving 760 arm–realization evaluations and 1,696,000 scored image trials. Endpoints are computed on the 550 processed evaluations, each paired with the unprocessed arm of its own condition and realization. Figures 2 and 3 give the dose response of the representative realization, in fidelity and in task</w:t>
       </w:r>
       <w:r>
         <w:t xml:space="preserve"> </w:t>
@@ -2394,7 +2394,7 @@
         <w:t xml:space="preserve"> </w:t>
       </w:r>
       <w:r>
-        <w:t xml:space="preserve">is one condition with one processing, including the unprocessed one. The 76 unique arms were each evaluated in 10 independent realisations, giving 760 arm–realisation evaluations and 1,696,000 scored image trials. The three sweeps use 1,200 trials per class per arm and the atlas settings fewer, so the trial total is summed rather than assumed. Conditions are not shared between domains, so no deduplication is needed; the atlas domain applies a single denoiser rather than all three, which is why the processed-arm total is not three times the number of input conditions. The learned denoiser is evaluated separately and is not part of this matrix.</w:t>
+        <w:t xml:space="preserve">is one condition with one processing, including the unprocessed one. The 76 unique arms were each evaluated in 10 independent realizations, giving 760 arm–realization evaluations and 1,696,000 scored image trials. The three sweeps use 1,200 trials per class per arm and the atlas settings fewer, so the trial total is summed rather than assumed. Conditions are not shared between domains, so no deduplication is needed; the atlas domain applies a single denoiser rather than all three, which is why the processed-arm total is not three times the number of input conditions. The learned denoiser is evaluated separately and is not part of this matrix.</w:t>
       </w:r>
     </w:p>
     <w:tbl>
@@ -2879,7 +2879,7 @@
           <wp:inline>
             <wp:extent cx="5334000" cy="2270718"/>
             <wp:effectExtent b="0" l="0" r="0" t="0"/>
-            <wp:docPr descr="Figure 2. SSIM and PSNR against relative dose in the representative realisation — the fidelity view." title="" id="28" name="Picture"/>
+            <wp:docPr descr="Figure 2. SSIM and PSNR against relative dose in the representative realization — the fidelity view." title="" id="28" name="Picture"/>
             <a:graphic>
               <a:graphicData uri="http://schemas.openxmlformats.org/drawingml/2006/picture">
                 <pic:pic>
@@ -2932,7 +2932,7 @@
         <w:t xml:space="preserve"> </w:t>
       </w:r>
       <w:r>
-        <w:t xml:space="preserve">SSIM and PSNR against relative dose in the representative realisation — the fidelity view.</w:t>
+        <w:t xml:space="preserve">SSIM and PSNR against relative dose in the representative realization — the fidelity view.</w:t>
       </w:r>
     </w:p>
     <w:p>
@@ -3107,7 +3107,7 @@
           <wp:inline>
             <wp:extent cx="5334000" cy="3581327"/>
             <wp:effectExtent b="0" l="0" r="0" t="0"/>
-            <wp:docPr descr="Figure 4. Fidelity–task divergence: ΔSSIM against Δd'(PW), processed minus unprocessed, for every arm–realisation evaluation, with the divergent quadrant shaded and the per-realisation divergence rates beside it." title="" id="35" name="Picture"/>
+            <wp:docPr descr="Figure 4. Fidelity–task divergence: ΔSSIM against Δd'(PW), processed minus unprocessed, for every arm–realization evaluation, with the divergent quadrant shaded and the per-realization divergence rates beside it." title="" id="35" name="Picture"/>
             <a:graphic>
               <a:graphicData uri="http://schemas.openxmlformats.org/drawingml/2006/picture">
                 <pic:pic>
@@ -3169,7 +3169,7 @@
         <w:t xml:space="preserve">d'</w:t>
       </w:r>
       <w:r>
-        <w:t xml:space="preserve">(PW), processed minus unprocessed, for every arm–realisation evaluation, with the divergent quadrant shaded and the per-realisation divergence rates beside it.</w:t>
+        <w:t xml:space="preserve">(PW), processed minus unprocessed, for every arm–realization evaluation, with the divergent quadrant shaded and the per-realization divergence rates beside it.</w:t>
       </w:r>
     </w:p>
     <w:bookmarkEnd w:id="37"/>
@@ -3233,7 +3233,7 @@
         <w:t xml:space="preserve"> </w:t>
       </w:r>
       <w:r>
-        <w:t xml:space="preserve">Observer-dependent effects: processed minus unprocessed at the same condition and realisation, as mean [95 % CI] from a bootstrap resampling whole realisations. Columns are the denoisers. PW is the cross-fitted prewhitening observer, CHO the channelised Hotelling observer, NPWE the non-prewhitening observer with an eye filter — a stylised surrogate for limited prewhitening efficiency, not a human-reader model. The benefit is B = Δd′(NPWE) − Δd′(PW); p-values are two-sided bootstrap values for B, Holm-adjusted across the three denoisers. None of these columns is the analytic ceiling, which is a property of the unprocessed input and is unchanged by processing.</w:t>
+        <w:t xml:space="preserve">Observer-dependent effects: processed minus unprocessed at the same condition and realization, as mean [95 % CI] from a bootstrap resampling whole realizations. Columns are the denoisers. PW is the cross-fitted prewhitening observer, CHO the channelized Hotelling observer, NPWE the non-prewhitening observer with an eye filter — a stylized surrogate for limited prewhitening efficiency, not a human-reader model. The benefit is B = Δd′(NPWE) − Δd′(PW); p-values are two-sided bootstrap values for B, Holm-adjusted across the three denoisers. None of these columns is the analytic ceiling, which is a property of the unprocessed input and is unchanged by processing.</w:t>
       </w:r>
     </w:p>
     <w:tbl>
@@ -3722,7 +3722,7 @@
         <w:t xml:space="preserve"> </w:t>
       </w:r>
       <w:r>
-        <w:t xml:space="preserve">= +1.13 (+1.12 to +1.14), and 77.8% (75.8% to 79.6%) of evaluations improved the non-prewhitening observer while not improving the prewhitening one. Table 2 gives the per-denoiser effects with intervals and Holm-adjusted p-values; Figure 5 plots them with realisation-level uncertainty. The benefit also varied with noise correlation length — the condition that separates an observer that can prewhiten from one that cannot:</w:t>
+        <w:t xml:space="preserve">= +1.13 (+1.12 to +1.14), and 77.8% (75.8% to 79.6%) of evaluations improved the non-prewhitening observer while not improving the prewhitening one. Table 2 gives the per-denoiser effects with intervals and Holm-adjusted p-values; Figure 5 plots them with realization-level uncertainty. The benefit also varied with noise correlation length — the condition that separates an observer that can prewhiten from one that cannot:</w:t>
       </w:r>
       <w:r>
         <w:t xml:space="preserve"> </w:t>
@@ -3749,7 +3749,7 @@
           <wp:inline>
             <wp:extent cx="5334000" cy="3204437"/>
             <wp:effectExtent b="0" l="0" r="0" t="0"/>
-            <wp:docPr descr="Figure 5. Observer-dependent benefit: Δd' for the prewhitening, channelised Hotelling and non-prewhitening observers, and their difference B, per denoiser with clustered 95 % intervals." title="" id="39" name="Picture"/>
+            <wp:docPr descr="Figure 5. Observer-dependent benefit: Δd' for the prewhitening, channelized Hotelling and non-prewhitening observers, and their difference B, per denoiser with clustered 95 % intervals." title="" id="39" name="Picture"/>
             <a:graphic>
               <a:graphicData uri="http://schemas.openxmlformats.org/drawingml/2006/picture">
                 <pic:pic>
@@ -3814,7 +3814,7 @@
         <w:t xml:space="preserve"> </w:t>
       </w:r>
       <w:r>
-        <w:t xml:space="preserve">for the prewhitening, channelised Hotelling and non-prewhitening observers, and their difference B, per denoiser with clustered 95 % intervals.</w:t>
+        <w:t xml:space="preserve">for the prewhitening, channelized Hotelling and non-prewhitening observers, and their difference B, per denoiser with clustered 95 % intervals.</w:t>
       </w:r>
     </w:p>
     <w:bookmarkEnd w:id="41"/>
@@ -3832,7 +3832,7 @@
         <w:pStyle w:val="FirstParagraph"/>
       </w:pPr>
       <w:r>
-        <w:t xml:space="preserve">Across 760 arm–realisation evaluations the mean excess of the cross-fitted prewhitening AUC over the analytic ceiling of its own input was -0.032, and the largest was 1.64×10⁻⁴.</w:t>
+        <w:t xml:space="preserve">Across 760 arm–realization evaluations the mean excess of the cross-fitted prewhitening AUC over the analytic ceiling of its own input was -0.032, and the largest was 1.64×10⁻⁴.</w:t>
       </w:r>
     </w:p>
     <w:p>
@@ -3868,7 +3868,7 @@
         <w:t xml:space="preserve"> </w:t>
       </w:r>
       <w:r>
-        <w:t xml:space="preserve">arm, where the processing is the identity and cannot create information: it is a degeneracy of the closed-form interval at perfect separation, where the Hanley–McNeil standard error is identically zero and the margin collapses to one quantisation step. Excluding the 180 AUC-saturated evaluations, the remaining 580 gave a largest excess of 1.64×10⁻⁴ and 0 exceedances, so nothing rests on the saturated regime. Supplementary Section S8 gives the margin construction, the saturation criterion and the exceeding arm in full.</w:t>
+        <w:t xml:space="preserve">arm, where the processing is the identity and cannot create information: it is a degeneracy of the closed-form interval at perfect separation, where the Hanley–McNeil standard error is identically zero and the margin collapses to one quantization step. Excluding the 180 AUC-saturated evaluations, the remaining 580 gave a largest excess of 1.64×10⁻⁴ and 0 exceedances, so nothing rests on the saturated regime. Supplementary Section S8 gives the margin construction, the saturation criterion and the exceeding arm in full.</w:t>
       </w:r>
     </w:p>
     <w:p>
@@ -4116,7 +4116,7 @@
         <w:pStyle w:val="BodyText"/>
       </w:pPr>
       <w:r>
-        <w:t xml:space="preserve">Contrast erasure did not differ appreciably between strata (3.8% above against 5.1% below, Holm-adjusted p = 1.00), and excess lesion-like responses were absent in every stratum. With these denoisers, at this response threshold, the failure mode is erasure and dilution of true contrast rather than fabrication of false structure — a result that should not be generalised to generative or learned methods, whose failure modes may differ. Supplementary Table S3 gives the stratified counts, the interval estimates and the gauge’s verdict breakdown, which reflects the strata by construction: an input that fails the requirement is itself a red rule, so below the floor the informative part is the reason attached rather than the colour.</w:t>
+        <w:t xml:space="preserve">Contrast erasure did not differ appreciably between strata (3.8% above against 5.1% below, Holm-adjusted p = 1.00), and excess lesion-like responses were absent in every stratum. With these denoisers, at this response threshold, the failure mode is erasure and dilution of true contrast rather than fabrication of false structure — a result that should not be generalized to generative or learned methods, whose failure modes may differ. Supplementary Table S3 gives the stratified counts, the interval estimates and the gauge’s verdict breakdown, which reflects the strata by construction: an input that fails the requirement is itself a red rule, so below the floor the informative part is the reason attached rather than the colour.</w:t>
       </w:r>
     </w:p>
     <w:bookmarkEnd w:id="49"/>
@@ -4164,7 +4164,7 @@
         <w:t xml:space="preserve">CC BY 4.0</w:t>
       </w:r>
       <w:r>
-        <w:t xml:space="preserve">), vendor reconstructions of both the routine and the simulated quarter-dose acquisition. A lesion of known size and contrast is inserted into real abdominal soft tissue, so that the task has a ground truth the acquisition itself cannot supply. The learned denoiser is trained on quarter-dose / full-dose patch pairs from 8 cases and evaluated on the 4 it never saw (1000 pairs). The split is by case, not by slice: slices from one patient are not independent, and a network tested on another slice of a liver it trained on is being tested on its own training set. Normalisation at training matches normalisation at inference, since a network trained in absolute HU and deployed through a normalising wrapper is not the network that was trained. The network never sees a lesion — its targets are full-dose reconstructions of ordinary anatomy, which is what a denoiser is actually given — and the lesion exists only in the evaluation.</w:t>
+        <w:t xml:space="preserve">), vendor reconstructions of both the routine and the simulated quarter-dose acquisition. A lesion of known size and contrast is inserted into real abdominal soft tissue, so that the task has a ground truth the acquisition itself cannot supply. The learned denoiser is trained on quarter-dose / full-dose patch pairs from 8 cases and evaluated on the 4 it never saw (1000 pairs). The split is by case, not by slice: slices from one patient are not independent, and a network tested on another slice of a liver it trained on is being tested on its own training set. Normalization at training matches normalization at inference, since a network trained in absolute HU and deployed through a normalizing wrapper is not the network that was trained. The network never sees a lesion — its targets are full-dose reconstructions of ordinary anatomy, which is what a denoiser is actually given — and the lesion exists only in the evaluation.</w:t>
       </w:r>
     </w:p>
     <w:p>
@@ -5431,7 +5431,7 @@
         <w:pStyle w:val="BodyText"/>
       </w:pPr>
       <w:r>
-        <w:t xml:space="preserve">Within the operating points examined, and within the reach of a measure blind to structure invented from the anatomy alone, optimising a denoiser for appearance produced no detectable excess of lesion-shaped response. What it produced was more erasure of a real lesion, behind a more convincing picture.</w:t>
+        <w:t xml:space="preserve">Within the operating points examined, and within the reach of a measure blind to structure invented from the anatomy alone, optimizing a denoiser for appearance produced no detectable excess of lesion-shaped response. What it produced was more erasure of a real lesion, behind a more convincing picture.</w:t>
       </w:r>
     </w:p>
     <w:bookmarkEnd w:id="56"/>
@@ -5550,7 +5550,7 @@
         <w:pStyle w:val="BodyText"/>
       </w:pPr>
       <w:r>
-        <w:t xml:space="preserve">The dose axis is a simulation anchored on a measured noise realisation, and the distinction matters. Because this collection’s low-dose series is a reconstruction of the same projections with noise inserted, the difference of the two reconstructions is a measured realisation of the noise that dose reduction costs at one fraction, α, with a real spectrum on real anatomy. Scaling it by</w:t>
+        <w:t xml:space="preserve">The dose axis is a simulation anchored on a measured noise realization, and the distinction matters. Because this collection’s low-dose series is a reconstruction of the same projections with noise inserted, the difference of the two reconstructions is a measured realization of the noise that dose reduction costs at one fraction, α, with a real spectrum on real anatomy. Scaling it by</w:t>
       </w:r>
       <w:r>
         <w:t xml:space="preserve"> </w:t>
@@ -5562,7 +5562,7 @@
         <w:t xml:space="preserve">k</w:t>
       </w:r>
       <w:r>
-        <w:t xml:space="preserve">(β) = √((1/β − 1)/(1/α − 1)) produces a realisation at any other fraction β. The spectrum and the anatomy are therefore measured; the amplitude at β is modelled. The scaling assumes the inserted noise is independent of the noise already present and that its power follows</w:t>
+        <w:t xml:space="preserve">(β) = √((1/β − 1)/(1/α − 1)) produces a realization at any other fraction β. The spectrum and the anatomy are therefore measured; the amplitude at β is modelled. The scaling assumes the inserted noise is independent of the noise already present and that its power follows</w:t>
       </w:r>
       <w:r>
         <w:t xml:space="preserve"> </w:t>
@@ -6018,15 +6018,15 @@
         <w:t xml:space="preserve">d'</w:t>
       </w:r>
       <w:r>
-        <w:t xml:space="preserve">(PW) was negative, and a large fraction of evaluations improved the picture while the task estimate fell. This is not an artefact of a badly chosen fidelity metric — SSIM is what much of the literature reports and what many learned methods are optimised against — but a consequence of the two quantities measuring different things.</w:t>
-      </w:r>
-    </w:p>
-    <w:p>
-      <w:pPr>
-        <w:pStyle w:val="BodyText"/>
-      </w:pPr>
-      <w:r>
-        <w:t xml:space="preserve">The second is that the effect of denoising is observer-dependent in a systematic, quantifiable way. The same processing on the same images improved the non-prewhitening observer while leaving the prewhitening observer no better, with the channelised observer in between. That ordering is consistent with differences in prewhitening efficiency, and offers a reading of an apparent paradox in the literature: a denoiser could genuinely raise a reader’s performance without information being added, if the reader was not using all of it. The three observers differ in template, channel model and noise handling as well as in prewhitening efficiency, so this is a reading of the ordering rather than a controlled attribution. The corollary is that a reported task improvement is a statement about the observer as much as about the algorithm, and a study that does not say which observer it used has not reported an effect size.</w:t>
+        <w:t xml:space="preserve">(PW) was negative, and a large fraction of evaluations improved the picture while the task estimate fell. This is not an artefact of a badly chosen fidelity metric — SSIM is what much of the literature reports and what many learned methods are optimized against — but a consequence of the two quantities measuring different things.</w:t>
+      </w:r>
+    </w:p>
+    <w:p>
+      <w:pPr>
+        <w:pStyle w:val="BodyText"/>
+      </w:pPr>
+      <w:r>
+        <w:t xml:space="preserve">The second is that the effect of denoising is observer-dependent in a systematic, quantifiable way. The same processing on the same images improved the non-prewhitening observer while leaving the prewhitening observer no better, with the channelized observer in between. That ordering is consistent with differences in prewhitening efficiency, and offers a reading of an apparent paradox in the literature: a denoiser could genuinely raise a reader’s performance without information being added, if the reader was not using all of it. The three observers differ in template, channel model and noise handling as well as in prewhitening efficiency, so this is a reading of the ordering rather than a controlled attribution. The corollary is that a reported task improvement is a statement about the observer as much as about the algorithm, and a study that does not say which observer it used has not reported an effect size.</w:t>
       </w:r>
     </w:p>
     <w:p>
@@ -6119,7 +6119,7 @@
         <w:t xml:space="preserve"> </w:t>
       </w:r>
       <w:r>
-        <w:t xml:space="preserve">= 5 is one chosen operational criterion, not a universal information boundary, and every gauge threshold is task-specific: clinical deployment would require re-specifying and validating all of them. No human observer study was performed, so the non-prewhitening observer stands only as a stylised surrogate for limited prewhitening efficiency. The lesion is inserted, not native: what is measured is detection of a specified low-contrast signal, not of hepatocellular carcinoma, haemangioma or any other native lesion, whose contrast, margin and size distributions differ. Whether the ordering reported here transfers to those is a question for readers and for clinical validation, not one this measurement answers. The classical denoisers are parameterized with the true noise level of the acquisition setting, which is more than a blind method would know. The learned denoisers do not represent the state of the art. The acquisition model is relative and analytic: it locates conditions on an axis, not on a scanner. Ten realisations bound sampling variability but do not make the matrix exhaustive. Finally, the scope is post-processing of a defined input image; reconstruction from projection data is a separate map, subject to its own bound, and is not studied here.</w:t>
+        <w:t xml:space="preserve">= 5 is one chosen operational criterion, not a universal information boundary, and every gauge threshold is task-specific: clinical deployment would require re-specifying and validating all of them. No human observer study was performed, so the non-prewhitening observer stands only as a stylized surrogate for limited prewhitening efficiency. The lesion is inserted, not native: what is measured is detection of a specified low-contrast signal, not of hepatocellular carcinoma, haemangioma or any other native lesion, whose contrast, margin and size distributions differ. Whether the ordering reported here transfers to those is a question for readers and for clinical validation, not one this measurement answers. The classical denoisers are parameterized with the true noise level of the acquisition setting, which is more than a blind method would know. The learned denoisers do not represent the state of the art. The acquisition model is relative and analytic: it locates conditions on an axis, not on a scanner. Ten realizations bound sampling variability but do not make the matrix exhaustive. Finally, the scope is post-processing of a defined input image; reconstruction from projection data is a separate map, subject to its own bound, and is not studied here.</w:t>
       </w:r>
     </w:p>
     <w:bookmarkEnd w:id="62"/>
@@ -6240,7 +6240,7 @@
         <w:t xml:space="preserve">denoiq-core</w:t>
       </w:r>
       <w:r>
-        <w:t xml:space="preserve">, below. The code that reads the images, inserts the lesion, trains the four networks, realises the observer of Section 2.9 and scores it is</w:t>
+        <w:t xml:space="preserve">, below. The code that reads the images, inserts the lesion, trains the four networks, realizes the observer of Section 2.9 and scores it is</w:t>
       </w:r>
       <w:r>
         <w:t xml:space="preserve"> </w:t>
@@ -6433,7 +6433,7 @@
         <w:pStyle w:val="BodyText"/>
       </w:pPr>
       <w:r>
-        <w:t xml:space="preserve">Realisation seeds are the 10 values recorded in</w:t>
+        <w:t xml:space="preserve">Realization seeds are the 10 values recorded in</w:t>
       </w:r>
       <w:r>
         <w:t xml:space="preserve"> </w:t>
@@ -6485,7 +6485,7 @@
         <w:t xml:space="preserve"> </w:t>
       </w:r>
       <w:r>
-        <w:t xml:space="preserve">— the representative-realisation artefacts and the atlas.</w:t>
+        <w:t xml:space="preserve">— the representative-realization artefacts and the atlas.</w:t>
       </w:r>
     </w:p>
     <w:p>
@@ -6962,7 +6962,7 @@
         <w:t xml:space="preserve"> </w:t>
       </w:r>
       <w:r>
-        <w:t xml:space="preserve">SSIM and PSNR against relative dose in the representative realisation — the fidelity view</w:t>
+        <w:t xml:space="preserve">SSIM and PSNR against relative dose in the representative realization — the fidelity view</w:t>
       </w:r>
     </w:p>
     <w:p>
@@ -7022,7 +7022,7 @@
         <w:t xml:space="preserve">d'</w:t>
       </w:r>
       <w:r>
-        <w:t xml:space="preserve">(PW), processed minus unprocessed, for every arm–realisation evaluation, with the divergent quadrant shaded and the per-realisation divergence rates beside it</w:t>
+        <w:t xml:space="preserve">(PW), processed minus unprocessed, for every arm–realization evaluation, with the divergent quadrant shaded and the per-realization divergence rates beside it</w:t>
       </w:r>
     </w:p>
     <w:p>
@@ -7052,7 +7052,7 @@
         <w:t xml:space="preserve"> </w:t>
       </w:r>
       <w:r>
-        <w:t xml:space="preserve">for the prewhitening, channelised Hotelling and non-prewhitening observers, and their difference B, per denoiser with clustered 95 % intervals</w:t>
+        <w:t xml:space="preserve">for the prewhitening, channelized Hotelling and non-prewhitening observers, and their difference B, per denoiser with clustered 95 % intervals</w:t>
       </w:r>
     </w:p>
     <w:p>

--- a/paper/build/submission/Manuscript.docx
+++ b/paper/build/submission/Manuscript.docx
@@ -423,7 +423,7 @@
         <w:t xml:space="preserve"> </w:t>
       </w:r>
       <w:r>
-        <w:t xml:space="preserve">processing of a given input can attain, so the question becomes how much of the information already present survives. This study measures all three on one controlled matrix, with an analytic reference that removes the usual ambiguity about whether an apparent loss is real or an artefact of the estimator, and with repeated realizations so that effect sizes come with intervals.</w:t>
+        <w:t xml:space="preserve">processing of a given input can attain, so the question becomes how much of the information already present survives. This study measures all three on one controlled matrix, with an analytic reference that removes the usual ambiguity about whether an apparent loss is real or an artifact of the estimator, and with repeated realizations so that effect sizes come with intervals.</w:t>
       </w:r>
     </w:p>
     <w:bookmarkEnd w:id="10"/>
@@ -601,64 +601,64 @@
       </w:pPr>
       <w:r>
         <w:rPr>
-          <w:b/>
-          <w:bCs/>
+          <w:i/>
+          <w:iCs/>
         </w:rPr>
         <w:t xml:space="preserve">What</w:t>
       </w:r>
       <w:r>
         <w:rPr>
-          <w:b/>
-          <w:bCs/>
-        </w:rPr>
-        <w:t xml:space="preserve"> </w:t>
-      </w:r>
-      <w:r>
-        <w:rPr>
-          <w:b/>
-          <w:bCs/>
+          <w:i/>
+          <w:iCs/>
+        </w:rPr>
+        <w:t xml:space="preserve"> </w:t>
+      </w:r>
+      <w:r>
+        <w:rPr>
+          <w:i/>
+          <w:iCs/>
         </w:rPr>
         <w:t xml:space="preserve">“input”</w:t>
       </w:r>
       <w:r>
         <w:rPr>
-          <w:b/>
-          <w:bCs/>
-        </w:rPr>
-        <w:t xml:space="preserve"> </w:t>
-      </w:r>
-      <w:r>
-        <w:rPr>
-          <w:b/>
-          <w:bCs/>
+          <w:i/>
+          <w:iCs/>
+        </w:rPr>
+        <w:t xml:space="preserve"> </w:t>
+      </w:r>
+      <w:r>
+        <w:rPr>
+          <w:i/>
+          <w:iCs/>
         </w:rPr>
         <w:t xml:space="preserve">and</w:t>
       </w:r>
       <w:r>
         <w:rPr>
-          <w:b/>
-          <w:bCs/>
-        </w:rPr>
-        <w:t xml:space="preserve"> </w:t>
-      </w:r>
-      <w:r>
-        <w:rPr>
-          <w:b/>
-          <w:bCs/>
+          <w:i/>
+          <w:iCs/>
+        </w:rPr>
+        <w:t xml:space="preserve"> </w:t>
+      </w:r>
+      <w:r>
+        <w:rPr>
+          <w:i/>
+          <w:iCs/>
         </w:rPr>
         <w:t xml:space="preserve">“unprocessed”</w:t>
       </w:r>
       <w:r>
         <w:rPr>
-          <w:b/>
-          <w:bCs/>
-        </w:rPr>
-        <w:t xml:space="preserve"> </w:t>
-      </w:r>
-      <w:r>
-        <w:rPr>
-          <w:b/>
-          <w:bCs/>
+          <w:i/>
+          <w:iCs/>
+        </w:rPr>
+        <w:t xml:space="preserve"> </w:t>
+      </w:r>
+      <w:r>
+        <w:rPr>
+          <w:i/>
+          <w:iCs/>
         </w:rPr>
         <w:t xml:space="preserve">denote.</w:t>
       </w:r>
@@ -1097,8 +1097,8 @@
       </w:pPr>
       <w:r>
         <w:rPr>
-          <w:b/>
-          <w:bCs/>
+          <w:i/>
+          <w:iCs/>
         </w:rPr>
         <w:t xml:space="preserve">Where the noise level comes from, and why it does not break the bound.</w:t>
       </w:r>
@@ -1390,7 +1390,7 @@
         <w:t xml:space="preserve"> </w:t>
       </w:r>
       <w:r>
-        <w:t xml:space="preserve">from the pooled-variance separation and AUC from the Mann–Whitney statistic, using every trial exactly once while no score comes from a template that saw its own image. The measured NPS is made invertible by filling the DC bin from its neighbours, adding a ridge of 0.01 × the mean power, and clamping at 1×10⁻⁶ × the peak; these steps stabilize the estimate but may reduce its efficiency relative to the unknown optimum. The same scheme estimates NPWE; the CHO uses the split estimator of the underlying package, which is also held out.</w:t>
+        <w:t xml:space="preserve">from the pooled-variance separation and AUC from the Mann–Whitney statistic, using every trial exactly once while no score comes from a template that saw its own image. The measured NPS is made invertible by filling the DC bin from its neighbors, adding a ridge of 0.01 × the mean power, and clamping at 1×10⁻⁶ × the peak; these steps stabilize the estimate but may reduce its efficiency relative to the unknown optimum. The same scheme estimates NPWE; the CHO uses the split estimator of the underlying package, which is also held out.</w:t>
       </w:r>
     </w:p>
     <w:p>
@@ -1523,8 +1523,8 @@
       </w:pPr>
       <w:r>
         <w:rPr>
-          <w:b/>
-          <w:bCs/>
+          <w:i/>
+          <w:iCs/>
         </w:rPr>
         <w:t xml:space="preserve">Estimator efficiency.</w:t>
       </w:r>
@@ -1618,38 +1618,16 @@
       </w:pPr>
       <w:r>
         <w:rPr>
-          <w:b/>
-          <w:bCs/>
-        </w:rPr>
-        <w:t xml:space="preserve">Endpoint 1 — fidelity–task divergence.</w:t>
-      </w:r>
-      <w:r>
-        <w:t xml:space="preserve"> </w:t>
-      </w:r>
-      <w:r>
-        <w:t xml:space="preserve">The Spearman correlation between ΔSSIM and Δ</w:t>
-      </w:r>
-      <w:r>
-        <w:rPr>
-          <w:rStyle w:val="VerbatimChar"/>
-        </w:rPr>
-        <w:t xml:space="preserve">d'</w:t>
-      </w:r>
-      <w:r>
-        <w:t xml:space="preserve">(PW) across evaluations, and the</w:t>
-      </w:r>
-      <w:r>
-        <w:t xml:space="preserve"> </w:t>
-      </w:r>
-      <w:r>
-        <w:rPr>
           <w:i/>
           <w:iCs/>
         </w:rPr>
-        <w:t xml:space="preserve">divergence rate</w:t>
-      </w:r>
-      <w:r>
-        <w:t xml:space="preserve">: the fraction of evaluations with ΔSSIM &gt; 0 and Δ</w:t>
+        <w:t xml:space="preserve">Endpoint 1 — fidelity–task divergence.</w:t>
+      </w:r>
+      <w:r>
+        <w:t xml:space="preserve"> </w:t>
+      </w:r>
+      <w:r>
+        <w:t xml:space="preserve">The Spearman correlation between ΔSSIM and Δ</w:t>
       </w:r>
       <w:r>
         <w:rPr>
@@ -1658,7 +1636,7 @@
         <w:t xml:space="preserve">d'</w:t>
       </w:r>
       <w:r>
-        <w:t xml:space="preserve">(PW) &lt; 0. Both are reported overall, per denoiser, and stratified by floor stratum. An individual arm is called</w:t>
+        <w:t xml:space="preserve">(PW) across evaluations, and the</w:t>
       </w:r>
       <w:r>
         <w:t xml:space="preserve"> </w:t>
@@ -1668,10 +1646,19 @@
           <w:i/>
           <w:iCs/>
         </w:rPr>
-        <w:t xml:space="preserve">divergent</w:t>
-      </w:r>
-      <w:r>
-        <w:t xml:space="preserve">; the phenomenon is</w:t>
+        <w:t xml:space="preserve">divergence rate</w:t>
+      </w:r>
+      <w:r>
+        <w:t xml:space="preserve">: the fraction of evaluations with ΔSSIM &gt; 0 and Δ</w:t>
+      </w:r>
+      <w:r>
+        <w:rPr>
+          <w:rStyle w:val="VerbatimChar"/>
+        </w:rPr>
+        <w:t xml:space="preserve">d'</w:t>
+      </w:r>
+      <w:r>
+        <w:t xml:space="preserve">(PW) &lt; 0. Both are reported overall, per denoiser, and stratified by floor stratum. An individual arm is called</w:t>
       </w:r>
       <w:r>
         <w:t xml:space="preserve"> </w:t>
@@ -1681,52 +1668,10 @@
           <w:i/>
           <w:iCs/>
         </w:rPr>
-        <w:t xml:space="preserve">fidelity–task divergence</w:t>
-      </w:r>
-      <w:r>
-        <w:t xml:space="preserve">.</w:t>
-      </w:r>
-    </w:p>
-    <w:p>
-      <w:pPr>
-        <w:pStyle w:val="BodyText"/>
-      </w:pPr>
-      <w:r>
-        <w:rPr>
-          <w:b/>
-          <w:bCs/>
-        </w:rPr>
-        <w:t xml:space="preserve">Endpoint 2 — observer-dependent benefit.</w:t>
-      </w:r>
-      <w:r>
-        <w:t xml:space="preserve"> </w:t>
-      </w:r>
-      <w:r>
-        <w:rPr>
-          <w:rStyle w:val="VerbatimChar"/>
-        </w:rPr>
-        <w:t xml:space="preserve">B = Δd'(NPWE) − Δd'(PW)</w:t>
-      </w:r>
-      <w:r>
-        <w:t xml:space="preserve">, the extent to which processing helped the inefficient observer more than the efficient one, reported per denoiser with intervals, together with the fraction of evaluations that improved NPWE while not improving PW, and the observer ordering with CHO in between.</w:t>
-      </w:r>
-    </w:p>
-    <w:p>
-      <w:pPr>
-        <w:pStyle w:val="BodyText"/>
-      </w:pPr>
-      <w:r>
-        <w:rPr>
-          <w:b/>
-          <w:bCs/>
-        </w:rPr>
-        <w:t xml:space="preserve">Endpoint 3 — floor-stratified failure patterns.</w:t>
-      </w:r>
-      <w:r>
-        <w:t xml:space="preserve"> </w:t>
-      </w:r>
-      <w:r>
-        <w:t xml:space="preserve">Each input condition is assigned a stratum by its analytic ceiling:</w:t>
+        <w:t xml:space="preserve">divergent</w:t>
+      </w:r>
+      <w:r>
+        <w:t xml:space="preserve">; the phenomenon is</w:t>
       </w:r>
       <w:r>
         <w:t xml:space="preserve"> </w:t>
@@ -1736,39 +1681,52 @@
           <w:i/>
           <w:iCs/>
         </w:rPr>
-        <w:t xml:space="preserve">above floor</w:t>
-      </w:r>
-      <w:r>
-        <w:t xml:space="preserve">,</w:t>
-      </w:r>
-      <w:r>
-        <w:t xml:space="preserve"> </w:t>
-      </w:r>
+        <w:t xml:space="preserve">fidelity–task divergence</w:t>
+      </w:r>
+      <w:r>
+        <w:t xml:space="preserve">.</w:t>
+      </w:r>
+    </w:p>
+    <w:p>
+      <w:pPr>
+        <w:pStyle w:val="BodyText"/>
+      </w:pPr>
       <w:r>
         <w:rPr>
           <w:i/>
           <w:iCs/>
         </w:rPr>
-        <w:t xml:space="preserve">marginal</w:t>
-      </w:r>
-      <w:r>
-        <w:t xml:space="preserve"> </w:t>
-      </w:r>
-      <w:r>
-        <w:t xml:space="preserve">(within the gauge’s marginal factor of the requirement) and</w:t>
-      </w:r>
-      <w:r>
-        <w:t xml:space="preserve"> </w:t>
-      </w:r>
+        <w:t xml:space="preserve">Endpoint 2 — observer-dependent benefit.</w:t>
+      </w:r>
+      <w:r>
+        <w:t xml:space="preserve"> </w:t>
+      </w:r>
+      <w:r>
+        <w:rPr>
+          <w:rStyle w:val="VerbatimChar"/>
+        </w:rPr>
+        <w:t xml:space="preserve">B = Δd'(NPWE) − Δd'(PW)</w:t>
+      </w:r>
+      <w:r>
+        <w:t xml:space="preserve">, the extent to which processing helped the inefficient observer more than the efficient one, reported per denoiser with intervals, together with the fraction of evaluations that improved NPWE while not improving PW, and the observer ordering with CHO in between.</w:t>
+      </w:r>
+    </w:p>
+    <w:p>
+      <w:pPr>
+        <w:pStyle w:val="BodyText"/>
+      </w:pPr>
       <w:r>
         <w:rPr>
           <w:i/>
           <w:iCs/>
         </w:rPr>
-        <w:t xml:space="preserve">below floor</w:t>
-      </w:r>
-      <w:r>
-        <w:t xml:space="preserve">. Strata are compared on divergence rate, contrast erasure rate, excess lesion-like response rate, observer-dependent benefit, task degradation and verdict distribution. The floor stratifies conditions by the detectability available in the input; it is not claimed to</w:t>
+        <w:t xml:space="preserve">Endpoint 3 — floor-stratified failure patterns.</w:t>
+      </w:r>
+      <w:r>
+        <w:t xml:space="preserve"> </w:t>
+      </w:r>
+      <w:r>
+        <w:t xml:space="preserve">Each input condition is assigned a stratum by its analytic ceiling:</w:t>
       </w:r>
       <w:r>
         <w:t xml:space="preserve"> </w:t>
@@ -1778,21 +1736,10 @@
           <w:i/>
           <w:iCs/>
         </w:rPr>
-        <w:t xml:space="preserve">cause</w:t>
-      </w:r>
-      <w:r>
-        <w:t xml:space="preserve"> </w:t>
-      </w:r>
-      <w:r>
-        <w:t xml:space="preserve">the failures.</w:t>
-      </w:r>
-    </w:p>
-    <w:p>
-      <w:pPr>
-        <w:pStyle w:val="BodyText"/>
-      </w:pPr>
-      <w:r>
-        <w:t xml:space="preserve">Erasure is contrast recovery below the gauge’s threshold, and an excess response is a lesion-like matched-filter rate above the gauge’s allowance</w:t>
+        <w:t xml:space="preserve">above floor</w:t>
+      </w:r>
+      <w:r>
+        <w:t xml:space="preserve">,</w:t>
       </w:r>
       <w:r>
         <w:t xml:space="preserve"> </w:t>
@@ -1802,6 +1749,59 @@
           <w:i/>
           <w:iCs/>
         </w:rPr>
+        <w:t xml:space="preserve">marginal</w:t>
+      </w:r>
+      <w:r>
+        <w:t xml:space="preserve"> </w:t>
+      </w:r>
+      <w:r>
+        <w:t xml:space="preserve">(within the gauge’s marginal factor of the requirement) and</w:t>
+      </w:r>
+      <w:r>
+        <w:t xml:space="preserve"> </w:t>
+      </w:r>
+      <w:r>
+        <w:rPr>
+          <w:i/>
+          <w:iCs/>
+        </w:rPr>
+        <w:t xml:space="preserve">below floor</w:t>
+      </w:r>
+      <w:r>
+        <w:t xml:space="preserve">. Strata are compared on divergence rate, contrast erasure rate, excess lesion-like response rate, observer-dependent benefit, task degradation and verdict distribution. The floor stratifies conditions by the detectability available in the input; it is not claimed to</w:t>
+      </w:r>
+      <w:r>
+        <w:t xml:space="preserve"> </w:t>
+      </w:r>
+      <w:r>
+        <w:rPr>
+          <w:i/>
+          <w:iCs/>
+        </w:rPr>
+        <w:t xml:space="preserve">cause</w:t>
+      </w:r>
+      <w:r>
+        <w:t xml:space="preserve"> </w:t>
+      </w:r>
+      <w:r>
+        <w:t xml:space="preserve">the failures.</w:t>
+      </w:r>
+    </w:p>
+    <w:p>
+      <w:pPr>
+        <w:pStyle w:val="BodyText"/>
+      </w:pPr>
+      <w:r>
+        <w:t xml:space="preserve">Erasure is contrast recovery below the gauge’s threshold, and an excess response is a lesion-like matched-filter rate above the gauge’s allowance</w:t>
+      </w:r>
+      <w:r>
+        <w:t xml:space="preserve"> </w:t>
+      </w:r>
+      <w:r>
+        <w:rPr>
+          <w:i/>
+          <w:iCs/>
+        </w:rPr>
         <w:t xml:space="preserve">and</w:t>
       </w:r>
       <w:r>
@@ -1913,155 +1913,34 @@
       </w:pPr>
       <w:r>
         <w:rPr>
-          <w:b/>
-          <w:bCs/>
-        </w:rPr>
-        <w:t xml:space="preserve">Images.</w:t>
-      </w:r>
-      <w:r>
-        <w:t xml:space="preserve"> </w:t>
-      </w:r>
-      <w:r>
-        <w:t xml:space="preserve">Twelve Siemens liver cases from LDCT-and-Projection-data, using the vendor reconstructions of both the routine-dose and the simulated quarter-dose acquisition. Nothing is re-reconstructed. The quarter-dose noise field is taken as the difference between the two reconstructions of the same anatomy, so the noise carried into every trial is the acquisition’s own and not a model of it.</w:t>
-      </w:r>
-    </w:p>
-    <w:p>
-      <w:pPr>
-        <w:pStyle w:val="BodyText"/>
-      </w:pPr>
-      <w:r>
-        <w:rPr>
-          <w:b/>
-          <w:bCs/>
-        </w:rPr>
-        <w:t xml:space="preserve">Lesion insertion.</w:t>
-      </w:r>
-      <w:r>
-        <w:t xml:space="preserve"> </w:t>
-      </w:r>
-      <w:r>
-        <w:t xml:space="preserve">A patient scan has no ground truth: the lesions in it were found by a reader, at a contrast nobody measured. A synthetic lesion of known size and amplitude is therefore inserted into real abdominal soft tissue, which keeps the background that makes the task hard and supplies the truth that makes it measurable. The lesion is a disk of 8 mm diameter and -25 HU contrast, with a Gaussian edge of 0.5 mm, rendered on a grid supersampled 4-fold so its own edge is not a one-pixel staircase, and added</w:t>
-      </w:r>
-      <w:r>
-        <w:t xml:space="preserve"> </w:t>
-      </w:r>
-      <w:r>
-        <w:rPr>
           <w:i/>
           <w:iCs/>
         </w:rPr>
-        <w:t xml:space="preserve">after</w:t>
-      </w:r>
-      <w:r>
-        <w:t xml:space="preserve"> </w:t>
-      </w:r>
-      <w:r>
-        <w:t xml:space="preserve">reconstruction. The one assumption this makes is stated rather than left implicit: an inserted lesion does not carry the reconstruction’s own response to a real lesion of that contrast, so the arm measures detection of a known additive signal in real anatomy and real noise, not detection of pathology.</w:t>
-      </w:r>
-    </w:p>
-    <w:p>
-      <w:pPr>
-        <w:pStyle w:val="BodyText"/>
-      </w:pPr>
-      <w:r>
-        <w:rPr>
-          <w:b/>
-          <w:bCs/>
-        </w:rPr>
-        <w:t xml:space="preserve">Where lesions are placed.</w:t>
-      </w:r>
-      <w:r>
-        <w:t xml:space="preserve"> </w:t>
-      </w:r>
-      <w:r>
-        <w:t xml:space="preserve">Candidate sites are regions of interest of 48 pixels whose mean lies between 0 and 160 HU and whose standard deviation is below 60 HU, drawn from the 25 slices either side of the middle of each case. Up to 250 sites are used per case and a case contributing fewer than 16 is dropped. Signal-present and signal-absent trials are built at the same sites from the same background, so the two members of a pair differ in two respects and in no others: the lesion, which is present in one and absent in the other, and the noise, which is an independent measured realization drawn for each member from a site other than the one supplying the background. The anatomy is common to the pair and cancels in their difference; the noise does not, and that is what the detectability expression below is built on.</w:t>
-      </w:r>
-    </w:p>
-    <w:p>
-      <w:pPr>
-        <w:pStyle w:val="BodyText"/>
-      </w:pPr>
-      <w:r>
-        <w:t xml:space="preserve">That rule admits more than parenchyma: rendering the sites shows bowel, mesentery, vessel and body-wall structure alongside liver. Measured as the standard deviation of a site after a blur that removes the quantum noise, the structure inside an admitted site has a median of 15.4 HU and exceeds the lesion’s own 25 HU depth in 31% of them. This does not bias</w:t>
-      </w:r>
-      <w:r>
-        <w:t xml:space="preserve"> </w:t>
-      </w:r>
-      <w:r>
-        <w:rPr>
-          <w:rStyle w:val="VerbatimChar"/>
-        </w:rPr>
-        <w:t xml:space="preserve">d'</w:t>
-      </w:r>
-      <w:r>
-        <w:t xml:space="preserve">, since the background is common to the pair and the noise spectrum comes from paired differences, but the denoisers are non-linear, so a ranking measured on structured tissue need not hold on parenchyma. Section 3.6.2 tightens the rule and reports what changes.</w:t>
-      </w:r>
-    </w:p>
-    <w:p>
-      <w:pPr>
-        <w:pStyle w:val="BodyText"/>
-      </w:pPr>
-      <w:r>
-        <w:rPr>
-          <w:b/>
-          <w:bCs/>
-        </w:rPr>
-        <w:t xml:space="preserve">The observer, on anatomical background.</w:t>
-      </w:r>
-      <w:r>
-        <w:t xml:space="preserve"> </w:t>
-      </w:r>
-      <w:r>
-        <w:t xml:space="preserve">A prewhitening matched filter needs the noise power spectrum of the images it scores. On a uniform phantom that spectrum is the noise; on abdominal anatomy an image-by-image estimate would be dominated by the anatomy, which is not noise and does not repeat between trials. The paired construction of the preceding paragraph is what makes the estimate possible: because the signal-present and signal-absent members of a pair are built at the same site from the same background, their difference removes the anatomy and leaves the noise. The noise power spectrum is therefore estimated as the two-dimensional spectrum of those paired differences after their mean is removed, and the anatomy enters neither the template nor the covariance.</w:t>
-      </w:r>
-    </w:p>
-    <w:p>
-      <w:pPr>
-        <w:pStyle w:val="BodyText"/>
-      </w:pPr>
-      <w:r>
-        <w:t xml:space="preserve">The template is formed on training folds and applied to held-out ones. Trials are assigned to 5 folds by trial index modulo the number of folds. Within each training fold the signal is estimated as the difference of the present and absent means rather than assumed known, the noise power spectrum is estimated from the paired differences as above, and the template is the inverse transform of the estimated signal spectrum divided by that noise spectrum. The division is regularized in three steps, because an estimated spectrum has a zeroed DC bin and small high-frequency values that would otherwise dominate the template: the DC bin is replaced by the mean of its four neighbours, a ridge of 0.01 of the spectrum’s mean is added, and a floor of 0.001 of its maximum is applied. Each held-out trial is then scored by the inner product of its image with the template. A template that had seen the trial it scores would report the fit rather than the detectability, which is why the folds are held out.</w:t>
-      </w:r>
-    </w:p>
-    <w:p>
-      <w:pPr>
-        <w:pStyle w:val="BodyText"/>
-      </w:pPr>
-      <w:r>
-        <w:rPr>
-          <w:b/>
-          <w:bCs/>
-        </w:rPr>
-        <w:t xml:space="preserve">Detectability.</w:t>
-      </w:r>
-      <w:r>
-        <w:t xml:space="preserve"> </w:t>
-      </w:r>
-      <w:r>
-        <w:t xml:space="preserve">The two members of a pair share a background, so the per-trial difference of their scores removes it and carries two independent noise draws. Its variance is twice that of a single image, and the detectability of one image is therefore</w:t>
-      </w:r>
-    </w:p>
-    <w:p>
-      <w:pPr>
-        <w:pStyle w:val="BlockText"/>
+        <w:t xml:space="preserve">Images.</w:t>
+      </w:r>
+      <w:r>
+        <w:t xml:space="preserve"> </w:t>
+      </w:r>
+      <w:r>
+        <w:t xml:space="preserve">Twelve Siemens liver cases from LDCT-and-Projection-data, using the vendor reconstructions of both the routine-dose and the simulated quarter-dose acquisition. Nothing is re-reconstructed. The quarter-dose noise field is taken as the difference between the two reconstructions of the same anatomy, so the noise carried into every trial is the acquisition’s own and not a model of it.</w:t>
+      </w:r>
+    </w:p>
+    <w:p>
+      <w:pPr>
+        <w:pStyle w:val="BodyText"/>
       </w:pPr>
       <w:r>
         <w:rPr>
           <w:i/>
           <w:iCs/>
         </w:rPr>
-        <w:t xml:space="preserve">d</w:t>
-      </w:r>
-      <w:r>
-        <w:t xml:space="preserve">′ = √2 · mean(Δ) / sd(Δ),</w:t>
-      </w:r>
-    </w:p>
-    <w:p>
-      <w:pPr>
-        <w:pStyle w:val="FirstParagraph"/>
-      </w:pPr>
-      <w:r>
-        <w:t xml:space="preserve">with Δ the per-trial difference of the present and absent scores. Omitting the √2 understates</w:t>
+        <w:t xml:space="preserve">Lesion insertion.</w:t>
+      </w:r>
+      <w:r>
+        <w:t xml:space="preserve"> </w:t>
+      </w:r>
+      <w:r>
+        <w:t xml:space="preserve">A patient scan has no ground truth: the lesions in it were found by a reader, at a contrast nobody measured. A synthetic lesion of known size and amplitude is therefore inserted into real abdominal soft tissue, which keeps the background that makes the task hard and supplies the truth that makes it measurable. The lesion is a disk of 8 mm diameter and -25 HU contrast, with a Gaussian edge of 0.5 mm, rendered on a grid supersampled 4-fold so its own edge is not a one-pixel staircase, and added</w:t>
       </w:r>
       <w:r>
         <w:t xml:space="preserve"> </w:t>
@@ -2071,232 +1950,353 @@
           <w:i/>
           <w:iCs/>
         </w:rPr>
-        <w:t xml:space="preserve">d</w:t>
-      </w:r>
-      <w:r>
-        <w:t xml:space="preserve">′ by 29 per cent, which is larger than the differences between denoisers this arm is measuring. The same quantity is computed for the unprocessed quarter-dose images and for every denoised arm, from the same trials, so the comparison across arms is paired throughout.</w:t>
-      </w:r>
-    </w:p>
-    <w:p>
-      <w:pPr>
-        <w:pStyle w:val="BodyText"/>
-      </w:pPr>
-      <w:r>
-        <w:rPr>
-          <w:b/>
-          <w:bCs/>
-        </w:rPr>
-        <w:t xml:space="preserve">Denoisers.</w:t>
-      </w:r>
-      <w:r>
-        <w:t xml:space="preserve"> </w:t>
-      </w:r>
-      <w:r>
-        <w:t xml:space="preserve">The classical arms use the implementations of Section 2.3, parameterized in physical units for this data: Gaussian filters of 0.75 mm and 1.00 mm, total variation at 1× and non-local means at 0.8× the measured noise standard deviation.</w:t>
-      </w:r>
-    </w:p>
-    <w:p>
-      <w:pPr>
-        <w:pStyle w:val="BodyText"/>
-      </w:pPr>
-      <w:r>
-        <w:rPr>
-          <w:b/>
-          <w:bCs/>
-        </w:rPr>
-        <w:t xml:space="preserve">Network.</w:t>
-      </w:r>
-      <w:r>
-        <w:t xml:space="preserve"> </w:t>
-      </w:r>
-      <w:r>
-        <w:t xml:space="preserve">A residual convolutional denoiser in the DnCNN formulation: the network predicts the noise, which is subtracted from its input. Two configurations are evaluated — the smaller with 6 layers of 24 channels and 3×3 kernels (21385 parameters), the larger with 10 layers of 96 channels and 5×5 kernels (1849633 parameters). Both are trained on 64×64 quarter-dose / routine-dose patch pairs with Adam at a learning rate of 0.001, the smaller for 16 epochs at batch 32 on 800 patches per case, the larger for 60 epochs at batch 64 on 3000 patches per case. The two therefore differ in three respects at once — parameters, training data and training length — and are not a controlled comparison of capacity.</w:t>
-      </w:r>
-    </w:p>
-    <w:p>
-      <w:pPr>
-        <w:pStyle w:val="BodyText"/>
-      </w:pPr>
-      <w:r>
-        <w:t xml:space="preserve">The validation loss quoted below is measured on a 15% split of the patches drawn from the 8 training cases, held out from the gradient. The held-out cases take no part in training or in model selection: they are read once, after training has finished. This is the same discipline Section 2.5 applies to the observers, for the same reason — a quantity that selects a model cannot also be evidence about it.</w:t>
-      </w:r>
-    </w:p>
-    <w:p>
-      <w:pPr>
-        <w:pStyle w:val="BodyText"/>
-      </w:pPr>
-      <w:r>
-        <w:rPr>
-          <w:b/>
-          <w:bCs/>
-        </w:rPr>
-        <w:t xml:space="preserve">What the network is and is not shown.</w:t>
-      </w:r>
-      <w:r>
-        <w:t xml:space="preserve"> </w:t>
-      </w:r>
-      <w:r>
-        <w:t xml:space="preserve">Training pairs are normalized exactly as inference normalizes them, by each image’s own mean and estimated noise level; a network trained in absolute HU and deployed through a normalizing wrapper is not the network that was trained. The split is by case: the network sees 8 cases and is evaluated on the 4 it never saw, because slices from one patient are not independent and a network tested on another slice of a liver it trained on is being tested on its own training set. The network never sees a lesion — its targets are routine-dose reconstructions of ordinary anatomy, which is what a denoiser is actually given — so the lesion exists only in the evaluation.</w:t>
-      </w:r>
-    </w:p>
-    <w:p>
-      <w:pPr>
-        <w:pStyle w:val="BodyText"/>
-      </w:pPr>
-      <w:r>
-        <w:rPr>
-          <w:b/>
-          <w:bCs/>
-        </w:rPr>
-        <w:t xml:space="preserve">The adversarial arm.</w:t>
-      </w:r>
-      <w:r>
-        <w:t xml:space="preserve"> </w:t>
-      </w:r>
-      <w:r>
-        <w:t xml:space="preserve">Every denoiser above regresses towards the mean, so none of them can fabricate and a null result on fabrication from them alone would be uninformative. At each capacity a second network is therefore trained that differs in the objective and in nothing else: the same architecture built from the same seed, the same patches, the same epochs, the same batch size and the same learning rate, with the generator minimizing</w:t>
-      </w:r>
-      <w:r>
-        <w:t xml:space="preserve"> </w:t>
-      </w:r>
-      <w:r>
-        <w:rPr>
-          <w:rStyle w:val="VerbatimChar"/>
-        </w:rPr>
-        <w:t xml:space="preserve">mse_weight × MSE + adv_weight × L_adv</w:t>
-      </w:r>
-      <w:r>
-        <w:t xml:space="preserve">, where</w:t>
-      </w:r>
-      <w:r>
-        <w:t xml:space="preserve"> </w:t>
-      </w:r>
-      <w:r>
-        <w:rPr>
-          <w:rStyle w:val="VerbatimChar"/>
-        </w:rPr>
-        <w:t xml:space="preserve">L_adv</w:t>
-      </w:r>
-      <w:r>
-        <w:t xml:space="preserve"> </w:t>
-      </w:r>
-      <w:r>
-        <w:t xml:space="preserve">is the least-squares adversarial term of Mao et al. [24] against a small patch critic. The three weights (</w:t>
-      </w:r>
-      <w:r>
-        <w:rPr>
-          <w:rStyle w:val="VerbatimChar"/>
-        </w:rPr>
-        <w:t xml:space="preserve">mse_weight</w:t>
-      </w:r>
-      <w:r>
-        <w:t xml:space="preserve"> </w:t>
-      </w:r>
-      <w:r>
-        <w:t xml:space="preserve">= 0.05,</w:t>
-      </w:r>
-      <w:r>
-        <w:t xml:space="preserve"> </w:t>
-      </w:r>
-      <w:r>
-        <w:rPr>
-          <w:rStyle w:val="VerbatimChar"/>
-        </w:rPr>
-        <w:t xml:space="preserve">adv_weight</w:t>
-      </w:r>
-      <w:r>
-        <w:t xml:space="preserve"> </w:t>
-      </w:r>
-      <w:r>
-        <w:t xml:space="preserve">= 1.0, critic learning rate 1e-03) were fixed by a recorded sweep on a subset before this arm was run, and are reported with that sweep rather than chosen from the result. The epoch count is not raised to the sweep’s: holding it at the fidelity arm’s value is what keeps the comparison controlled.</w:t>
-      </w:r>
-    </w:p>
-    <w:p>
-      <w:pPr>
-        <w:pStyle w:val="BodyText"/>
-      </w:pPr>
-      <w:r>
-        <w:t xml:space="preserve">Least squares rather than the log loss, because the instabilities of the log loss are a property of that loss rather than of the question, and bounded gradients keep a seeded run comparable with a rerun. What is claimed is a seeded run with a recorded weight hash, not bitwise equality across machines.</w:t>
-      </w:r>
-    </w:p>
-    <w:p>
-      <w:pPr>
-        <w:pStyle w:val="BodyText"/>
-      </w:pPr>
-      <w:r>
-        <w:t xml:space="preserve">The bound’s premise is preserved rather than assumed. At inference the generator is a deterministic function of its input image and of nothing else — it takes no latent, no class label, no lesion location and no other trial’s pixels — so</w:t>
-      </w:r>
-      <w:r>
-        <w:t xml:space="preserve"> </w:t>
-      </w:r>
-      <w:r>
-        <w:rPr>
-          <w:rStyle w:val="VerbatimChar"/>
-        </w:rPr>
-        <w:t xml:space="preserve">H</w:t>
-      </w:r>
-      <w:r>
-        <w:t xml:space="preserve"> </w:t>
-      </w:r>
-      <w:r>
-        <w:t xml:space="preserve">→</w:t>
-      </w:r>
-      <w:r>
-        <w:t xml:space="preserve"> </w:t>
-      </w:r>
-      <w:r>
-        <w:rPr>
-          <w:rStyle w:val="VerbatimChar"/>
-        </w:rPr>
-        <w:t xml:space="preserve">X</w:t>
-      </w:r>
-      <w:r>
-        <w:t xml:space="preserve"> </w:t>
-      </w:r>
-      <w:r>
-        <w:t xml:space="preserve">→</w:t>
-      </w:r>
-      <w:r>
-        <w:t xml:space="preserve"> </w:t>
-      </w:r>
-      <w:r>
-        <w:rPr>
-          <w:rStyle w:val="VerbatimChar"/>
-        </w:rPr>
-        <w:t xml:space="preserve">Y</w:t>
-      </w:r>
-      <w:r>
-        <w:t xml:space="preserve"> </w:t>
-      </w:r>
-      <w:r>
-        <w:t xml:space="preserve">holds and the data-processing inequality bounds it exactly as it bounds a Gaussian filter. A generator that sampled from a latent would not be covered by that argument, which is why this one does not; a test scores the same image twice and requires the same output.</w:t>
-      </w:r>
-    </w:p>
-    <w:p>
-      <w:pPr>
-        <w:pStyle w:val="BodyText"/>
-      </w:pPr>
-      <w:r>
-        <w:rPr>
-          <w:b/>
-          <w:bCs/>
-        </w:rPr>
-        <w:t xml:space="preserve">Fabrication, with the anatomy cancelled.</w:t>
-      </w:r>
-      <w:r>
-        <w:t xml:space="preserve"> </w:t>
-      </w:r>
-      <w:r>
-        <w:t xml:space="preserve">The prespecified criterion of Section 2.8 counts lesion-shaped matched-filter responses in signal-absent images. On a uniform phantom every such response was put there by the noise or by the processing. On real anatomy it is not: abdominal soft tissue carries disc-like structure at around twice this lesion’s contrast, so the rate is already near one before anything is processed and cannot rise. The threshold is not retuned. Instead the measurement is repeated on what the processing</w:t>
-      </w:r>
-      <w:r>
-        <w:t xml:space="preserve"> </w:t>
-      </w:r>
+        <w:t xml:space="preserve">after</w:t>
+      </w:r>
+      <w:r>
+        <w:t xml:space="preserve"> </w:t>
+      </w:r>
+      <w:r>
+        <w:t xml:space="preserve">reconstruction. The one assumption this makes is stated rather than left implicit: an inserted lesion does not carry the reconstruction’s own response to a real lesion of that contrast, so the arm measures detection of a known additive signal in real anatomy and real noise, not detection of pathology.</w:t>
+      </w:r>
+    </w:p>
+    <w:p>
+      <w:pPr>
+        <w:pStyle w:val="BodyText"/>
+      </w:pPr>
       <w:r>
         <w:rPr>
           <w:i/>
           <w:iCs/>
         </w:rPr>
+        <w:t xml:space="preserve">Where lesions are placed.</w:t>
+      </w:r>
+      <w:r>
+        <w:t xml:space="preserve"> </w:t>
+      </w:r>
+      <w:r>
+        <w:t xml:space="preserve">Candidate sites are regions of interest of 48 pixels whose mean lies between 0 and 160 HU and whose standard deviation is below 60 HU, drawn from the 25 slices either side of the middle of each case. Up to 250 sites are used per case and a case contributing fewer than 16 is dropped. Signal-present and signal-absent trials are built at the same sites from the same background, so the two members of a pair differ in two respects and in no others: the lesion, which is present in one and absent in the other, and the noise, which is an independent measured realization drawn for each member from a site other than the one supplying the background. The anatomy is common to the pair and cancels in their difference; the noise does not, and that is what the detectability expression below is built on.</w:t>
+      </w:r>
+    </w:p>
+    <w:p>
+      <w:pPr>
+        <w:pStyle w:val="BodyText"/>
+      </w:pPr>
+      <w:r>
+        <w:t xml:space="preserve">That rule admits more than parenchyma: rendering the sites shows bowel, mesentery, vessel and body-wall structure alongside liver. Measured as the standard deviation of a site after a blur that removes the quantum noise, the structure inside an admitted site has a median of 15.4 HU and exceeds the lesion’s own 25 HU depth in 31% of them. This does not bias</w:t>
+      </w:r>
+      <w:r>
+        <w:t xml:space="preserve"> </w:t>
+      </w:r>
+      <w:r>
+        <w:rPr>
+          <w:rStyle w:val="VerbatimChar"/>
+        </w:rPr>
+        <w:t xml:space="preserve">d'</w:t>
+      </w:r>
+      <w:r>
+        <w:t xml:space="preserve">, since the background is common to the pair and the noise spectrum comes from paired differences, but the denoisers are non-linear, so a ranking measured on structured tissue need not hold on parenchyma. Section 3.6.2 tightens the rule and reports what changes.</w:t>
+      </w:r>
+    </w:p>
+    <w:p>
+      <w:pPr>
+        <w:pStyle w:val="BodyText"/>
+      </w:pPr>
+      <w:r>
+        <w:rPr>
+          <w:i/>
+          <w:iCs/>
+        </w:rPr>
+        <w:t xml:space="preserve">The observer, on anatomical background.</w:t>
+      </w:r>
+      <w:r>
+        <w:t xml:space="preserve"> </w:t>
+      </w:r>
+      <w:r>
+        <w:t xml:space="preserve">A prewhitening matched filter needs the noise power spectrum of the images it scores. On a uniform phantom that spectrum is the noise; on abdominal anatomy an image-by-image estimate would be dominated by the anatomy, which is not noise and does not repeat between trials. The paired construction of the preceding paragraph is what makes the estimate possible: because the signal-present and signal-absent members of a pair are built at the same site from the same background, their difference removes the anatomy and leaves the noise. The noise power spectrum is therefore estimated as the two-dimensional spectrum of those paired differences after their mean is removed, and the anatomy enters neither the template nor the covariance.</w:t>
+      </w:r>
+    </w:p>
+    <w:p>
+      <w:pPr>
+        <w:pStyle w:val="BodyText"/>
+      </w:pPr>
+      <w:r>
+        <w:t xml:space="preserve">The template is formed on training folds and applied to held-out ones. Trials are assigned to 5 folds by trial index modulo the number of folds. Within each training fold the signal is estimated as the difference of the present and absent means rather than assumed known, the noise power spectrum is estimated from the paired differences as above, and the template is the inverse transform of the estimated signal spectrum divided by that noise spectrum. The division is regularized in three steps, because an estimated spectrum has a zeroed DC bin and small high-frequency values that would otherwise dominate the template: the DC bin is replaced by the mean of its four neighbors, a ridge of 0.01 of the spectrum’s mean is added, and a floor of 0.001 of its maximum is applied. Each held-out trial is then scored by the inner product of its image with the template. A template that had seen the trial it scores would report the fit rather than the detectability, which is why the folds are held out.</w:t>
+      </w:r>
+    </w:p>
+    <w:p>
+      <w:pPr>
+        <w:pStyle w:val="BodyText"/>
+      </w:pPr>
+      <w:r>
+        <w:rPr>
+          <w:i/>
+          <w:iCs/>
+        </w:rPr>
+        <w:t xml:space="preserve">Detectability.</w:t>
+      </w:r>
+      <w:r>
+        <w:t xml:space="preserve"> </w:t>
+      </w:r>
+      <w:r>
+        <w:t xml:space="preserve">The two members of a pair share a background, so the per-trial difference of their scores removes it and carries two independent noise draws. Its variance is twice that of a single image, and the detectability of one image is therefore</w:t>
+      </w:r>
+    </w:p>
+    <w:p>
+      <w:pPr>
+        <w:pStyle w:val="BlockText"/>
+      </w:pPr>
+      <w:r>
+        <w:rPr>
+          <w:i/>
+          <w:iCs/>
+        </w:rPr>
+        <w:t xml:space="preserve">d</w:t>
+      </w:r>
+      <w:r>
+        <w:t xml:space="preserve">′ = √2 · mean(Δ) / sd(Δ),</w:t>
+      </w:r>
+    </w:p>
+    <w:p>
+      <w:pPr>
+        <w:pStyle w:val="FirstParagraph"/>
+      </w:pPr>
+      <w:r>
+        <w:t xml:space="preserve">with Δ the per-trial difference of the present and absent scores. Omitting the √2 understates</w:t>
+      </w:r>
+      <w:r>
+        <w:t xml:space="preserve"> </w:t>
+      </w:r>
+      <w:r>
+        <w:rPr>
+          <w:i/>
+          <w:iCs/>
+        </w:rPr>
+        <w:t xml:space="preserve">d</w:t>
+      </w:r>
+      <w:r>
+        <w:t xml:space="preserve">′ by 29 per cent, which is larger than the differences between denoisers this arm is measuring. The same quantity is computed for the unprocessed quarter-dose images and for every denoised arm, from the same trials, so the comparison across arms is paired throughout.</w:t>
+      </w:r>
+    </w:p>
+    <w:p>
+      <w:pPr>
+        <w:pStyle w:val="BodyText"/>
+      </w:pPr>
+      <w:r>
+        <w:rPr>
+          <w:i/>
+          <w:iCs/>
+        </w:rPr>
+        <w:t xml:space="preserve">Denoisers.</w:t>
+      </w:r>
+      <w:r>
+        <w:t xml:space="preserve"> </w:t>
+      </w:r>
+      <w:r>
+        <w:t xml:space="preserve">The classical arms use the implementations of Section 2.3, parameterized in physical units for this data: Gaussian filters of 0.75 mm and 1.00 mm, total variation at 1× and non-local means at 0.8× the measured noise standard deviation.</w:t>
+      </w:r>
+    </w:p>
+    <w:p>
+      <w:pPr>
+        <w:pStyle w:val="BodyText"/>
+      </w:pPr>
+      <w:r>
+        <w:rPr>
+          <w:i/>
+          <w:iCs/>
+        </w:rPr>
+        <w:t xml:space="preserve">Network.</w:t>
+      </w:r>
+      <w:r>
+        <w:t xml:space="preserve"> </w:t>
+      </w:r>
+      <w:r>
+        <w:t xml:space="preserve">A residual convolutional denoiser in the DnCNN formulation: the network predicts the noise, which is subtracted from its input. Two configurations are evaluated — the smaller with 6 layers of 24 channels and 3×3 kernels (21385 parameters), the larger with 10 layers of 96 channels and 5×5 kernels (1849633 parameters). Both are trained on 64×64 quarter-dose / routine-dose patch pairs with Adam at a learning rate of 0.001, the smaller for 16 epochs at batch 32 on 800 patches per case, the larger for 60 epochs at batch 64 on 3000 patches per case. The two therefore differ in three respects at once — parameters, training data and training length — and are not a controlled comparison of capacity.</w:t>
+      </w:r>
+    </w:p>
+    <w:p>
+      <w:pPr>
+        <w:pStyle w:val="BodyText"/>
+      </w:pPr>
+      <w:r>
+        <w:t xml:space="preserve">The validation loss quoted below is measured on a 15% split of the patches drawn from the 8 training cases, held out from the gradient. The held-out cases take no part in training or in model selection: they are read once, after training has finished. This is the same discipline Section 2.5 applies to the observers, for the same reason — a quantity that selects a model cannot also be evidence about it.</w:t>
+      </w:r>
+    </w:p>
+    <w:p>
+      <w:pPr>
+        <w:pStyle w:val="BodyText"/>
+      </w:pPr>
+      <w:r>
+        <w:rPr>
+          <w:i/>
+          <w:iCs/>
+        </w:rPr>
+        <w:t xml:space="preserve">What the network is and is not shown.</w:t>
+      </w:r>
+      <w:r>
+        <w:t xml:space="preserve"> </w:t>
+      </w:r>
+      <w:r>
+        <w:t xml:space="preserve">Training pairs are normalized exactly as inference normalizes them, by each image’s own mean and estimated noise level; a network trained in absolute HU and deployed through a normalizing wrapper is not the network that was trained. The split is by case: the network sees 8 cases and is evaluated on the 4 it never saw, because slices from one patient are not independent and a network tested on another slice of a liver it trained on is being tested on its own training set. The network never sees a lesion — its targets are routine-dose reconstructions of ordinary anatomy, which is what a denoiser is actually given — so the lesion exists only in the evaluation.</w:t>
+      </w:r>
+    </w:p>
+    <w:p>
+      <w:pPr>
+        <w:pStyle w:val="BodyText"/>
+      </w:pPr>
+      <w:r>
+        <w:rPr>
+          <w:i/>
+          <w:iCs/>
+        </w:rPr>
+        <w:t xml:space="preserve">The adversarial arm.</w:t>
+      </w:r>
+      <w:r>
+        <w:t xml:space="preserve"> </w:t>
+      </w:r>
+      <w:r>
+        <w:t xml:space="preserve">Every denoiser above regresses towards the mean, so none of them can fabricate and a null result on fabrication from them alone would be uninformative. At each capacity a second network is therefore trained that differs in the objective and in nothing else: the same architecture built from the same seed, the same patches, the same epochs, the same batch size and the same learning rate, with the generator minimizing</w:t>
+      </w:r>
+      <w:r>
+        <w:t xml:space="preserve"> </w:t>
+      </w:r>
+      <w:r>
+        <w:rPr>
+          <w:rStyle w:val="VerbatimChar"/>
+        </w:rPr>
+        <w:t xml:space="preserve">mse_weight × MSE + adv_weight × L_adv</w:t>
+      </w:r>
+      <w:r>
+        <w:t xml:space="preserve">, where</w:t>
+      </w:r>
+      <w:r>
+        <w:t xml:space="preserve"> </w:t>
+      </w:r>
+      <w:r>
+        <w:rPr>
+          <w:rStyle w:val="VerbatimChar"/>
+        </w:rPr>
+        <w:t xml:space="preserve">L_adv</w:t>
+      </w:r>
+      <w:r>
+        <w:t xml:space="preserve"> </w:t>
+      </w:r>
+      <w:r>
+        <w:t xml:space="preserve">is the least-squares adversarial term of Mao et al. [24] against a small patch critic. The three weights (</w:t>
+      </w:r>
+      <w:r>
+        <w:rPr>
+          <w:rStyle w:val="VerbatimChar"/>
+        </w:rPr>
+        <w:t xml:space="preserve">mse_weight</w:t>
+      </w:r>
+      <w:r>
+        <w:t xml:space="preserve"> </w:t>
+      </w:r>
+      <w:r>
+        <w:t xml:space="preserve">= 0.05,</w:t>
+      </w:r>
+      <w:r>
+        <w:t xml:space="preserve"> </w:t>
+      </w:r>
+      <w:r>
+        <w:rPr>
+          <w:rStyle w:val="VerbatimChar"/>
+        </w:rPr>
+        <w:t xml:space="preserve">adv_weight</w:t>
+      </w:r>
+      <w:r>
+        <w:t xml:space="preserve"> </w:t>
+      </w:r>
+      <w:r>
+        <w:t xml:space="preserve">= 1.0, critic learning rate 1e-03) were fixed by a recorded sweep on a subset before this arm was run, and are reported with that sweep rather than chosen from the result. The epoch count is not raised to the sweep’s: holding it at the fidelity arm’s value is what keeps the comparison controlled.</w:t>
+      </w:r>
+    </w:p>
+    <w:p>
+      <w:pPr>
+        <w:pStyle w:val="BodyText"/>
+      </w:pPr>
+      <w:r>
+        <w:t xml:space="preserve">Least squares rather than the log loss, because the instabilities of the log loss are a property of that loss rather than of the question, and bounded gradients keep a seeded run comparable with a rerun. What is claimed is a seeded run with a recorded weight hash, not bitwise equality across machines.</w:t>
+      </w:r>
+    </w:p>
+    <w:p>
+      <w:pPr>
+        <w:pStyle w:val="BodyText"/>
+      </w:pPr>
+      <w:r>
+        <w:t xml:space="preserve">The bound’s premise is preserved rather than assumed. At inference the generator is a deterministic function of its input image and of nothing else — it takes no latent, no class label, no lesion location and no other trial’s pixels — so</w:t>
+      </w:r>
+      <w:r>
+        <w:t xml:space="preserve"> </w:t>
+      </w:r>
+      <w:r>
+        <w:rPr>
+          <w:rStyle w:val="VerbatimChar"/>
+        </w:rPr>
+        <w:t xml:space="preserve">H</w:t>
+      </w:r>
+      <w:r>
+        <w:t xml:space="preserve"> </w:t>
+      </w:r>
+      <w:r>
+        <w:t xml:space="preserve">→</w:t>
+      </w:r>
+      <w:r>
+        <w:t xml:space="preserve"> </w:t>
+      </w:r>
+      <w:r>
+        <w:rPr>
+          <w:rStyle w:val="VerbatimChar"/>
+        </w:rPr>
+        <w:t xml:space="preserve">X</w:t>
+      </w:r>
+      <w:r>
+        <w:t xml:space="preserve"> </w:t>
+      </w:r>
+      <w:r>
+        <w:t xml:space="preserve">→</w:t>
+      </w:r>
+      <w:r>
+        <w:t xml:space="preserve"> </w:t>
+      </w:r>
+      <w:r>
+        <w:rPr>
+          <w:rStyle w:val="VerbatimChar"/>
+        </w:rPr>
+        <w:t xml:space="preserve">Y</w:t>
+      </w:r>
+      <w:r>
+        <w:t xml:space="preserve"> </w:t>
+      </w:r>
+      <w:r>
+        <w:t xml:space="preserve">holds and the data-processing inequality bounds it exactly as it bounds a Gaussian filter. A generator that sampled from a latent would not be covered by that argument, which is why this one does not; a test scores the same image twice and requires the same output.</w:t>
+      </w:r>
+    </w:p>
+    <w:p>
+      <w:pPr>
+        <w:pStyle w:val="BodyText"/>
+      </w:pPr>
+      <w:r>
+        <w:rPr>
+          <w:i/>
+          <w:iCs/>
+        </w:rPr>
+        <w:t xml:space="preserve">Fabrication, with the anatomy canceled.</w:t>
+      </w:r>
+      <w:r>
+        <w:t xml:space="preserve"> </w:t>
+      </w:r>
+      <w:r>
+        <w:t xml:space="preserve">The prespecified criterion of Section 2.8 counts lesion-shaped matched-filter responses in signal-absent images. On a uniform phantom every such response was put there by the noise or by the processing. On real anatomy it is not: abdominal soft tissue carries disc-like structure at around twice this lesion’s contrast, so the rate is already near one before anything is processed and cannot rise. The threshold is not retuned. Instead the measurement is repeated on what the processing</w:t>
+      </w:r>
+      <w:r>
+        <w:t xml:space="preserve"> </w:t>
+      </w:r>
+      <w:r>
+        <w:rPr>
+          <w:i/>
+          <w:iCs/>
+        </w:rPr>
         <w:t xml:space="preserve">added</w:t>
       </w:r>
       <w:r>
@@ -2305,7 +2305,7 @@
     </w:p>
     <w:bookmarkEnd w:id="25"/>
     <w:bookmarkEnd w:id="26"/>
-    <w:bookmarkStart w:id="61" w:name="results"/>
+    <w:bookmarkStart w:id="64" w:name="results"/>
     <w:p>
       <w:pPr>
         <w:pStyle w:val="Heading2"/>
@@ -3045,7 +3045,7 @@
         <w:rPr>
           <w:rStyle w:val="VerbatimChar"/>
         </w:rPr>
-        <w:t xml:space="preserve">95 %</w:t>
+        <w:t xml:space="preserve">95%</w:t>
       </w:r>
       <w:r>
         <w:t xml:space="preserve"> </w:t>
@@ -3077,7 +3077,7 @@
         <w:rPr>
           <w:rStyle w:val="VerbatimChar"/>
         </w:rPr>
-        <w:t xml:space="preserve">95 %</w:t>
+        <w:t xml:space="preserve">95%</w:t>
       </w:r>
       <w:r>
         <w:t xml:space="preserve"> </w:t>
@@ -3233,7 +3233,7 @@
         <w:t xml:space="preserve"> </w:t>
       </w:r>
       <w:r>
-        <w:t xml:space="preserve">Observer-dependent effects: processed minus unprocessed at the same condition and realization, as mean [95 % CI] from a bootstrap resampling whole realizations. Columns are the denoisers. PW is the cross-fitted prewhitening observer, CHO the channelized Hotelling observer, NPWE the non-prewhitening observer with an eye filter — a stylized surrogate for limited prewhitening efficiency, not a human-reader model. The benefit is B = Δd′(NPWE) − Δd′(PW); p-values are two-sided bootstrap values for B, Holm-adjusted across the three denoisers. None of these columns is the analytic ceiling, which is a property of the unprocessed input and is unchanged by processing.</w:t>
+        <w:t xml:space="preserve">Observer-dependent effects: processed minus unprocessed at the same condition and realization, as mean [95% CI] from a bootstrap resampling whole realizations. Columns are the denoisers. PW is the cross-fitted prewhitening observer, CHO the channelized Hotelling observer, NPWE the non-prewhitening observer with an eye filter — a stylized surrogate for limited prewhitening efficiency, not a human-reader model. The benefit is B = Δd′(NPWE) − Δd′(PW); p-values are two-sided bootstrap values for B, Holm-adjusted across the three denoisers. None of these columns is the analytic ceiling, which is a property of the unprocessed input and is unchanged by processing.</w:t>
       </w:r>
     </w:p>
     <w:tbl>
@@ -3749,7 +3749,7 @@
           <wp:inline>
             <wp:extent cx="5334000" cy="3204437"/>
             <wp:effectExtent b="0" l="0" r="0" t="0"/>
-            <wp:docPr descr="Figure 5. Observer-dependent benefit: Δd' for the prewhitening, channelized Hotelling and non-prewhitening observers, and their difference B, per denoiser with clustered 95 % intervals." title="" id="39" name="Picture"/>
+            <wp:docPr descr="Figure 5. Observer-dependent benefit: Δd' for the prewhitening, channelized Hotelling and non-prewhitening observers, and their difference B, per denoiser with clustered 95% intervals." title="" id="39" name="Picture"/>
             <a:graphic>
               <a:graphicData uri="http://schemas.openxmlformats.org/drawingml/2006/picture">
                 <pic:pic>
@@ -3814,11 +3814,11 @@
         <w:t xml:space="preserve"> </w:t>
       </w:r>
       <w:r>
-        <w:t xml:space="preserve">for the prewhitening, channelized Hotelling and non-prewhitening observers, and their difference B, per denoiser with clustered 95 % intervals.</w:t>
+        <w:t xml:space="preserve">for the prewhitening, channelized Hotelling and non-prewhitening observers, and their difference B, per denoiser with clustered 95% intervals.</w:t>
       </w:r>
     </w:p>
     <w:bookmarkEnd w:id="41"/>
-    <w:bookmarkStart w:id="42" w:name="Xa442d0259c45e1e642ead9392172a3be71641e6"/>
+    <w:bookmarkStart w:id="45" w:name="Xa442d0259c45e1e642ead9392172a3be71641e6"/>
     <w:p>
       <w:pPr>
         <w:pStyle w:val="Heading3"/>
@@ -3832,69 +3832,7 @@
         <w:pStyle w:val="FirstParagraph"/>
       </w:pPr>
       <w:r>
-        <w:t xml:space="preserve">Across 760 arm–realization evaluations the mean excess of the cross-fitted prewhitening AUC over the analytic ceiling of its own input was -0.032, and the largest was 1.64×10⁻⁴.</w:t>
-      </w:r>
-    </w:p>
-    <w:p>
-      <w:pPr>
-        <w:pStyle w:val="BodyText"/>
-      </w:pPr>
-      <w:r>
-        <w:t xml:space="preserve">Stated simultaneously over the whole family, with the armwise margin widened by Bonferroni to a family-wise level of</w:t>
-      </w:r>
-      <w:r>
-        <w:t xml:space="preserve"> </w:t>
-      </w:r>
-      <w:r>
-        <w:rPr>
-          <w:rStyle w:val="VerbatimChar"/>
-        </w:rPr>
-        <w:t xml:space="preserve">0.05</w:t>
-      </w:r>
-      <w:r>
-        <w:t xml:space="preserve">, 0 of the 550 processed-arm comparisons exceeded the ceiling margin, and the same holds at the unadjusted margin. One exceedance occurred, on an</w:t>
-      </w:r>
-      <w:r>
-        <w:t xml:space="preserve"> </w:t>
-      </w:r>
-      <w:r>
-        <w:rPr>
-          <w:i/>
-          <w:iCs/>
-        </w:rPr>
-        <w:t xml:space="preserve">unprocessed</w:t>
-      </w:r>
-      <w:r>
-        <w:t xml:space="preserve"> </w:t>
-      </w:r>
-      <w:r>
-        <w:t xml:space="preserve">arm, where the processing is the identity and cannot create information: it is a degeneracy of the closed-form interval at perfect separation, where the Hanley–McNeil standard error is identically zero and the margin collapses to one quantization step. Excluding the 180 AUC-saturated evaluations, the remaining 580 gave a largest excess of 1.64×10⁻⁴ and 0 exceedances, so nothing rests on the saturated regime. Supplementary Section S8 gives the margin construction, the saturation criterion and the exceeding arm in full.</w:t>
-      </w:r>
-    </w:p>
-    <w:p>
-      <w:pPr>
-        <w:pStyle w:val="BodyText"/>
-      </w:pPr>
-      <w:r>
-        <w:t xml:space="preserve">This validates the measurement chain rather than finding anything: the observer plotted is an estimated linear one, which need not sit on the identity line after a non-linear transformation, so points below it are not evidence of information loss. The unprocessed arms fall slightly below it too, and that offset is the estimator’s own cost, quantified in Section 3.8.</w:t>
-      </w:r>
-    </w:p>
-    <w:bookmarkEnd w:id="42"/>
-    <w:bookmarkStart w:id="49" w:name="Xec6b2aae468898c6bf0c93f7e3f31edea869686"/>
-    <w:p>
-      <w:pPr>
-        <w:pStyle w:val="Heading3"/>
-      </w:pPr>
-      <w:r>
-        <w:t xml:space="preserve">3.5 Failure patterns across the operational information floor (Figures 7–8)</w:t>
-      </w:r>
-    </w:p>
-    <w:p>
-      <w:pPr>
-        <w:pStyle w:val="FirstParagraph"/>
-      </w:pPr>
-      <w:r>
-        <w:t xml:space="preserve">Figure 7 is the kV–mAs atlas with the operational floor drawn as the contour where the input’s analytic ceiling crosses the requirement; Figure 8 and Supplementary Table S3 give the stratified comparison.</w:t>
+        <w:t xml:space="preserve">Across 760 arm–realization evaluations (Figure 6) the mean excess of the cross-fitted prewhitening AUC over the analytic ceiling of its own input was -0.032, and the largest was 1.64×10⁻⁴.</w:t>
       </w:r>
     </w:p>
     <w:p>
@@ -3904,20 +3842,147 @@
       <w:r>
         <w:drawing>
           <wp:inline>
-            <wp:extent cx="5241744" cy="4134678"/>
+            <wp:extent cx="5334000" cy="2854200"/>
             <wp:effectExtent b="0" l="0" r="0" t="0"/>
-            <wp:docPr descr="Figure 7. The kV–mAs detectability atlas and the operational floor, the contour where the input’s ideal d' crosses the prespecified criterion." title="" id="44" name="Picture"/>
+            <wp:docPr descr="Figure 6. Cross-fitted prewhitening AUC after processing against the analytic ceiling of the unprocessed input, with the identity line, and a detail panel over the unsaturated range that marks the arms falling below its floor." title="" id="43" name="Picture"/>
             <a:graphic>
               <a:graphicData uri="http://schemas.openxmlformats.org/drawingml/2006/picture">
                 <pic:pic>
                   <pic:nvPicPr>
-                    <pic:cNvPr descr="D:/DevGit/CT-Noise_Core/paper/figures/fig7_redlamp_atlas.png" id="45" name="Picture"/>
+                    <pic:cNvPr descr="D:/DevGit/CT-Noise_Core/paper/figures/fig6_dpi_ceiling.png" id="44" name="Picture"/>
                     <pic:cNvPicPr>
                       <a:picLocks noChangeArrowheads="1" noChangeAspect="1"/>
                     </pic:cNvPicPr>
                   </pic:nvPicPr>
                   <pic:blipFill>
-                    <a:blip r:embed="rId43"/>
+                    <a:blip r:embed="rId42"/>
+                    <a:stretch>
+                      <a:fillRect/>
+                    </a:stretch>
+                  </pic:blipFill>
+                  <pic:spPr bwMode="auto">
+                    <a:xfrm>
+                      <a:off x="0" y="0"/>
+                      <a:ext cx="5334000" cy="2854200"/>
+                    </a:xfrm>
+                    <a:prstGeom prst="rect">
+                      <a:avLst/>
+                    </a:prstGeom>
+                    <a:noFill/>
+                    <a:ln w="9525">
+                      <a:noFill/>
+                      <a:headEnd/>
+                      <a:tailEnd/>
+                    </a:ln>
+                  </pic:spPr>
+                </pic:pic>
+              </a:graphicData>
+            </a:graphic>
+          </wp:inline>
+        </w:drawing>
+      </w:r>
+    </w:p>
+    <w:p>
+      <w:pPr>
+        <w:pStyle w:val="ImageCaption"/>
+      </w:pPr>
+      <w:r>
+        <w:rPr>
+          <w:b/>
+          <w:bCs/>
+        </w:rPr>
+        <w:t xml:space="preserve">Figure 6.</w:t>
+      </w:r>
+      <w:r>
+        <w:t xml:space="preserve"> </w:t>
+      </w:r>
+      <w:r>
+        <w:t xml:space="preserve">Cross-fitted prewhitening AUC after processing against the analytic ceiling of the unprocessed input, with the identity line, and a detail panel over the unsaturated range that marks the arms falling below its floor.</w:t>
+      </w:r>
+    </w:p>
+    <w:p>
+      <w:pPr>
+        <w:pStyle w:val="BodyText"/>
+      </w:pPr>
+      <w:r>
+        <w:t xml:space="preserve">Stated simultaneously over the whole family, with the armwise margin widened by Bonferroni to a family-wise level of</w:t>
+      </w:r>
+      <w:r>
+        <w:t xml:space="preserve"> </w:t>
+      </w:r>
+      <w:r>
+        <w:rPr>
+          <w:rStyle w:val="VerbatimChar"/>
+        </w:rPr>
+        <w:t xml:space="preserve">0.05</w:t>
+      </w:r>
+      <w:r>
+        <w:t xml:space="preserve">, 0 of the 550 processed-arm comparisons exceeded the ceiling margin, and the same holds at the unadjusted margin. One exceedance occurred, on an</w:t>
+      </w:r>
+      <w:r>
+        <w:t xml:space="preserve"> </w:t>
+      </w:r>
+      <w:r>
+        <w:rPr>
+          <w:i/>
+          <w:iCs/>
+        </w:rPr>
+        <w:t xml:space="preserve">unprocessed</w:t>
+      </w:r>
+      <w:r>
+        <w:t xml:space="preserve"> </w:t>
+      </w:r>
+      <w:r>
+        <w:t xml:space="preserve">arm, where the processing is the identity and cannot create information: it is a degeneracy of the closed-form interval at perfect separation, where the Hanley–McNeil standard error is identically zero and the margin collapses to one quantization step. Excluding the 180 AUC-saturated evaluations, the remaining 580 gave a largest excess of 1.64×10⁻⁴ and 0 exceedances, so nothing rests on the saturated regime. Supplementary Section S8 gives the margin construction, the saturation criterion and the exceeding arm in full.</w:t>
+      </w:r>
+    </w:p>
+    <w:p>
+      <w:pPr>
+        <w:pStyle w:val="BodyText"/>
+      </w:pPr>
+      <w:r>
+        <w:t xml:space="preserve">This validates the measurement chain rather than finding anything: the observer plotted is an estimated linear one, which need not sit on the identity line after a non-linear transformation, so points below it are not evidence of information loss. The unprocessed arms fall slightly below it too, and that offset is the estimator’s own cost, quantified in Section 3.8.</w:t>
+      </w:r>
+    </w:p>
+    <w:bookmarkEnd w:id="45"/>
+    <w:bookmarkStart w:id="52" w:name="Xec6b2aae468898c6bf0c93f7e3f31edea869686"/>
+    <w:p>
+      <w:pPr>
+        <w:pStyle w:val="Heading3"/>
+      </w:pPr>
+      <w:r>
+        <w:t xml:space="preserve">3.5 Failure patterns across the operational information floor (Figures 7–8)</w:t>
+      </w:r>
+    </w:p>
+    <w:p>
+      <w:pPr>
+        <w:pStyle w:val="FirstParagraph"/>
+      </w:pPr>
+      <w:r>
+        <w:t xml:space="preserve">Figure 7 is the kV–mAs atlas with the operational floor drawn as the contour where the input’s analytic ceiling crosses the requirement; Figure 8 and Supplementary Table S3 give the stratified comparison.</w:t>
+      </w:r>
+    </w:p>
+    <w:p>
+      <w:pPr>
+        <w:pStyle w:val="CaptionedFigure"/>
+      </w:pPr>
+      <w:r>
+        <w:drawing>
+          <wp:inline>
+            <wp:extent cx="5241744" cy="4134678"/>
+            <wp:effectExtent b="0" l="0" r="0" t="0"/>
+            <wp:docPr descr="Figure 7. The kV–mAs detectability atlas and the operational floor, the contour where the input’s ideal d' crosses the prespecified criterion." title="" id="47" name="Picture"/>
+            <a:graphic>
+              <a:graphicData uri="http://schemas.openxmlformats.org/drawingml/2006/picture">
+                <pic:pic>
+                  <pic:nvPicPr>
+                    <pic:cNvPr descr="D:/DevGit/CT-Noise_Core/paper/figures/fig7_redlamp_atlas.png" id="48" name="Picture"/>
+                    <pic:cNvPicPr>
+                      <a:picLocks noChangeArrowheads="1" noChangeAspect="1"/>
+                    </pic:cNvPicPr>
+                  </pic:nvPicPr>
+                  <pic:blipFill>
+                    <a:blip r:embed="rId46"/>
                     <a:stretch>
                       <a:fillRect/>
                     </a:stretch>
@@ -3986,18 +4051,18 @@
           <wp:inline>
             <wp:extent cx="5334000" cy="2494248"/>
             <wp:effectExtent b="0" l="0" r="0" t="0"/>
-            <wp:docPr descr="Figure 8. Failure patterns by floor stratum: divergence, contrast erasure, excess lesion-like responses and mean task degradation, with clustered 95 % intervals." title="" id="47" name="Picture"/>
+            <wp:docPr descr="Figure 8. Failure patterns by floor stratum: divergence, contrast erasure, excess lesion-like responses and mean task degradation, with clustered 95% intervals." title="" id="50" name="Picture"/>
             <a:graphic>
               <a:graphicData uri="http://schemas.openxmlformats.org/drawingml/2006/picture">
                 <pic:pic>
                   <pic:nvPicPr>
-                    <pic:cNvPr descr="D:/DevGit/CT-Noise_Core/paper/figures/fig8_floor_strata.png" id="48" name="Picture"/>
+                    <pic:cNvPr descr="D:/DevGit/CT-Noise_Core/paper/figures/fig8_floor_strata.png" id="51" name="Picture"/>
                     <pic:cNvPicPr>
                       <a:picLocks noChangeArrowheads="1" noChangeAspect="1"/>
                     </pic:cNvPicPr>
                   </pic:nvPicPr>
                   <pic:blipFill>
-                    <a:blip r:embed="rId46"/>
+                    <a:blip r:embed="rId49"/>
                     <a:stretch>
                       <a:fillRect/>
                     </a:stretch>
@@ -4039,7 +4104,7 @@
         <w:t xml:space="preserve"> </w:t>
       </w:r>
       <w:r>
-        <w:t xml:space="preserve">Failure patterns by floor stratum: divergence, contrast erasure, excess lesion-like responses and mean task degradation, with clustered 95 % intervals.</w:t>
+        <w:t xml:space="preserve">Failure patterns by floor stratum: divergence, contrast erasure, excess lesion-like responses and mean task degradation, with clustered 95% intervals.</w:t>
       </w:r>
     </w:p>
     <w:p>
@@ -4054,54 +4119,54 @@
       <w:pPr>
         <w:pStyle w:val="BodyText"/>
       </w:pPr>
-      <w:r>
-        <w:rPr>
-          <w:b/>
-          <w:bCs/>
-        </w:rPr>
-        <w:t xml:space="preserve">Supported: plausible output without preserved detectability.</w:t>
-      </w:r>
-      <w:r>
-        <w:t xml:space="preserve"> </w:t>
-      </w:r>
-      <w:r>
-        <w:t xml:space="preserve">Below the floor, processing raised SSIM by +0.210 on average while Δ</w:t>
-      </w:r>
-      <w:r>
-        <w:rPr>
-          <w:rStyle w:val="VerbatimChar"/>
-        </w:rPr>
-        <w:t xml:space="preserve">d'</w:t>
-      </w:r>
-      <w:r>
-        <w:t xml:space="preserve">(PW) was -0.334, and 83.3% (81.3% to 85.4%) of those evaluations were divergent: visually improved output coexisted, throughout that stratum, with an input that did not meet the requirement and a processed estimate that fell further below it.</w:t>
-      </w:r>
-    </w:p>
-    <w:p>
-      <w:pPr>
-        <w:pStyle w:val="BodyText"/>
-      </w:pPr>
-      <w:r>
-        <w:rPr>
-          <w:b/>
-          <w:bCs/>
-        </w:rPr>
-        <w:t xml:space="preserve">Refuted: failures do not concentrate below the floor.</w:t>
-      </w:r>
-      <w:r>
-        <w:t xml:space="preserve"> </w:t>
-      </w:r>
-      <w:r>
-        <w:t xml:space="preserve">The divergent fraction was</w:t>
-      </w:r>
-      <w:r>
-        <w:t xml:space="preserve"> </w:t>
-      </w:r>
       <w:r>
         <w:rPr>
           <w:i/>
           <w:iCs/>
         </w:rPr>
+        <w:t xml:space="preserve">Supported: plausible output without preserved detectability.</w:t>
+      </w:r>
+      <w:r>
+        <w:t xml:space="preserve"> </w:t>
+      </w:r>
+      <w:r>
+        <w:t xml:space="preserve">Below the floor, processing raised SSIM by +0.210 on average while Δ</w:t>
+      </w:r>
+      <w:r>
+        <w:rPr>
+          <w:rStyle w:val="VerbatimChar"/>
+        </w:rPr>
+        <w:t xml:space="preserve">d'</w:t>
+      </w:r>
+      <w:r>
+        <w:t xml:space="preserve">(PW) was -0.334, and 83.3% (81.3% to 85.4%) of those evaluations were divergent: visually improved output coexisted, throughout that stratum, with an input that did not meet the requirement and a processed estimate that fell further below it.</w:t>
+      </w:r>
+    </w:p>
+    <w:p>
+      <w:pPr>
+        <w:pStyle w:val="BodyText"/>
+      </w:pPr>
+      <w:r>
+        <w:rPr>
+          <w:i/>
+          <w:iCs/>
+        </w:rPr>
+        <w:t xml:space="preserve">Refuted: failures do not concentrate below the floor.</w:t>
+      </w:r>
+      <w:r>
+        <w:t xml:space="preserve"> </w:t>
+      </w:r>
+      <w:r>
+        <w:t xml:space="preserve">The divergent fraction was</w:t>
+      </w:r>
+      <w:r>
+        <w:t xml:space="preserve"> </w:t>
+      </w:r>
+      <w:r>
+        <w:rPr>
+          <w:i/>
+          <w:iCs/>
+        </w:rPr>
         <w:t xml:space="preserve">higher</w:t>
       </w:r>
       <w:r>
@@ -4116,11 +4181,11 @@
         <w:pStyle w:val="BodyText"/>
       </w:pPr>
       <w:r>
-        <w:t xml:space="preserve">Contrast erasure did not differ appreciably between strata (3.8% above against 5.1% below, Holm-adjusted p = 1.00), and excess lesion-like responses were absent in every stratum. With these denoisers, at this response threshold, the failure mode is erasure and dilution of true contrast rather than fabrication of false structure — a result that should not be generalized to generative or learned methods, whose failure modes may differ. Supplementary Table S3 gives the stratified counts, the interval estimates and the gauge’s verdict breakdown, which reflects the strata by construction: an input that fails the requirement is itself a red rule, so below the floor the informative part is the reason attached rather than the colour.</w:t>
-      </w:r>
-    </w:p>
-    <w:bookmarkEnd w:id="49"/>
-    <w:bookmarkStart w:id="58" w:name="the-same-question-on-real-low-dose-ct"/>
+        <w:t xml:space="preserve">Contrast erasure did not differ appreciably between strata (3.8% above against 5.1% below, Holm-adjusted p = 1.00), and excess lesion-like responses were absent in every stratum. With these denoisers, at this response threshold, the failure mode is erasure and dilution of true contrast rather than fabrication of false structure — a result that should not be generalized to generative or learned methods, whose failure modes may differ. Supplementary Table S3 gives the stratified counts, the interval estimates and the gauge’s verdict breakdown, which reflects the strata by construction: an input that fails the requirement is itself a red rule, so below the floor the informative part is the reason attached rather than the color.</w:t>
+      </w:r>
+    </w:p>
+    <w:bookmarkEnd w:id="52"/>
+    <w:bookmarkStart w:id="61" w:name="the-same-question-on-real-low-dose-ct"/>
     <w:p>
       <w:pPr>
         <w:pStyle w:val="Heading3"/>
@@ -4143,8 +4208,8 @@
       </w:pPr>
       <w:r>
         <w:rPr>
-          <w:b/>
-          <w:bCs/>
+          <w:i/>
+          <w:iCs/>
         </w:rPr>
         <w:t xml:space="preserve">Data and design.</w:t>
       </w:r>
@@ -4164,17 +4229,17 @@
         <w:t xml:space="preserve">CC BY 4.0</w:t>
       </w:r>
       <w:r>
-        <w:t xml:space="preserve">), vendor reconstructions of both the routine and the simulated quarter-dose acquisition. A lesion of known size and contrast is inserted into real abdominal soft tissue, so that the task has a ground truth the acquisition itself cannot supply. The learned denoiser is trained on quarter-dose / full-dose patch pairs from 8 cases and evaluated on the 4 it never saw (1000 pairs). The split is by case, not by slice: slices from one patient are not independent, and a network tested on another slice of a liver it trained on is being tested on its own training set. Normalization at training matches normalization at inference, since a network trained in absolute HU and deployed through a normalizing wrapper is not the network that was trained. The network never sees a lesion — its targets are full-dose reconstructions of ordinary anatomy, which is what a denoiser is actually given — and the lesion exists only in the evaluation.</w:t>
-      </w:r>
-    </w:p>
-    <w:p>
-      <w:pPr>
-        <w:pStyle w:val="BodyText"/>
-      </w:pPr>
-      <w:r>
-        <w:rPr>
-          <w:b/>
-          <w:bCs/>
+        <w:t xml:space="preserve">), with a lesion of known size and contrast inserted into real abdominal soft tissue so that the task has a ground truth the acquisition itself cannot supply. The learned denoiser is trained on quarter-dose / full-dose patch pairs from 8 cases and evaluated on the 4 it never saw (1000 pairs), split by case rather than by slice. Section 2.9 gives the insertion, the normalization and the split in full. The network never sees a lesion — its targets are ordinary full-dose anatomy — and the lesion exists only in the evaluation.</w:t>
+      </w:r>
+    </w:p>
+    <w:p>
+      <w:pPr>
+        <w:pStyle w:val="BodyText"/>
+      </w:pPr>
+      <w:r>
+        <w:rPr>
+          <w:i/>
+          <w:iCs/>
         </w:rPr>
         <w:t xml:space="preserve">Result.</w:t>
       </w:r>
@@ -4209,18 +4274,18 @@
           <wp:inline>
             <wp:extent cx="5334000" cy="2168880"/>
             <wp:effectExtent b="0" l="0" r="0" t="0"/>
-            <wp:docPr descr="Figure 9. One held-out site at a quarter of the routine dose, lesion present and absent, unprocessed and after four denoisers, with the held-out d' and PSNR of each arm. The site is the admitted one whose anatomical structure is nearest the median of all admitted sites, and every panel shares one display window centred on the lesion-free reference, so no arm is flattered by its display. Images from LDCT-and-Projection-data (The Cancer Imaging Archive), CC BY 4.0, DOI 10.7937/9npb-2637." title="" id="51" name="Picture"/>
+            <wp:docPr descr="Figure 9. One held-out site at a quarter of the routine dose, lesion present and absent, unprocessed and after four denoisers, with the held-out d' and PSNR of each arm. The site is the admitted one whose anatomical structure is nearest the median of all admitted sites, and every panel shares one display window centered on the lesion-free reference, so no arm is flattered by its display. Images from LDCT-and-Projection-data (The Cancer Imaging Archive), CC BY 4.0, DOI 10.7937/9npb-2637." title="" id="54" name="Picture"/>
             <a:graphic>
               <a:graphicData uri="http://schemas.openxmlformats.org/drawingml/2006/picture">
                 <pic:pic>
                   <pic:nvPicPr>
-                    <pic:cNvPr descr="D:/DevGit/CT-Noise_Core/paper/figures/fig9_real_liver_gallery.png" id="52" name="Picture"/>
+                    <pic:cNvPr descr="D:/DevGit/CT-Noise_Core/paper/figures/fig9_real_liver_gallery.png" id="55" name="Picture"/>
                     <pic:cNvPicPr>
                       <a:picLocks noChangeArrowheads="1" noChangeAspect="1"/>
                     </pic:cNvPicPr>
                   </pic:nvPicPr>
                   <pic:blipFill>
-                    <a:blip r:embed="rId50"/>
+                    <a:blip r:embed="rId53"/>
                     <a:stretch>
                       <a:fillRect/>
                     </a:stretch>
@@ -4277,7 +4342,7 @@
         <w:t xml:space="preserve"> </w:t>
       </w:r>
       <w:r>
-        <w:t xml:space="preserve">and PSNR of each arm. The site is the admitted one whose anatomical structure is nearest the median of all admitted sites, and every panel shares one display window centred on the lesion-free reference, so no arm is flattered by its display. Images from LDCT-and-Projection-data (The Cancer Imaging Archive), CC BY 4.0, DOI 10.7937/9npb-2637.</w:t>
+        <w:t xml:space="preserve">and PSNR of each arm. The site is the admitted one whose anatomical structure is nearest the median of all admitted sites, and every panel shares one display window centered on the lesion-free reference, so no arm is flattered by its display. Images from LDCT-and-Projection-data (The Cancer Imaging Archive), CC BY 4.0, DOI 10.7937/9npb-2637.</w:t>
       </w:r>
     </w:p>
     <w:p>
@@ -4289,18 +4354,18 @@
           <wp:inline>
             <wp:extent cx="5334000" cy="2349134"/>
             <wp:effectExtent b="0" l="0" r="0" t="0"/>
-            <wp:docPr descr="Figure 10. The real low-dose CT arm: task d' against PSNR for the nine held-out methods with the closed-form ceiling marked, and what raising network capacity 86-fold did to each." title="" id="54" name="Picture"/>
+            <wp:docPr descr="Figure 10. The real low-dose CT arm: task d' against PSNR for the nine held-out methods with the closed-form ceiling marked, and what raising network capacity 86-fold did to each." title="" id="57" name="Picture"/>
             <a:graphic>
               <a:graphicData uri="http://schemas.openxmlformats.org/drawingml/2006/picture">
                 <pic:pic>
                   <pic:nvPicPr>
-                    <pic:cNvPr descr="D:/DevGit/CT-Noise_Core/paper/figures/fig10_real_liver.png" id="55" name="Picture"/>
+                    <pic:cNvPr descr="D:/DevGit/CT-Noise_Core/paper/figures/fig10_real_liver.png" id="58" name="Picture"/>
                     <pic:cNvPicPr>
                       <a:picLocks noChangeArrowheads="1" noChangeAspect="1"/>
                     </pic:cNvPicPr>
                   </pic:nvPicPr>
                   <pic:blipFill>
-                    <a:blip r:embed="rId53"/>
+                    <a:blip r:embed="rId56"/>
                     <a:stretch>
                       <a:fillRect/>
                     </a:stretch>
@@ -4407,7 +4472,7 @@
         <w:t xml:space="preserve"> </w:t>
       </w:r>
       <w:r>
-        <w:t xml:space="preserve">is the rate of lesion-shaped structure the method put into a lesion-free image with the anatomy cancelled, and is read against the unprocessed row, which is the rate the noise itself carries;</w:t>
+        <w:t xml:space="preserve">is the rate of lesion-shaped structure the method put into a lesion-free image with the anatomy canceled, and is read against the unprocessed row, which is the rate the noise itself carries;</w:t>
       </w:r>
       <w:r>
         <w:t xml:space="preserve"> </w:t>
@@ -5289,7 +5354,7 @@
         <w:t xml:space="preserve"> </w:t>
       </w:r>
       <w:r>
-        <w:t xml:space="preserve">0 of 9 arms on the held-out split, and 0 across every real-data arm in this study — the held-out split, the 12-case run, and both operating points of Section 3.6.1. The bound the controlled matrix was built to test is not an artefact of the controlled matrix.</w:t>
+        <w:t xml:space="preserve">0 of 9 arms on the held-out split, and 0 across every real-data arm in this study — the held-out split, the 12-case run, and both operating points of Section 3.6.1. The bound the controlled matrix was built to test is not an artifact of the controlled matrix.</w:t>
       </w:r>
     </w:p>
     <w:p>
@@ -5330,10 +5395,10 @@
         <w:pStyle w:val="BodyText"/>
       </w:pPr>
       <w:r>
-        <w:t xml:space="preserve">Repeating the measurement at a second and very different acquisition — chest at 10% dose, with 8.2 times the liver’s noise and a ceiling of 2.64 against 9.21 — produced 0 exceedances of its own ceiling, so the bound holds where the task is nearly impossible as well as where it is comfortable.</w:t>
-      </w:r>
-    </w:p>
-    <w:bookmarkStart w:id="56" w:name="X80125498f5ea424c5d4d7167b10688922a2269d"/>
+        <w:t xml:space="preserve">Repeating the measurement at a second and very different acquisition — chest at 10% dose, with 8.2 times the liver’s noise and a ceiling of 2.64 against the liver’s 9.21 at 25% dose — produced 0 exceedances of its own ceiling, so the bound holds where the task is nearly impossible as well as where it is comfortable.</w:t>
+      </w:r>
+    </w:p>
+    <w:bookmarkStart w:id="59" w:name="X80125498f5ea424c5d4d7167b10688922a2269d"/>
     <w:p>
       <w:pPr>
         <w:pStyle w:val="Heading4"/>
@@ -5408,7 +5473,7 @@
         <w:pStyle w:val="BodyText"/>
       </w:pPr>
       <w:r>
-        <w:t xml:space="preserve">The measure did not detect fabrication. Counting lesion-shaped structure that processing put into a lesion-free image, with the anatomy cancelled by passing the lesion-free, noise-free background through the same method and subtracting, 0 of 8 processed arms exceeded the rate the noise itself carries (0.090); the largest of any processed arm was 0.041, and the adversarial arm at 1849633 parameters reached 0.007. What that arm did instead was erase: its contrast recovery, 0.696, is the lowest of every method in the study, and its</w:t>
+        <w:t xml:space="preserve">The measure did not detect fabrication. Counting lesion-shaped structure that processing put into a lesion-free image, with the anatomy canceled by passing the lesion-free, noise-free background through the same method and subtracting, 0 of 8 processed arms exceeded the rate the noise itself carries (0.090); the largest of any processed arm was 0.041, and the adversarial arm at 1849633 parameters reached 0.007. What that arm did instead was erase: its contrast recovery, 0.696, is the lowest of every method in the study, and its</w:t>
       </w:r>
       <w:r>
         <w:t xml:space="preserve"> </w:t>
@@ -5434,8 +5499,8 @@
         <w:t xml:space="preserve">Within the operating points examined, and within the reach of a measure blind to structure invented from the anatomy alone, optimizing a denoiser for appearance produced no detectable excess of lesion-shaped response. What it produced was more erasure of a real lesion, behind a more convincing picture.</w:t>
       </w:r>
     </w:p>
-    <w:bookmarkEnd w:id="56"/>
-    <w:bookmarkStart w:id="57" w:name="X1daaae0d5dc5bfeda66fcd837238f2f932d5d1b"/>
+    <w:bookmarkEnd w:id="59"/>
+    <w:bookmarkStart w:id="60" w:name="X1daaae0d5dc5bfeda66fcd837238f2f932d5d1b"/>
     <w:p>
       <w:pPr>
         <w:pStyle w:val="Heading4"/>
@@ -5492,7 +5557,22 @@
         <w:pStyle w:val="BodyText"/>
       </w:pPr>
       <w:r>
-        <w:t xml:space="preserve">One thing does change, and no mechanism is offered for it: every arm’s efficiency falls on the low-structure sites, the unprocessed input from 5.29 to 4.42. A less structured background yields a</w:t>
+        <w:t xml:space="preserve">One thing does change, and no mechanism is offered for it: on the low-structure sites every arm’s</w:t>
+      </w:r>
+      <w:r>
+        <w:t xml:space="preserve"> </w:t>
+      </w:r>
+      <w:r>
+        <w:rPr>
+          <w:rStyle w:val="VerbatimChar"/>
+        </w:rPr>
+        <w:t xml:space="preserve">d'</w:t>
+      </w:r>
+      <w:r>
+        <w:t xml:space="preserve"> </w:t>
+      </w:r>
+      <w:r>
+        <w:t xml:space="preserve">falls — the unprocessed input from 5.29 to 4.42 — while the ceiling falls only from 8.09 to 7.94, so a less structured background yields a</w:t>
       </w:r>
       <w:r>
         <w:t xml:space="preserve"> </w:t>
@@ -5508,12 +5588,12 @@
         <w:t xml:space="preserve"> </w:t>
       </w:r>
       <w:r>
-        <w:t xml:space="preserve">fraction of the available detectability, which these data record without explaining.</w:t>
-      </w:r>
-    </w:p>
-    <w:bookmarkEnd w:id="57"/>
-    <w:bookmarkEnd w:id="58"/>
-    <w:bookmarkStart w:id="59" w:name="the-floor-converted-into-an-exposure"/>
+        <w:t xml:space="preserve">fraction of the available detectability. These data record that without explaining it.</w:t>
+      </w:r>
+    </w:p>
+    <w:bookmarkEnd w:id="60"/>
+    <w:bookmarkEnd w:id="61"/>
+    <w:bookmarkStart w:id="62" w:name="the-floor-converted-into-an-exposure"/>
     <w:p>
       <w:pPr>
         <w:pStyle w:val="Heading3"/>
@@ -5562,7 +5642,7 @@
         <w:t xml:space="preserve">k</w:t>
       </w:r>
       <w:r>
-        <w:t xml:space="preserve">(β) = √((1/β − 1)/(1/α − 1)) produces a realization at any other fraction β. The spectrum and the anatomy are therefore measured; the amplitude at β is modelled. The scaling assumes the inserted noise is independent of the noise already present and that its power follows</w:t>
+        <w:t xml:space="preserve">(β) = √((1/β − 1)/(1/α − 1)) produces a realization at any other fraction β. The spectrum and the anatomy are therefore measured; the amplitude at β is modeled. The scaling assumes the inserted noise is independent of the noise already present and that its power follows</w:t>
       </w:r>
       <w:r>
         <w:t xml:space="preserve"> </w:t>
@@ -5581,255 +5661,18 @@
       <w:pPr>
         <w:pStyle w:val="BodyText"/>
       </w:pPr>
-      <w:r>
-        <w:rPr>
-          <w:b/>
-          <w:bCs/>
-        </w:rPr>
-        <w:t xml:space="preserve">Where the task is lost.</w:t>
-      </w:r>
-      <w:r>
-        <w:t xml:space="preserve"> </w:t>
-      </w:r>
-      <w:r>
-        <w:t xml:space="preserve">The unprocessed input meets the requirement down to 0.187 of the routine protocol. Of the 8 processed arms, 7 need</w:t>
-      </w:r>
-      <w:r>
-        <w:t xml:space="preserve"> </w:t>
-      </w:r>
       <w:r>
         <w:rPr>
           <w:i/>
           <w:iCs/>
         </w:rPr>
-        <w:t xml:space="preserve">more</w:t>
-      </w:r>
-      <w:r>
-        <w:t xml:space="preserve"> </w:t>
-      </w:r>
-      <w:r>
-        <w:t xml:space="preserve">exposure than that to meet the same requirement — up to +51 % for</w:t>
-      </w:r>
-      <w:r>
-        <w:t xml:space="preserve"> </w:t>
-      </w:r>
-      <w:r>
-        <w:rPr>
-          <w:rStyle w:val="VerbatimChar"/>
-        </w:rPr>
-        <w:t xml:space="preserve">GAN 1.85M</w:t>
-      </w:r>
-      <w:r>
-        <w:t xml:space="preserve"> </w:t>
-      </w:r>
-      <w:r>
-        <w:t xml:space="preserve">— and the best of them differs from doing nothing by -2 %, which is within what this design resolves. No arm measured here extended the exposure floor by an amount this study can distinguish from none.</w:t>
-      </w:r>
-    </w:p>
-    <w:p>
-      <w:pPr>
-        <w:pStyle w:val="BodyText"/>
-      </w:pPr>
-      <w:r>
-        <w:rPr>
-          <w:b/>
-          <w:bCs/>
-        </w:rPr>
-        <w:t xml:space="preserve">What the picture claims.</w:t>
-      </w:r>
-      <w:r>
-        <w:t xml:space="preserve"> </w:t>
-      </w:r>
-      <w:r>
-        <w:t xml:space="preserve">A gain of Δ dB in PSNR is the fidelity of an exposure with</w:t>
-      </w:r>
-      <w:r>
-        <w:t xml:space="preserve"> </w:t>
-      </w:r>
-      <w:r>
-        <w:rPr>
-          <w:rStyle w:val="VerbatimChar"/>
-        </w:rPr>
-        <w:t xml:space="preserve">10^(Δ/10)</w:t>
-      </w:r>
-      <w:r>
-        <w:t xml:space="preserve"> </w:t>
-      </w:r>
-      <w:r>
-        <w:t xml:space="preserve">times less noise power, so every processed image implies an exposure. At the nominal fraction the implied exposure reaches 2.04× the one actually delivered (</w:t>
-      </w:r>
-      <w:r>
-        <w:rPr>
-          <w:rStyle w:val="VerbatimChar"/>
-        </w:rPr>
-        <w:t xml:space="preserve">CNN 1.85M</w:t>
-      </w:r>
-      <w:r>
-        <w:t xml:space="preserve">), and the discrepancy grows as the exposure falls: at 0.062 of routine,</w:t>
-      </w:r>
-      <w:r>
-        <w:t xml:space="preserve"> </w:t>
-      </w:r>
-      <w:r>
-        <w:rPr>
-          <w:rStyle w:val="VerbatimChar"/>
-        </w:rPr>
-        <w:t xml:space="preserve">gaussian 1.00 mm</w:t>
-      </w:r>
-      <w:r>
-        <w:t xml:space="preserve"> </w:t>
-      </w:r>
-      <w:r>
-        <w:t xml:space="preserve">has the fidelity of 0.302 of routine — 4.8× its own exposure — while delivering</w:t>
-      </w:r>
-      <w:r>
-        <w:t xml:space="preserve"> </w:t>
-      </w:r>
-      <w:r>
-        <w:rPr>
-          <w:rStyle w:val="VerbatimChar"/>
-        </w:rPr>
-        <w:t xml:space="preserve">d'</w:t>
-      </w:r>
-      <w:r>
-        <w:t xml:space="preserve"> </w:t>
-      </w:r>
-      <w:r>
-        <w:t xml:space="preserve">= 1.35 against the 5 required. The flattery is greatest where the task has already failed.</w:t>
-      </w:r>
-    </w:p>
-    <w:p>
-      <w:pPr>
-        <w:pStyle w:val="BodyText"/>
-      </w:pPr>
-      <w:r>
-        <w:rPr>
-          <w:b/>
-          <w:bCs/>
-        </w:rPr>
-        <w:t xml:space="preserve">What an ideal-observer floor omits.</w:t>
-      </w:r>
-      <w:r>
-        <w:t xml:space="preserve"> </w:t>
-      </w:r>
-      <w:r>
-        <w:t xml:space="preserve">A floor computed from an ideal observer is not reachable. The achieved fraction of the ceiling on the unprocessed input at the nominal exposure is 0.745, and exposure enters as a square root; on this axis the ceiling crosses the requirement at 0.113 of the routine protocol while the unprocessed input crosses it at 0.187 — a factor 1.66, or 66 % more exposure than an ideal-observer calculation would ask for. With the requirement as the denominator rather than the ideal floor, the same fact reads: an ideal-observer calculation supplies 60% of the exposure the task needs. The two percentages describe one fact and are not interchangeable.</w:t>
-      </w:r>
-    </w:p>
-    <w:p>
-      <w:pPr>
-        <w:pStyle w:val="BodyText"/>
-      </w:pPr>
-      <w:r>
-        <w:t xml:space="preserve">Holding the efficiency constant and solving for the crossing gives 0.187, within 0.3 % of the measured one, which is the evidence for the conversion. It is local, because efficiency varies along the dose axis, and it is specific to this axis: a site working in the total noise of its own images uses</w:t>
-      </w:r>
-      <w:r>
-        <w:t xml:space="preserve"> </w:t>
-      </w:r>
-      <w:r>
-        <w:rPr>
-          <w:rStyle w:val="VerbatimChar"/>
-        </w:rPr>
-        <w:t xml:space="preserve">d'</w:t>
-      </w:r>
-      <w:r>
-        <w:t xml:space="preserve"> </w:t>
-      </w:r>
-      <w:r>
-        <w:t xml:space="preserve">∝ √</w:t>
-      </w:r>
-      <w:r>
-        <w:rPr>
-          <w:rStyle w:val="VerbatimChar"/>
-        </w:rPr>
-        <w:t xml:space="preserve">D</w:t>
-      </w:r>
-      <w:r>
-        <w:t xml:space="preserve">, under which the same efficiency implies 1.80 instead. The convention has to travel with the number.</w:t>
-      </w:r>
-    </w:p>
-    <w:p>
-      <w:pPr>
-        <w:pStyle w:val="BodyText"/>
-      </w:pPr>
-      <w:r>
-        <w:rPr>
-          <w:b/>
-          <w:bCs/>
-        </w:rPr>
-        <w:t xml:space="preserve">How far the scaling law may be carried.</w:t>
-      </w:r>
-      <w:r>
-        <w:t xml:space="preserve"> </w:t>
-      </w:r>
-      <w:r>
-        <w:rPr>
-          <w:rStyle w:val="VerbatimChar"/>
-        </w:rPr>
-        <w:t xml:space="preserve">d'</w:t>
-      </w:r>
-      <w:r>
-        <w:t xml:space="preserve"> </w:t>
-      </w:r>
-      <w:r>
-        <w:t xml:space="preserve">∝ 1/</w:t>
-      </w:r>
-      <w:r>
-        <w:rPr>
-          <w:rStyle w:val="VerbatimChar"/>
-        </w:rPr>
-        <w:t xml:space="preserve">k</w:t>
-      </w:r>
-      <w:r>
-        <w:t xml:space="preserve">(β) holds exactly for the ceiling, whose template is the noise’s own: over the 8-fold range measured,</w:t>
-      </w:r>
-      <w:r>
-        <w:t xml:space="preserve"> </w:t>
-      </w:r>
-      <w:r>
-        <w:rPr>
-          <w:rStyle w:val="VerbatimChar"/>
-        </w:rPr>
-        <w:t xml:space="preserve">d'</w:t>
-      </w:r>
-      <w:r>
-        <w:t xml:space="preserve">·</w:t>
-      </w:r>
-      <w:r>
-        <w:rPr>
-          <w:rStyle w:val="VerbatimChar"/>
-        </w:rPr>
-        <w:t xml:space="preserve">k</w:t>
-      </w:r>
-      <w:r>
-        <w:t xml:space="preserve"> </w:t>
-      </w:r>
-      <w:r>
-        <w:t xml:space="preserve">varies by 0.0%. It holds for no achievable observer: the same quantity varies by up to 47% (</w:t>
-      </w:r>
-      <w:r>
-        <w:rPr>
-          <w:rStyle w:val="VerbatimChar"/>
-        </w:rPr>
-        <w:t xml:space="preserve">gaussian 1.00 mm</w:t>
-      </w:r>
-      <w:r>
-        <w:t xml:space="preserve">), because observer efficiency is itself a function of exposure. The textbook</w:t>
-      </w:r>
-      <w:r>
-        <w:t xml:space="preserve"> </w:t>
-      </w:r>
-      <w:r>
-        <w:rPr>
-          <w:rStyle w:val="VerbatimChar"/>
-        </w:rPr>
-        <w:t xml:space="preserve">d'</w:t>
-      </w:r>
-      <w:r>
-        <w:t xml:space="preserve"> </w:t>
-      </w:r>
-      <w:r>
-        <w:t xml:space="preserve">∝ √dose rule therefore</w:t>
+        <w:t xml:space="preserve">Where the task is lost.</w:t>
+      </w:r>
+      <w:r>
+        <w:t xml:space="preserve"> </w:t>
+      </w:r>
+      <w:r>
+        <w:t xml:space="preserve">The unprocessed input meets the requirement down to 0.187 of the routine protocol. Of the 8 processed arms, 7 need</w:t>
       </w:r>
       <w:r>
         <w:t xml:space="preserve"> </w:t>
@@ -5839,235 +5682,472 @@
           <w:i/>
           <w:iCs/>
         </w:rPr>
-        <w:t xml:space="preserve">overstates</w:t>
-      </w:r>
-      <w:r>
-        <w:t xml:space="preserve"> </w:t>
-      </w:r>
-      <w:r>
-        <w:t xml:space="preserve">what a denoised image keeps when the exposure is cut, and an efficiency measured at one exposure extrapolates only near it. The crossings above are read from the measured curve for that reason.</w:t>
-      </w:r>
-    </w:p>
-    <w:p>
-      <w:pPr>
-        <w:pStyle w:val="BodyText"/>
-      </w:pPr>
-      <w:r>
-        <w:t xml:space="preserve">The conversions are implemented in</w:t>
-      </w:r>
-      <w:r>
-        <w:t xml:space="preserve"> </w:t>
-      </w:r>
-      <w:r>
-        <w:rPr>
-          <w:rStyle w:val="VerbatimChar"/>
-        </w:rPr>
-        <w:t xml:space="preserve">denoiq_core.guidance</w:t>
-      </w:r>
-      <w:r>
-        <w:t xml:space="preserve"> </w:t>
-      </w:r>
-      <w:r>
-        <w:t xml:space="preserve">for a reader’s own protocol and task. The absolute exposures here are specific to this lesion and a background treated as known, and are not a clinical recommendation.</w:t>
-      </w:r>
-    </w:p>
-    <w:bookmarkEnd w:id="59"/>
-    <w:bookmarkStart w:id="60" w:name="X8b6d601956f7eda0d4ebd1b021600ff3f56d0c4"/>
-    <w:p>
-      <w:pPr>
-        <w:pStyle w:val="Heading3"/>
-      </w:pPr>
-      <w:r>
-        <w:t xml:space="preserve">3.8 Sensitivity and implementation validation</w:t>
-      </w:r>
-    </w:p>
-    <w:p>
-      <w:pPr>
-        <w:pStyle w:val="FirstParagraph"/>
-      </w:pPr>
-      <w:r>
-        <w:rPr>
-          <w:b/>
-          <w:bCs/>
-        </w:rPr>
-        <w:t xml:space="preserve">Estimator efficiency.</w:t>
-      </w:r>
-      <w:r>
-        <w:t xml:space="preserve"> </w:t>
-      </w:r>
-      <w:r>
-        <w:t xml:space="preserve">On unprocessed images the cross-fitted estimator recovered a median 95% of the analytic ceiling</w:t>
-      </w:r>
-      <w:r>
-        <w:t xml:space="preserve"> </w:t>
-      </w:r>
-      <w:r>
-        <w:rPr>
-          <w:rStyle w:val="VerbatimChar"/>
-        </w:rPr>
-        <w:t xml:space="preserve">d'</w:t>
-      </w:r>
-      <w:r>
-        <w:t xml:space="preserve"> </w:t>
-      </w:r>
-      <w:r>
-        <w:t xml:space="preserve">(interquartile range 86% to 97%), with a minimum of 49% over all evaluations and 93% over conditions at or above the floor. The lowest recoveries occur at the lowest doses, where the signal the template is estimated from is weakest, and the estimator rather than the bound is the limiting factor. Supplementary Table S2 compares the cross-fitted estimator with a single</w:t>
-      </w:r>
-      <w:r>
-        <w:t xml:space="preserve"> </w:t>
-      </w:r>
-      <w:r>
-        <w:rPr>
-          <w:rStyle w:val="VerbatimChar"/>
-        </w:rPr>
-        <w:t xml:space="preserve">50/50</w:t>
-      </w:r>
-      <w:r>
-        <w:t xml:space="preserve"> </w:t>
-      </w:r>
-      <w:r>
-        <w:t xml:space="preserve">split at matched conditions; cross-fitting recovers more of the ceiling at every dose.</w:t>
-      </w:r>
-    </w:p>
-    <w:p>
-      <w:pPr>
-        <w:pStyle w:val="BodyText"/>
-      </w:pPr>
-      <w:r>
-        <w:rPr>
-          <w:b/>
-          <w:bCs/>
-        </w:rPr>
-        <w:t xml:space="preserve">Closed form.</w:t>
-      </w:r>
-      <w:r>
-        <w:t xml:space="preserve"> </w:t>
-      </w:r>
-      <w:r>
-        <w:t xml:space="preserve">In white noise the analytic observer must satisfy</w:t>
-      </w:r>
-      <w:r>
-        <w:t xml:space="preserve"> </w:t>
-      </w:r>
-      <w:r>
-        <w:rPr>
-          <w:rStyle w:val="VerbatimChar"/>
-        </w:rPr>
-        <w:t xml:space="preserve">d' = ‖s‖₂/σ</w:t>
-      </w:r>
-      <w:r>
-        <w:t xml:space="preserve">. Over the combinations of noise level and lesion radius in Supplementary Table S1 the maximum relative deviation was 1.32×10⁻¹⁶, against a criterion of 1 % fixed in advance.</w:t>
-      </w:r>
-    </w:p>
-    <w:p>
-      <w:pPr>
-        <w:pStyle w:val="BodyText"/>
-      </w:pPr>
-      <w:r>
-        <w:rPr>
-          <w:b/>
-          <w:bCs/>
-        </w:rPr>
-        <w:t xml:space="preserve">Leakage positive control.</w:t>
-      </w:r>
-      <w:r>
-        <w:t xml:space="preserve"> </w:t>
-      </w:r>
-      <w:r>
-        <w:t xml:space="preserve">A processor handed the class label — adding signal to the signal-present stack only — is detected by the ceiling comparison as an exceedance beyond the margin. That control is asserted in the test suite, and it is what gives the negative result of Section 3.4 its content.</w:t>
-      </w:r>
-    </w:p>
-    <w:bookmarkEnd w:id="60"/>
-    <w:bookmarkEnd w:id="61"/>
-    <w:bookmarkStart w:id="63" w:name="discussion"/>
-    <w:p>
-      <w:pPr>
-        <w:pStyle w:val="Heading2"/>
-      </w:pPr>
-      <w:r>
-        <w:t xml:space="preserve">4. Discussion</w:t>
-      </w:r>
-    </w:p>
-    <w:p>
-      <w:pPr>
-        <w:pStyle w:val="FirstParagraph"/>
-      </w:pPr>
-      <w:r>
-        <w:t xml:space="preserve">The contribution of this work is a framework that separates two quantities usually reported as one: the detectability an input makes available to an ideal observer, and the detectability a specified observer actually achieves after processing. Holding them apart is what turns a statement about image quality into a statement about an exposure, because the requirement a task imposes can then be placed on the second quantity rather than the first, and the exposure that meets it compared across processing methods.</w:t>
-      </w:r>
-    </w:p>
-    <w:p>
-      <w:pPr>
-        <w:pStyle w:val="BodyText"/>
-      </w:pPr>
-      <w:r>
-        <w:t xml:space="preserve">The ceiling itself is a theorem, so the agreement reported in Section 3.4 establishes not the theorem but that the measurement chain is consistent with it, which is a precondition for trusting anything else the chain reports; the leakage control shows the comparison has the sensitivity to see a violation.</w:t>
-      </w:r>
-    </w:p>
-    <w:p>
-      <w:pPr>
-        <w:pStyle w:val="BodyText"/>
-      </w:pPr>
-      <w:r>
-        <w:t xml:space="preserve">The findings sit on top of that. The first is that reference-based fidelity is a poor predictor of task change: the rank correlation between ΔSSIM and Δ</w:t>
-      </w:r>
-      <w:r>
-        <w:rPr>
-          <w:rStyle w:val="VerbatimChar"/>
-        </w:rPr>
-        <w:t xml:space="preserve">d'</w:t>
-      </w:r>
-      <w:r>
-        <w:t xml:space="preserve">(PW) was negative, and a large fraction of evaluations improved the picture while the task estimate fell. This is not an artefact of a badly chosen fidelity metric — SSIM is what much of the literature reports and what many learned methods are optimized against — but a consequence of the two quantities measuring different things.</w:t>
-      </w:r>
-    </w:p>
-    <w:p>
-      <w:pPr>
-        <w:pStyle w:val="BodyText"/>
-      </w:pPr>
-      <w:r>
-        <w:t xml:space="preserve">The second is that the effect of denoising is observer-dependent in a systematic, quantifiable way. The same processing on the same images improved the non-prewhitening observer while leaving the prewhitening observer no better, with the channelized observer in between. That ordering is consistent with differences in prewhitening efficiency, and offers a reading of an apparent paradox in the literature: a denoiser could genuinely raise a reader’s performance without information being added, if the reader was not using all of it. The three observers differ in template, channel model and noise handling as well as in prewhitening efficiency, so this is a reading of the ordering rather than a controlled attribution. The corollary is that a reported task improvement is a statement about the observer as much as about the algorithm, and a study that does not say which observer it used has not reported an effect size.</w:t>
-      </w:r>
-    </w:p>
-    <w:p>
-      <w:pPr>
-        <w:pStyle w:val="BodyText"/>
-      </w:pPr>
-      <w:r>
-        <w:t xml:space="preserve">The third prespecified hypothesis was partially refuted, and the part that failed is as informative as the part that held. What held is the coexistence it predicted: below the operational requirement, fidelity still improved — by +0.210 in SSIM — while the task estimate fell, so a visually plausible output there does not establish that the required detectability survived. What failed is the expectation that the</w:t>
-      </w:r>
-      <w:r>
-        <w:t xml:space="preserve"> </w:t>
-      </w:r>
+        <w:t xml:space="preserve">more</w:t>
+      </w:r>
+      <w:r>
+        <w:t xml:space="preserve"> </w:t>
+      </w:r>
+      <w:r>
+        <w:t xml:space="preserve">exposure than that to meet the same requirement — up to +51% for</w:t>
+      </w:r>
+      <w:r>
+        <w:t xml:space="preserve"> </w:t>
+      </w:r>
+      <w:r>
+        <w:rPr>
+          <w:rStyle w:val="VerbatimChar"/>
+        </w:rPr>
+        <w:t xml:space="preserve">GAN 1.85M</w:t>
+      </w:r>
+      <w:r>
+        <w:t xml:space="preserve"> </w:t>
+      </w:r>
+      <w:r>
+        <w:t xml:space="preserve">— and the best of them differs from doing nothing by -2%, which is within what this design resolves. No arm measured here extended the exposure floor by an amount this study can distinguish from none.</w:t>
+      </w:r>
+    </w:p>
+    <w:p>
+      <w:pPr>
+        <w:pStyle w:val="BodyText"/>
+      </w:pPr>
       <w:r>
         <w:rPr>
           <w:i/>
           <w:iCs/>
         </w:rPr>
-        <w:t xml:space="preserve">failure patterns</w:t>
-      </w:r>
-      <w:r>
-        <w:t xml:space="preserve"> </w:t>
-      </w:r>
-      <w:r>
-        <w:t xml:space="preserve">would concentrate below the floor. Mean task degradation was larger above it (30.3% against 14.7%), which is what a relative loss must do when the input has less to lose; the contrast-erasure rate did not differ appreciably between the strata; and excess lesion-like responses were absent in every stratum, so these denoisers did not invent structure anywhere in the matrix.</w:t>
-      </w:r>
-    </w:p>
-    <w:p>
-      <w:pPr>
-        <w:pStyle w:val="BodyText"/>
-      </w:pPr>
-      <w:r>
-        <w:t xml:space="preserve">The floor should therefore be read for what it is: a boundary of</w:t>
-      </w:r>
-      <w:r>
-        <w:t xml:space="preserve"> </w:t>
-      </w:r>
+        <w:t xml:space="preserve">What the picture claims.</w:t>
+      </w:r>
+      <w:r>
+        <w:t xml:space="preserve"> </w:t>
+      </w:r>
+      <w:r>
+        <w:t xml:space="preserve">A gain of Δ dB in PSNR is the fidelity of an exposure with</w:t>
+      </w:r>
+      <w:r>
+        <w:t xml:space="preserve"> </w:t>
+      </w:r>
+      <w:r>
+        <w:rPr>
+          <w:rStyle w:val="VerbatimChar"/>
+        </w:rPr>
+        <w:t xml:space="preserve">10^(Δ/10)</w:t>
+      </w:r>
+      <w:r>
+        <w:t xml:space="preserve"> </w:t>
+      </w:r>
+      <w:r>
+        <w:t xml:space="preserve">times less noise power, so every processed image implies an exposure. At the nominal fraction the implied exposure reaches 2.04× the one actually delivered (</w:t>
+      </w:r>
+      <w:r>
+        <w:rPr>
+          <w:rStyle w:val="VerbatimChar"/>
+        </w:rPr>
+        <w:t xml:space="preserve">CNN 1.85M</w:t>
+      </w:r>
+      <w:r>
+        <w:t xml:space="preserve">), and the discrepancy grows as the exposure falls: at 0.062 of routine,</w:t>
+      </w:r>
+      <w:r>
+        <w:t xml:space="preserve"> </w:t>
+      </w:r>
+      <w:r>
+        <w:rPr>
+          <w:rStyle w:val="VerbatimChar"/>
+        </w:rPr>
+        <w:t xml:space="preserve">gaussian 1.00 mm</w:t>
+      </w:r>
+      <w:r>
+        <w:t xml:space="preserve"> </w:t>
+      </w:r>
+      <w:r>
+        <w:t xml:space="preserve">has the fidelity of 0.302 of routine — 4.8× its own exposure — while delivering</w:t>
+      </w:r>
+      <w:r>
+        <w:t xml:space="preserve"> </w:t>
+      </w:r>
+      <w:r>
+        <w:rPr>
+          <w:rStyle w:val="VerbatimChar"/>
+        </w:rPr>
+        <w:t xml:space="preserve">d'</w:t>
+      </w:r>
+      <w:r>
+        <w:t xml:space="preserve"> </w:t>
+      </w:r>
+      <w:r>
+        <w:t xml:space="preserve">= 1.35 against the 5 required. The flattery is greatest where the task has already failed.</w:t>
+      </w:r>
+    </w:p>
+    <w:p>
+      <w:pPr>
+        <w:pStyle w:val="BodyText"/>
+      </w:pPr>
       <w:r>
         <w:rPr>
           <w:i/>
           <w:iCs/>
         </w:rPr>
+        <w:t xml:space="preserve">What an ideal-observer floor omits.</w:t>
+      </w:r>
+      <w:r>
+        <w:t xml:space="preserve"> </w:t>
+      </w:r>
+      <w:r>
+        <w:t xml:space="preserve">A floor computed from an ideal observer is not reachable. The achieved fraction of the ceiling on the unprocessed input at the nominal exposure is 0.745, and exposure enters as a square root; on this axis the ceiling crosses the requirement at 0.113 of the routine protocol while the unprocessed input crosses it at 0.187 — a factor 1.66, or 66% more exposure than an ideal-observer calculation would ask for. With the requirement as the denominator rather than the ideal floor, the same fact reads: an ideal-observer calculation supplies 60% of the exposure the task needs. The two percentages describe one fact and are not interchangeable.</w:t>
+      </w:r>
+    </w:p>
+    <w:p>
+      <w:pPr>
+        <w:pStyle w:val="BodyText"/>
+      </w:pPr>
+      <w:r>
+        <w:t xml:space="preserve">Holding the efficiency constant and solving for the crossing gives 0.187, within 0.3% of the measured one, which is the evidence for the conversion. It is local, because efficiency varies along the dose axis, and it is specific to this axis: a site working in the total noise of its own images uses</w:t>
+      </w:r>
+      <w:r>
+        <w:t xml:space="preserve"> </w:t>
+      </w:r>
+      <w:r>
+        <w:rPr>
+          <w:rStyle w:val="VerbatimChar"/>
+        </w:rPr>
+        <w:t xml:space="preserve">d'</w:t>
+      </w:r>
+      <w:r>
+        <w:t xml:space="preserve"> </w:t>
+      </w:r>
+      <w:r>
+        <w:t xml:space="preserve">∝ √</w:t>
+      </w:r>
+      <w:r>
+        <w:rPr>
+          <w:rStyle w:val="VerbatimChar"/>
+        </w:rPr>
+        <w:t xml:space="preserve">D</w:t>
+      </w:r>
+      <w:r>
+        <w:t xml:space="preserve">, under which the same efficiency implies 1.80 instead. The convention has to travel with the number.</w:t>
+      </w:r>
+    </w:p>
+    <w:p>
+      <w:pPr>
+        <w:pStyle w:val="BodyText"/>
+      </w:pPr>
+      <w:r>
+        <w:rPr>
+          <w:i/>
+          <w:iCs/>
+        </w:rPr>
+        <w:t xml:space="preserve">How far the scaling law may be carried.</w:t>
+      </w:r>
+      <w:r>
+        <w:t xml:space="preserve"> </w:t>
+      </w:r>
+      <w:r>
+        <w:rPr>
+          <w:rStyle w:val="VerbatimChar"/>
+        </w:rPr>
+        <w:t xml:space="preserve">d'</w:t>
+      </w:r>
+      <w:r>
+        <w:t xml:space="preserve"> </w:t>
+      </w:r>
+      <w:r>
+        <w:t xml:space="preserve">∝ 1/</w:t>
+      </w:r>
+      <w:r>
+        <w:rPr>
+          <w:rStyle w:val="VerbatimChar"/>
+        </w:rPr>
+        <w:t xml:space="preserve">k</w:t>
+      </w:r>
+      <w:r>
+        <w:t xml:space="preserve">(β) holds exactly for the ceiling, whose template is the noise’s own: over the 8-fold range measured,</w:t>
+      </w:r>
+      <w:r>
+        <w:t xml:space="preserve"> </w:t>
+      </w:r>
+      <w:r>
+        <w:rPr>
+          <w:rStyle w:val="VerbatimChar"/>
+        </w:rPr>
+        <w:t xml:space="preserve">d'</w:t>
+      </w:r>
+      <w:r>
+        <w:t xml:space="preserve">·</w:t>
+      </w:r>
+      <w:r>
+        <w:rPr>
+          <w:rStyle w:val="VerbatimChar"/>
+        </w:rPr>
+        <w:t xml:space="preserve">k</w:t>
+      </w:r>
+      <w:r>
+        <w:t xml:space="preserve"> </w:t>
+      </w:r>
+      <w:r>
+        <w:t xml:space="preserve">varies by 0.0%. It holds for no achievable observer: the same quantity varies by up to 47% (</w:t>
+      </w:r>
+      <w:r>
+        <w:rPr>
+          <w:rStyle w:val="VerbatimChar"/>
+        </w:rPr>
+        <w:t xml:space="preserve">gaussian 1.00 mm</w:t>
+      </w:r>
+      <w:r>
+        <w:t xml:space="preserve">), because observer efficiency is itself a function of exposure. The textbook</w:t>
+      </w:r>
+      <w:r>
+        <w:t xml:space="preserve"> </w:t>
+      </w:r>
+      <w:r>
+        <w:rPr>
+          <w:rStyle w:val="VerbatimChar"/>
+        </w:rPr>
+        <w:t xml:space="preserve">d'</w:t>
+      </w:r>
+      <w:r>
+        <w:t xml:space="preserve"> </w:t>
+      </w:r>
+      <w:r>
+        <w:t xml:space="preserve">∝ √dose rule therefore</w:t>
+      </w:r>
+      <w:r>
+        <w:t xml:space="preserve"> </w:t>
+      </w:r>
+      <w:r>
+        <w:rPr>
+          <w:i/>
+          <w:iCs/>
+        </w:rPr>
+        <w:t xml:space="preserve">overstates</w:t>
+      </w:r>
+      <w:r>
+        <w:t xml:space="preserve"> </w:t>
+      </w:r>
+      <w:r>
+        <w:t xml:space="preserve">what a denoised image keeps when the exposure is cut, and an efficiency measured at one exposure extrapolates only near it. The crossings above are read from the measured curve for that reason.</w:t>
+      </w:r>
+    </w:p>
+    <w:p>
+      <w:pPr>
+        <w:pStyle w:val="BodyText"/>
+      </w:pPr>
+      <w:r>
+        <w:t xml:space="preserve">The conversions are implemented in</w:t>
+      </w:r>
+      <w:r>
+        <w:t xml:space="preserve"> </w:t>
+      </w:r>
+      <w:r>
+        <w:rPr>
+          <w:rStyle w:val="VerbatimChar"/>
+        </w:rPr>
+        <w:t xml:space="preserve">denoiq_core.guidance</w:t>
+      </w:r>
+      <w:r>
+        <w:t xml:space="preserve"> </w:t>
+      </w:r>
+      <w:r>
+        <w:t xml:space="preserve">for a reader’s own protocol and task. The absolute exposures here are specific to this lesion and a background treated as known, and are not a clinical recommendation.</w:t>
+      </w:r>
+    </w:p>
+    <w:bookmarkEnd w:id="62"/>
+    <w:bookmarkStart w:id="63" w:name="X8b6d601956f7eda0d4ebd1b021600ff3f56d0c4"/>
+    <w:p>
+      <w:pPr>
+        <w:pStyle w:val="Heading3"/>
+      </w:pPr>
+      <w:r>
+        <w:t xml:space="preserve">3.8 Sensitivity and implementation validation</w:t>
+      </w:r>
+    </w:p>
+    <w:p>
+      <w:pPr>
+        <w:pStyle w:val="FirstParagraph"/>
+      </w:pPr>
+      <w:r>
+        <w:rPr>
+          <w:i/>
+          <w:iCs/>
+        </w:rPr>
+        <w:t xml:space="preserve">Estimator efficiency.</w:t>
+      </w:r>
+      <w:r>
+        <w:t xml:space="preserve"> </w:t>
+      </w:r>
+      <w:r>
+        <w:t xml:space="preserve">On unprocessed images the cross-fitted estimator recovered a median 95% of the analytic ceiling</w:t>
+      </w:r>
+      <w:r>
+        <w:t xml:space="preserve"> </w:t>
+      </w:r>
+      <w:r>
+        <w:rPr>
+          <w:rStyle w:val="VerbatimChar"/>
+        </w:rPr>
+        <w:t xml:space="preserve">d'</w:t>
+      </w:r>
+      <w:r>
+        <w:t xml:space="preserve"> </w:t>
+      </w:r>
+      <w:r>
+        <w:t xml:space="preserve">(interquartile range 86% to 97%), with a minimum of 49% over all evaluations and 93% over conditions at or above the floor. The lowest recoveries occur at the lowest doses, where the signal the template is estimated from is weakest, and the estimator rather than the bound is the limiting factor. Supplementary Table S2 compares the cross-fitted estimator with a single</w:t>
+      </w:r>
+      <w:r>
+        <w:t xml:space="preserve"> </w:t>
+      </w:r>
+      <w:r>
+        <w:rPr>
+          <w:rStyle w:val="VerbatimChar"/>
+        </w:rPr>
+        <w:t xml:space="preserve">50/50</w:t>
+      </w:r>
+      <w:r>
+        <w:t xml:space="preserve"> </w:t>
+      </w:r>
+      <w:r>
+        <w:t xml:space="preserve">split at matched conditions; cross-fitting recovers more of the ceiling at every dose.</w:t>
+      </w:r>
+    </w:p>
+    <w:p>
+      <w:pPr>
+        <w:pStyle w:val="BodyText"/>
+      </w:pPr>
+      <w:r>
+        <w:rPr>
+          <w:i/>
+          <w:iCs/>
+        </w:rPr>
+        <w:t xml:space="preserve">Closed form.</w:t>
+      </w:r>
+      <w:r>
+        <w:t xml:space="preserve"> </w:t>
+      </w:r>
+      <w:r>
+        <w:t xml:space="preserve">In white noise the analytic observer must satisfy</w:t>
+      </w:r>
+      <w:r>
+        <w:t xml:space="preserve"> </w:t>
+      </w:r>
+      <w:r>
+        <w:rPr>
+          <w:rStyle w:val="VerbatimChar"/>
+        </w:rPr>
+        <w:t xml:space="preserve">d' = ‖s‖₂/σ</w:t>
+      </w:r>
+      <w:r>
+        <w:t xml:space="preserve">. Over the combinations of noise level and lesion radius in Supplementary Table S1 the maximum relative deviation was 1.32×10⁻¹⁶, against a criterion of 1% fixed in advance.</w:t>
+      </w:r>
+    </w:p>
+    <w:p>
+      <w:pPr>
+        <w:pStyle w:val="BodyText"/>
+      </w:pPr>
+      <w:r>
+        <w:rPr>
+          <w:i/>
+          <w:iCs/>
+        </w:rPr>
+        <w:t xml:space="preserve">Leakage positive control.</w:t>
+      </w:r>
+      <w:r>
+        <w:t xml:space="preserve"> </w:t>
+      </w:r>
+      <w:r>
+        <w:t xml:space="preserve">A processor handed the class label — adding signal to the signal-present stack only — is detected by the ceiling comparison as an exceedance beyond the margin. That control is asserted in the test suite, and it is what gives the negative result of Section 3.4 its content.</w:t>
+      </w:r>
+    </w:p>
+    <w:bookmarkEnd w:id="63"/>
+    <w:bookmarkEnd w:id="64"/>
+    <w:bookmarkStart w:id="66" w:name="discussion"/>
+    <w:p>
+      <w:pPr>
+        <w:pStyle w:val="Heading2"/>
+      </w:pPr>
+      <w:r>
+        <w:t xml:space="preserve">4. Discussion</w:t>
+      </w:r>
+    </w:p>
+    <w:p>
+      <w:pPr>
+        <w:pStyle w:val="FirstParagraph"/>
+      </w:pPr>
+      <w:r>
+        <w:t xml:space="preserve">The contribution of this work is a framework that separates two quantities usually reported as one: the detectability an input makes available to an ideal observer, and the detectability a specified observer actually achieves after processing. Holding them apart is what turns a statement about image quality into a statement about an exposure, because the requirement a task imposes can then be placed on the second quantity rather than the first, and the exposure that meets it compared across processing methods.</w:t>
+      </w:r>
+    </w:p>
+    <w:p>
+      <w:pPr>
+        <w:pStyle w:val="BodyText"/>
+      </w:pPr>
+      <w:r>
+        <w:t xml:space="preserve">The ceiling itself is a theorem, so the agreement reported in Section 3.4 establishes not the theorem but that the measurement chain is consistent with it, which is a precondition for trusting anything else the chain reports; the leakage control shows the comparison has the sensitivity to see a violation.</w:t>
+      </w:r>
+    </w:p>
+    <w:p>
+      <w:pPr>
+        <w:pStyle w:val="BodyText"/>
+      </w:pPr>
+      <w:r>
+        <w:t xml:space="preserve">The findings sit on top of that. The first is that reference-based fidelity is a poor predictor of task change: the rank correlation between ΔSSIM and Δ</w:t>
+      </w:r>
+      <w:r>
+        <w:rPr>
+          <w:rStyle w:val="VerbatimChar"/>
+        </w:rPr>
+        <w:t xml:space="preserve">d'</w:t>
+      </w:r>
+      <w:r>
+        <w:t xml:space="preserve">(PW) was negative, and a large fraction of evaluations improved the picture while the task estimate fell. This is not an artifact of a badly chosen fidelity metric — SSIM is what much of the literature reports and what many learned methods are optimized against — but a consequence of the two quantities measuring different things.</w:t>
+      </w:r>
+    </w:p>
+    <w:p>
+      <w:pPr>
+        <w:pStyle w:val="BodyText"/>
+      </w:pPr>
+      <w:r>
+        <w:t xml:space="preserve">The second is that the effect of denoising is observer-dependent in a systematic, quantifiable way. The same processing on the same images improved the non-prewhitening observer while leaving the prewhitening observer no better, with the channelized observer in between. That ordering is consistent with differences in prewhitening efficiency, and offers a reading of an apparent paradox in the literature: a denoiser could genuinely raise a reader’s performance without information being added, if the reader was not using all of it. The three observers differ in template, channel model and noise handling as well as in prewhitening efficiency, so this is a reading of the ordering rather than a controlled attribution. The corollary is that a reported task improvement is a statement about the observer as much as about the algorithm, and a study that does not say which observer it used has not reported an effect size.</w:t>
+      </w:r>
+    </w:p>
+    <w:p>
+      <w:pPr>
+        <w:pStyle w:val="BodyText"/>
+      </w:pPr>
+      <w:r>
+        <w:t xml:space="preserve">The third prespecified hypothesis was partially refuted, and the part that failed is as informative as the part that held. What held is the coexistence it predicted: below the operational requirement, fidelity still improved — by +0.210 in SSIM — while the task estimate fell, so a visually plausible output there does not establish that the required detectability survived. What failed is the expectation that the</w:t>
+      </w:r>
+      <w:r>
+        <w:t xml:space="preserve"> </w:t>
+      </w:r>
+      <w:r>
+        <w:rPr>
+          <w:i/>
+          <w:iCs/>
+        </w:rPr>
+        <w:t xml:space="preserve">failure patterns</w:t>
+      </w:r>
+      <w:r>
+        <w:t xml:space="preserve"> </w:t>
+      </w:r>
+      <w:r>
+        <w:t xml:space="preserve">would concentrate below the floor. Mean task degradation was larger above it (30.3% against 14.7%), which is what a relative loss must do when the input has less to lose; the contrast-erasure rate did not differ appreciably between the strata; and excess lesion-like responses were absent in every stratum, so these denoisers did not invent structure anywhere in the matrix.</w:t>
+      </w:r>
+    </w:p>
+    <w:p>
+      <w:pPr>
+        <w:pStyle w:val="BodyText"/>
+      </w:pPr>
+      <w:r>
+        <w:t xml:space="preserve">The floor should therefore be read for what it is: a boundary of</w:t>
+      </w:r>
+      <w:r>
+        <w:t xml:space="preserve"> </w:t>
+      </w:r>
+      <w:r>
+        <w:rPr>
+          <w:i/>
+          <w:iCs/>
+        </w:rPr>
         <w:t xml:space="preserve">attainable required performance</w:t>
       </w:r>
       <w:r>
@@ -6090,7 +6170,7 @@
         <w:t xml:space="preserve">The gauge is an auditable rule-based translation of the measured quantities, not a clinically validated instrument. Its value is that a verdict naming the rule that fired, on numbers that are written down, can be argued with; an impression that the images look acceptable cannot.</w:t>
       </w:r>
     </w:p>
-    <w:bookmarkStart w:id="62" w:name="limitations"/>
+    <w:bookmarkStart w:id="65" w:name="limitations"/>
     <w:p>
       <w:pPr>
         <w:pStyle w:val="Heading3"/>
@@ -6119,12 +6199,12 @@
         <w:t xml:space="preserve"> </w:t>
       </w:r>
       <w:r>
-        <w:t xml:space="preserve">= 5 is one chosen operational criterion, not a universal information boundary, and every gauge threshold is task-specific: clinical deployment would require re-specifying and validating all of them. No human observer study was performed, so the non-prewhitening observer stands only as a stylized surrogate for limited prewhitening efficiency. The lesion is inserted, not native: what is measured is detection of a specified low-contrast signal, not of hepatocellular carcinoma, haemangioma or any other native lesion, whose contrast, margin and size distributions differ. Whether the ordering reported here transfers to those is a question for readers and for clinical validation, not one this measurement answers. The classical denoisers are parameterized with the true noise level of the acquisition setting, which is more than a blind method would know. The learned denoisers do not represent the state of the art. The acquisition model is relative and analytic: it locates conditions on an axis, not on a scanner. Ten realizations bound sampling variability but do not make the matrix exhaustive. Finally, the scope is post-processing of a defined input image; reconstruction from projection data is a separate map, subject to its own bound, and is not studied here.</w:t>
-      </w:r>
-    </w:p>
-    <w:bookmarkEnd w:id="62"/>
-    <w:bookmarkEnd w:id="63"/>
-    <w:bookmarkStart w:id="64" w:name="conclusion"/>
+        <w:t xml:space="preserve">= 5 is one chosen operational criterion, not a universal information boundary, and every gauge threshold is task-specific: clinical deployment would require re-specifying and validating all of them. No human observer study was performed, so the non-prewhitening observer stands only as a stylized surrogate for limited prewhitening efficiency. The lesion is inserted, not native: what is measured is detection of a specified low-contrast signal, not of hepatocellular carcinoma, hemangioma or any other native lesion, whose contrast, margin and size distributions differ. Whether the ordering reported here transfers to those is a question for readers and for clinical validation, not one this measurement answers. The classical denoisers are parameterized with the true noise level of the acquisition setting, which is more than a blind method would know. The learned denoisers do not represent the state of the art. The acquisition model is relative and analytic: it locates conditions on an axis, not on a scanner. Ten realizations bound sampling variability but do not make the matrix exhaustive. Finally, the scope is post-processing of a defined input image; reconstruction from projection data is a separate map, subject to its own bound, and is not studied here.</w:t>
+      </w:r>
+    </w:p>
+    <w:bookmarkEnd w:id="65"/>
+    <w:bookmarkEnd w:id="66"/>
+    <w:bookmarkStart w:id="67" w:name="conclusion"/>
     <w:p>
       <w:pPr>
         <w:pStyle w:val="Heading2"/>
@@ -6141,8 +6221,8 @@
         <w:t xml:space="preserve">This study characterizes task detectability limits in denoised CT by separating the input’s ideal-observer ceiling from the performance achieved by specified observers. Controlled experiments and synthetic-lesion evaluations on real CT backgrounds showed observer-dependent denoising effects and divergence between fidelity and detectability. Within the evaluated dose simulation, task thresholds provided a basis for comparing exposure requirements across processing methods. These findings support evaluating acquisition and post-processing jointly against a defined detection requirement. Translation to clinical dose optimization requires scanner-specific calibration and human-reader validation, with the ultimate aim of preserving diagnostic information while avoiding unnecessary patient exposure.</w:t>
       </w:r>
     </w:p>
-    <w:bookmarkEnd w:id="64"/>
-    <w:bookmarkStart w:id="65" w:name="disclosures"/>
+    <w:bookmarkEnd w:id="67"/>
+    <w:bookmarkStart w:id="68" w:name="disclosures"/>
     <w:p>
       <w:pPr>
         <w:pStyle w:val="Heading2"/>
@@ -6171,8 +6251,8 @@
         <w:t xml:space="preserve">; no data were collected for this study, no proprietary software was used, and the work required no additional ethical approval.</w:t>
       </w:r>
     </w:p>
-    <w:bookmarkEnd w:id="65"/>
-    <w:bookmarkStart w:id="67" w:name="code-and-data-availability"/>
+    <w:bookmarkEnd w:id="68"/>
+    <w:bookmarkStart w:id="70" w:name="code-and-data-availability"/>
     <w:p>
       <w:pPr>
         <w:pStyle w:val="Heading2"/>
@@ -6219,8 +6299,8 @@
       </w:pPr>
       <w:r>
         <w:rPr>
-          <w:b/>
-          <w:bCs/>
+          <w:i/>
+          <w:iCs/>
         </w:rPr>
         <w:t xml:space="preserve">Two packages are needed, and neither reproduces the paper alone.</w:t>
       </w:r>
@@ -6257,7 +6337,7 @@
       <w:r>
         <w:t xml:space="preserve"> </w:t>
       </w:r>
-      <w:hyperlink r:id="rId66">
+      <w:hyperlink r:id="rId69">
         <w:r>
           <w:rPr>
             <w:rStyle w:val="Hyperlink"/>
@@ -6485,7 +6565,7 @@
         <w:t xml:space="preserve"> </w:t>
       </w:r>
       <w:r>
-        <w:t xml:space="preserve">— the representative-realization artefacts and the atlas.</w:t>
+        <w:t xml:space="preserve">— the representative-realization artifacts and the atlas.</w:t>
       </w:r>
     </w:p>
     <w:p>
@@ -6589,8 +6669,8 @@
         <w:t xml:space="preserve">runs the consistency suite, which re-derives the reported endpoints, effect sizes and intervals from the same files, checks the design counts and the seed list, and fails if the committed manuscript is out of date, if a number has been typed into the prose, or if the observer and floor terminology has drifted in the text or in a figure label.</w:t>
       </w:r>
     </w:p>
-    <w:bookmarkEnd w:id="67"/>
-    <w:bookmarkStart w:id="68" w:name="acknowledgments"/>
+    <w:bookmarkEnd w:id="70"/>
+    <w:bookmarkStart w:id="71" w:name="acknowledgments"/>
     <w:p>
       <w:pPr>
         <w:pStyle w:val="Heading2"/>
@@ -6607,8 +6687,8 @@
         <w:t xml:space="preserve">This work received no external funding.</w:t>
       </w:r>
     </w:p>
-    <w:bookmarkEnd w:id="68"/>
-    <w:bookmarkStart w:id="69" w:name="X1f74eb43af444059c7518034463b6c89b1cacf4"/>
+    <w:bookmarkEnd w:id="71"/>
+    <w:bookmarkStart w:id="72" w:name="X1f74eb43af444059c7518034463b6c89b1cacf4"/>
     <w:p>
       <w:pPr>
         <w:pStyle w:val="Heading2"/>
@@ -6645,8 +6725,8 @@
         <w:t xml:space="preserve">, and the text resolves against those files at build time; the test suite fails if the two disagree, so a value cannot be typed into the prose. Every reference was checked against its Crossref record before being cited. The author designed the study, re-executed every result and verified all figures, equations and claims against the code, and is solely accountable for the content. No AI system is an author. This disclosure follows ICMJE and COPE guidance.</w:t>
       </w:r>
     </w:p>
-    <w:bookmarkEnd w:id="69"/>
-    <w:bookmarkStart w:id="70" w:name="references"/>
+    <w:bookmarkEnd w:id="72"/>
+    <w:bookmarkStart w:id="73" w:name="references"/>
     <w:p>
       <w:pPr>
         <w:pStyle w:val="Heading2"/>
@@ -6919,7 +6999,7 @@
         <w:t xml:space="preserve">Mao X, Li Q, Xie H, Lau RYK, Wang Z, Smolley SP. Least Squares Generative Adversarial Networks. In: 2017 IEEE International Conference on Computer Vision (ICCV); 2017, p. 2813-21. https://doi.org/10.1109/ICCV.2017.304.</w:t>
       </w:r>
     </w:p>
-    <w:bookmarkEnd w:id="70"/>
+    <w:bookmarkEnd w:id="73"/>
     <w:bookmarkStart w:id="74" w:name="figure-captions"/>
     <w:p>
       <w:pPr>
@@ -7052,7 +7132,7 @@
         <w:t xml:space="preserve"> </w:t>
       </w:r>
       <w:r>
-        <w:t xml:space="preserve">for the prewhitening, channelized Hotelling and non-prewhitening observers, and their difference B, per denoiser with clustered 95 % intervals</w:t>
+        <w:t xml:space="preserve">for the prewhitening, channelized Hotelling and non-prewhitening observers, and their difference B, per denoiser with clustered 95% intervals</w:t>
       </w:r>
     </w:p>
     <w:p>
@@ -7075,67 +7155,35 @@
     </w:p>
     <w:p>
       <w:pPr>
-        <w:pStyle w:val="CaptionedFigure"/>
-      </w:pPr>
-      <w:r>
-        <w:drawing>
-          <wp:inline>
-            <wp:extent cx="5334000" cy="2854200"/>
-            <wp:effectExtent b="0" l="0" r="0" t="0"/>
-            <wp:docPr descr="Figure 6. Cross-fitted prewhitening AUC after processing against the analytic ceiling of the unprocessed input, with the identity line, and a detail panel over the unsaturated range that marks the arms falling below its floor." title="" id="72" name="Picture"/>
-            <a:graphic>
-              <a:graphicData uri="http://schemas.openxmlformats.org/drawingml/2006/picture">
-                <pic:pic>
-                  <pic:nvPicPr>
-                    <pic:cNvPr descr="D:/DevGit/CT-Noise_Core/paper/figures/fig6_dpi_ceiling.png" id="73" name="Picture"/>
-                    <pic:cNvPicPr>
-                      <a:picLocks noChangeArrowheads="1" noChangeAspect="1"/>
-                    </pic:cNvPicPr>
-                  </pic:nvPicPr>
-                  <pic:blipFill>
-                    <a:blip r:embed="rId71"/>
-                    <a:stretch>
-                      <a:fillRect/>
-                    </a:stretch>
-                  </pic:blipFill>
-                  <pic:spPr bwMode="auto">
-                    <a:xfrm>
-                      <a:off x="0" y="0"/>
-                      <a:ext cx="5334000" cy="2854200"/>
-                    </a:xfrm>
-                    <a:prstGeom prst="rect">
-                      <a:avLst/>
-                    </a:prstGeom>
-                    <a:noFill/>
-                    <a:ln w="9525">
-                      <a:noFill/>
-                      <a:headEnd/>
-                      <a:tailEnd/>
-                    </a:ln>
-                  </pic:spPr>
-                </pic:pic>
-              </a:graphicData>
-            </a:graphic>
-          </wp:inline>
-        </w:drawing>
-      </w:r>
-    </w:p>
-    <w:p>
-      <w:pPr>
-        <w:pStyle w:val="ImageCaption"/>
+        <w:pStyle w:val="BodyText"/>
       </w:pPr>
       <w:r>
         <w:rPr>
           <w:b/>
           <w:bCs/>
         </w:rPr>
-        <w:t xml:space="preserve">Figure 6.</w:t>
-      </w:r>
-      <w:r>
-        <w:t xml:space="preserve"> </w:t>
-      </w:r>
-      <w:r>
-        <w:t xml:space="preserve">Cross-fitted prewhitening AUC after processing against the analytic ceiling of the unprocessed input, with the identity line, and a detail panel over the unsaturated range that marks the arms falling below its floor.</w:t>
+        <w:t xml:space="preserve">Figure 7.</w:t>
+      </w:r>
+      <w:r>
+        <w:t xml:space="preserve"> </w:t>
+      </w:r>
+      <w:r>
+        <w:t xml:space="preserve">The kV–mAs detectability atlas and the operational floor, the contour where the input’s ideal</w:t>
+      </w:r>
+      <w:r>
+        <w:t xml:space="preserve"> </w:t>
+      </w:r>
+      <w:r>
+        <w:rPr>
+          <w:rStyle w:val="VerbatimChar"/>
+        </w:rPr>
+        <w:t xml:space="preserve">d'</w:t>
+      </w:r>
+      <w:r>
+        <w:t xml:space="preserve"> </w:t>
+      </w:r>
+      <w:r>
+        <w:t xml:space="preserve">crosses the prespecified criterion</w:t>
       </w:r>
     </w:p>
     <w:p>
@@ -7147,28 +7195,13 @@
           <w:b/>
           <w:bCs/>
         </w:rPr>
-        <w:t xml:space="preserve">Figure 7.</w:t>
-      </w:r>
-      <w:r>
-        <w:t xml:space="preserve"> </w:t>
-      </w:r>
-      <w:r>
-        <w:t xml:space="preserve">The kV–mAs detectability atlas and the operational floor, the contour where the input’s ideal</w:t>
-      </w:r>
-      <w:r>
-        <w:t xml:space="preserve"> </w:t>
-      </w:r>
-      <w:r>
-        <w:rPr>
-          <w:rStyle w:val="VerbatimChar"/>
-        </w:rPr>
-        <w:t xml:space="preserve">d'</w:t>
-      </w:r>
-      <w:r>
-        <w:t xml:space="preserve"> </w:t>
-      </w:r>
-      <w:r>
-        <w:t xml:space="preserve">crosses the prespecified criterion</w:t>
+        <w:t xml:space="preserve">Figure 8.</w:t>
+      </w:r>
+      <w:r>
+        <w:t xml:space="preserve"> </w:t>
+      </w:r>
+      <w:r>
+        <w:t xml:space="preserve">Failure patterns by floor stratum: divergence, contrast erasure, excess lesion-like responses and mean task degradation, with clustered 95% intervals</w:t>
       </w:r>
     </w:p>
     <w:p>
@@ -7180,24 +7213,6 @@
           <w:b/>
           <w:bCs/>
         </w:rPr>
-        <w:t xml:space="preserve">Figure 8.</w:t>
-      </w:r>
-      <w:r>
-        <w:t xml:space="preserve"> </w:t>
-      </w:r>
-      <w:r>
-        <w:t xml:space="preserve">Failure patterns by floor stratum: divergence, contrast erasure, excess lesion-like responses and mean task degradation, with clustered 95 % intervals</w:t>
-      </w:r>
-    </w:p>
-    <w:p>
-      <w:pPr>
-        <w:pStyle w:val="BodyText"/>
-      </w:pPr>
-      <w:r>
-        <w:rPr>
-          <w:b/>
-          <w:bCs/>
-        </w:rPr>
         <w:t xml:space="preserve">Figure 9.</w:t>
       </w:r>
       <w:r>
@@ -7219,7 +7234,7 @@
         <w:t xml:space="preserve"> </w:t>
       </w:r>
       <w:r>
-        <w:t xml:space="preserve">and PSNR of each arm. The site is the admitted one whose anatomical structure is nearest the median of all admitted sites, and every panel shares one display window centred on the lesion-free reference, so no arm is flattered by its display. Images from LDCT-and-Projection-data (The Cancer Imaging Archive), CC BY 4.0, DOI 10.7937/9npb-2637</w:t>
+        <w:t xml:space="preserve">and PSNR of each arm. The site is the admitted one whose anatomical structure is nearest the median of all admitted sites, and every panel shares one display window centered on the lesion-free reference, so no arm is flattered by its display. Images from LDCT-and-Projection-data (The Cancer Imaging Archive), CC BY 4.0, DOI 10.7937/9npb-2637</w:t>
       </w:r>
     </w:p>
     <w:p>

--- a/paper/build/submission/Manuscript.docx
+++ b/paper/build/submission/Manuscript.docx
@@ -2,13 +2,13 @@
 <file path=word/document.xml><?xml version="1.0" encoding="utf-8"?>
 <w:document xmlns:w="http://schemas.openxmlformats.org/wordprocessingml/2006/main" xmlns:m="http://schemas.openxmlformats.org/officeDocument/2006/math" xmlns:r="http://schemas.openxmlformats.org/officeDocument/2006/relationships" xmlns:o="urn:schemas-microsoft-com:office:office" xmlns:v="urn:schemas-microsoft-com:vml" xmlns:w10="urn:schemas-microsoft-com:office:word" xmlns:a="http://schemas.openxmlformats.org/drawingml/2006/main" xmlns:pic="http://schemas.openxmlformats.org/drawingml/2006/picture" xmlns:wp="http://schemas.openxmlformats.org/drawingml/2006/wordprocessingDrawing">
   <w:body>
-    <w:bookmarkStart w:id="75" w:name="X2c6eccb9da101dd4eb69442f328f2c754e48906"/>
+    <w:bookmarkStart w:id="75" w:name="Xd02b8abbdc3a2a00c19511c5eb53e85bd76c5c5"/>
     <w:p>
       <w:pPr>
         <w:pStyle w:val="Heading1"/>
       </w:pPr>
       <w:r>
-        <w:t xml:space="preserve">Mathematical characterization of task detectability limits in AI-denoised CT: implications for task-based dose optimization</w:t>
+        <w:t xml:space="preserve">An information-theoretic exposure criterion for AI-denoised low-dose CT: from required detectability to delivered dose, and to an AI denoiser’s dose claim</w:t>
       </w:r>
     </w:p>
     <w:p>
@@ -59,7 +59,7 @@
         <w:t xml:space="preserve"> </w:t>
       </w:r>
       <w:r>
-        <w:t xml:space="preserve">Denoising improves reference-based fidelity metrics and is widely held thereby to permit dose reduction. That does not follow: processing cannot add task information.</w:t>
+        <w:t xml:space="preserve">Denoising improves fidelity metrics and is widely held thereby to permit dose reduction. It does not follow: a denoiser sees only the image it is given, so hypothesis, input and processed image form a Markov chain, and no test on the processed image dominates the likelihood-ratio test on the input. The bound says nothing about what a given observer recovers, or about exposure.</w:t>
       </w:r>
     </w:p>
     <w:p>
@@ -77,7 +77,7 @@
         <w:t xml:space="preserve"> </w:t>
       </w:r>
       <w:r>
-        <w:t xml:space="preserve">To characterize task detectability limits in denoised CT by separating the detectability an input offers an ideal observer from that a specified observer achieves, and thereby compare the exposure each method needs.</w:t>
+        <w:t xml:space="preserve">To convert a stated detection requirement into the exposure a low-dose CT protocol needs, by separating the detectability an input offers an ideal observer from the detectability a specified observer achieves, and to use that conversion to test the dose claim made for a denoiser.</w:t>
       </w:r>
     </w:p>
     <w:p>
@@ -95,7 +95,7 @@
         <w:t xml:space="preserve"> </w:t>
       </w:r>
       <w:r>
-        <w:t xml:space="preserve">Signal- and background-known-exactly detection of a low-contrast disk on phantoms with three classical denoisers and three observers, and on 12 liver cases from LDCT-and-Projection-data with a synthetic lesion in abdominal soft tissue. Each arm is referenced to its unprocessed input and its analytic ceiling [1,2]. Residual CNNs trained on 8 cases were evaluated on 4 never-seen cases, at two capacities, each paired with a counterpart differing only in an adversarial objective. Exposure was compared on a dose simulation rescaling the collection’s measured noise, against</w:t>
+        <w:t xml:space="preserve">Signal- and background-known-exactly detection of a low-contrast disk: on phantoms, with three classical denoisers and three observers; and on 12 liver cases from LDCT-and-Projection-data, with a synthetic lesion in abdominal soft tissue and residual CNNs trained on 8 cases, evaluated on 4 never-seen cases at two capacities, each paired with an adversarial counterpart. Every arm is referenced to its unprocessed input and its analytic ceiling [1,2], and exposure compared against</w:t>
       </w:r>
       <w:r>
         <w:t xml:space="preserve"> </w:t>
@@ -110,7 +110,7 @@
         <w:t xml:space="preserve"> </w:t>
       </w:r>
       <w:r>
-        <w:t xml:space="preserve">≥ 5.</w:t>
+        <w:t xml:space="preserve">≥ 5 on a dose simulation rescaling the collection’s measured noise.</w:t>
       </w:r>
     </w:p>
     <w:p>
@@ -128,7 +128,7 @@
         <w:t xml:space="preserve"> </w:t>
       </w:r>
       <w:r>
-        <w:t xml:space="preserve">88.2% of evaluations improved fidelity while detectability fell; denoising helped the inefficient observer more (+1.13). On real data PSNR ranked 9 methods against</w:t>
+        <w:t xml:space="preserve">The unprocessed input met the requirement down to 0.187 of the routine protocol, so the acquisition already supplied the exposure the task needed; 7 of 8 processed arms needed more than that, the best differing from doing nothing by -2%. Exposure read off a fidelity metric disagreed: the exposure PSNR implied reached 2.04× the one delivered, and 4.8× where</w:t>
       </w:r>
       <w:r>
         <w:t xml:space="preserve"> </w:t>
@@ -143,7 +143,22 @@
         <w:t xml:space="preserve"> </w:t>
       </w:r>
       <w:r>
-        <w:t xml:space="preserve">at ρ -0.08, the best-PSNR method ranking 7 of 9 on the task, and 0 arms exceeded the ceiling. The adversarial arms showed no detected increase in lesion-shaped response. Unprocessed images met the criterion to 0.187 of routine exposure; 7 of 8 processed arms needed more.</w:t>
+        <w:t xml:space="preserve">had already fallen to 1.35. An ideal-observer floor supplied 60% of the exposure required. In the controlled experiments 88.2% of evaluations improved fidelity while detectability fell, denoising helped the inefficient observer more (+1.13), PSNR ranked 9 methods against</w:t>
+      </w:r>
+      <w:r>
+        <w:t xml:space="preserve"> </w:t>
+      </w:r>
+      <w:r>
+        <w:rPr>
+          <w:rStyle w:val="VerbatimChar"/>
+        </w:rPr>
+        <w:t xml:space="preserve">d'</w:t>
+      </w:r>
+      <w:r>
+        <w:t xml:space="preserve"> </w:t>
+      </w:r>
+      <w:r>
+        <w:t xml:space="preserve">at ρ -0.08, and 0 arms exceeded the ceiling. The adversarial arms showed no detected increase in lesion-shaped response.</w:t>
       </w:r>
     </w:p>
     <w:p>
@@ -161,7 +176,7 @@
         <w:t xml:space="preserve"> </w:t>
       </w:r>
       <w:r>
-        <w:t xml:space="preserve">Separating the input’s ceiling from achieved detectability allows exposure requirements to be compared against a defined criterion. Fidelity gains alone did not establish task preservation. Clinical use requires scanner-specific calibration and human-reader validation.</w:t>
+        <w:t xml:space="preserve">A detection requirement converts into an exposure, which is what a protocol is written in. Set the dose from the crossing on the unprocessed input, where the margin was here; do not take an exposure implied by a fidelity metric, which overstated it; and do not use an ideal-observer floor as an operating point, which is not reachable. Clinical use requires scanner-specific calibration and human-reader validation.</w:t>
       </w:r>
     </w:p>
     <w:p>
@@ -484,6 +499,17 @@
       </w:pPr>
       <w:r>
         <w:t xml:space="preserve">1.3 Contributions</w:t>
+      </w:r>
+    </w:p>
+    <w:p>
+      <w:pPr>
+        <w:numPr>
+          <w:ilvl w:val="0"/>
+          <w:numId w:val="1001"/>
+        </w:numPr>
+      </w:pPr>
+      <w:r>
+        <w:t xml:space="preserve">A conversion from a stated detection requirement to the exposure a protocol needs, measured on the unprocessed input and on each processed arm, together with the two corrections a site has to apply to use it: the exposure implied by a fidelity metric is not the exposure delivered, and an ideal-observer floor is not an operating point.</w:t>
       </w:r>
     </w:p>
     <w:p>
@@ -4272,7 +4298,7 @@
       <w:r>
         <w:drawing>
           <wp:inline>
-            <wp:extent cx="5334000" cy="2168880"/>
+            <wp:extent cx="5334000" cy="2338753"/>
             <wp:effectExtent b="0" l="0" r="0" t="0"/>
             <wp:docPr descr="Figure 9. One held-out site at a quarter of the routine dose, lesion present and absent, unprocessed and after four denoisers, with the held-out d' and PSNR of each arm. The site is the admitted one whose anatomical structure is nearest the median of all admitted sites, and every panel shares one display window centered on the lesion-free reference, so no arm is flattered by its display. Images from LDCT-and-Projection-data (The Cancer Imaging Archive), CC BY 4.0, DOI 10.7937/9npb-2637." title="" id="54" name="Picture"/>
             <a:graphic>
@@ -4293,7 +4319,7 @@
                   <pic:spPr bwMode="auto">
                     <a:xfrm>
                       <a:off x="0" y="0"/>
-                      <a:ext cx="5334000" cy="2168880"/>
+                      <a:ext cx="5334000" cy="2338753"/>
                     </a:xfrm>
                     <a:prstGeom prst="rect">
                       <a:avLst/>
@@ -6073,7 +6099,7 @@
         <w:pStyle w:val="FirstParagraph"/>
       </w:pPr>
       <w:r>
-        <w:t xml:space="preserve">The contribution of this work is a framework that separates two quantities usually reported as one: the detectability an input makes available to an ideal observer, and the detectability a specified observer actually achieves after processing. Holding them apart is what turns a statement about image quality into a statement about an exposure, because the requirement a task imposes can then be placed on the second quantity rather than the first, and the exposure that meets it compared across processing methods.</w:t>
+        <w:t xml:space="preserve">This work separates two quantities usually reported as one: the detectability an input makes available to an ideal observer, and the detectability a specified observer achieves after processing. Holding them apart is what turns a statement about image quality into a statement about an exposure, because the task’s requirement can then be placed on the second quantity and the exposure that meets it compared across methods.</w:t>
       </w:r>
     </w:p>
     <w:p>
@@ -6151,15 +6177,15 @@
         <w:t xml:space="preserve">attainable required performance</w:t>
       </w:r>
       <w:r>
-        <w:t xml:space="preserve">, derived from the input and the requirement alone. It says that no processing of an input below it can bring the requirement back into reach. It does not predict which denoiser will erase contrast, or where lesion-like responses will appear — those are properties of the processing, not of the boundary, and in this matrix they were not stratified by it. Reading the floor as a predictor of denoiser-specific failure modes would over-claim; reading it as a limit on what any processing can deliver is what the bound supports.</w:t>
-      </w:r>
-    </w:p>
-    <w:p>
-      <w:pPr>
-        <w:pStyle w:val="BodyText"/>
-      </w:pPr>
-      <w:r>
-        <w:t xml:space="preserve">The clinical relevance of this framework lies in linking image processing to a specified diagnostic task and performance requirement. For radiologists, it motivates assessing whether improved image appearance preserves the features needed for the intended decision. For radiographers and medical physicists, it provides a basis for jointly evaluating acquisition exposure and post-processing against task-specific performance criteria. The intended patient benefit is to avoid unnecessary exposure while retaining information needed for diagnosis. These are translational objectives, not outcomes demonstrated here: the present study evaluated model observers and synthetic lesions, including lesions inserted into real CT backgrounds. Clinical application requires scanner-specific calibration, representative diagnostic tasks, and validation with human readers.</w:t>
+        <w:t xml:space="preserve">, derived from the input and the requirement alone. It says that no processing of an input below it can bring the requirement back into reach. It does not predict which denoiser will erase contrast or where lesion-like responses will appear — those are properties of the processing, and in this matrix they were not stratified by it.</w:t>
+      </w:r>
+    </w:p>
+    <w:p>
+      <w:pPr>
+        <w:pStyle w:val="BodyText"/>
+      </w:pPr>
+      <w:r>
+        <w:t xml:space="preserve">What a department does with this is in Section 5, in the exposure the conversion returns rather than in a statement of relevance. What that conversion rests on is stated with it: model observers and synthetic lesions, including lesions inserted into real CT backgrounds, so clinical application requires scanner-specific calibration, representative diagnostic tasks and validation with human readers.</w:t>
       </w:r>
     </w:p>
     <w:p>
@@ -6218,7 +6244,38 @@
         <w:pStyle w:val="FirstParagraph"/>
       </w:pPr>
       <w:r>
-        <w:t xml:space="preserve">This study characterizes task detectability limits in denoised CT by separating the input’s ideal-observer ceiling from the performance achieved by specified observers. Controlled experiments and synthetic-lesion evaluations on real CT backgrounds showed observer-dependent denoising effects and divergence between fidelity and detectability. Within the evaluated dose simulation, task thresholds provided a basis for comparing exposure requirements across processing methods. These findings support evaluating acquisition and post-processing jointly against a defined detection requirement. Translation to clinical dose optimization requires scanner-specific calibration and human-reader validation, with the ultimate aim of preserving diagnostic information while avoiding unnecessary patient exposure.</w:t>
+        <w:t xml:space="preserve">Exposure for a detection task can be set from the task. Separating the detectability an input offers an ideal observer from the detectability a specified observer achieves turns a stated requirement into a dose, and a dose is the quantity a protocol is written in. On 12 liver cases with the requirement</w:t>
+      </w:r>
+      <w:r>
+        <w:t xml:space="preserve"> </w:t>
+      </w:r>
+      <w:r>
+        <w:rPr>
+          <w:rStyle w:val="VerbatimChar"/>
+        </w:rPr>
+        <w:t xml:space="preserve">d'</w:t>
+      </w:r>
+      <w:r>
+        <w:t xml:space="preserve"> </w:t>
+      </w:r>
+      <w:r>
+        <w:t xml:space="preserve">= 5, that conversion put the crossing for the unprocessed input at 0.187 of the routine protocol.</w:t>
+      </w:r>
+    </w:p>
+    <w:p>
+      <w:pPr>
+        <w:pStyle w:val="BodyText"/>
+      </w:pPr>
+      <w:r>
+        <w:t xml:space="preserve">Three things follow for a site writing a protocol. Measure the crossing on the unprocessed input: it is what the acquisition supplies, and 7 of 8 processed arms moved it the wrong way. Do not read an exposure off a fidelity metric: the exposure PSNR implied reached 2.04× the one delivered, and 4.8× where the task had already failed. Do not take an ideal-observer floor as the operating point: it is not reachable, and here it supplied 60% of the exposure the requirement needed, so a protocol set from it would need 66% more than it provides; Section 3.7 states why those two percentages are not interchangeable.</w:t>
+      </w:r>
+    </w:p>
+    <w:p>
+      <w:pPr>
+        <w:pStyle w:val="BodyText"/>
+      </w:pPr>
+      <w:r>
+        <w:t xml:space="preserve">What this establishes and what it does not. The conversion is demonstrated for one detection task — a signal- and background-known-exactly low-contrast disk — scored by model observers on 12 liver cases from one public collection, over the denoisers evaluated here, on a dose axis whose spectrum and anatomy are measured and whose amplitude away from the nominal fraction is modeled. It is not a statement about denoising in general, about other tasks or lesion types, or about human readers, and no arm measured here is excluded from improving on the acquisition by a margin this design was too small to resolve. Translation to clinical dose optimization requires scanner-specific calibration and human-reader validation, with the ultimate aim of preserving diagnostic information while avoiding unnecessary patient exposure.</w:t>
       </w:r>
     </w:p>
     <w:bookmarkEnd w:id="67"/>
@@ -6505,7 +6562,7 @@
         <w:t xml:space="preserve">3.12</w:t>
       </w:r>
       <w:r>
-        <w:t xml:space="preserve">. The repository — source, tests, generated results, figures and this manuscript’s build — is public at https://github.com/Institute-of-One/denoiq-core and is available at review time; the exact version reported here is archived at Zenodo as version 0.2.0, doi:10.5281/zenodo.23095236.</w:t>
+        <w:t xml:space="preserve">. The repository — source, tests, generated results, figures and this manuscript’s build — is public at https://github.com/Institute-of-One/denoiq-core and is available at review time; the exact version reported here is archived at Zenodo as version 0.2.1 on release; the version DOI is inserted at submission.</w:t>
       </w:r>
     </w:p>
     <w:p>

--- a/paper/build/submission/Manuscript.docx
+++ b/paper/build/submission/Manuscript.docx
@@ -6403,7 +6403,7 @@
         </w:r>
       </w:hyperlink>
       <w:r>
-        <w:t xml:space="preserve">, MIT licensed, archived at Zenodo as version 0.2.0, doi:10.5281/zenodo.23095235. Its entry points are</w:t>
+        <w:t xml:space="preserve">, MIT licensed, archived at Zenodo as version 0.2.1, doi:10.5281/zenodo.23620031. Its entry points are</w:t>
       </w:r>
       <w:r>
         <w:t xml:space="preserve"> </w:t>
@@ -6562,7 +6562,7 @@
         <w:t xml:space="preserve">3.12</w:t>
       </w:r>
       <w:r>
-        <w:t xml:space="preserve">. The repository — source, tests, generated results, figures and this manuscript’s build — is public at https://github.com/Institute-of-One/denoiq-core and is available at review time; the exact version reported here is archived at Zenodo as version 0.2.1 on release; the version DOI is inserted at submission.</w:t>
+        <w:t xml:space="preserve">. The repository — source, tests, generated results, figures and this manuscript’s build — is public at https://github.com/Institute-of-One/denoiq-core and is available at review time; the exact version reported here is archived at Zenodo as version 0.2.1, doi:10.5281/zenodo.23620026.</w:t>
       </w:r>
     </w:p>
     <w:p>
